--- a/downloads/teacher/ai-7-week-06.docx
+++ b/downloads/teacher/ai-7-week-06.docx
@@ -1951,6 +1951,396 @@
         <w:t>For the Reproducible AI Research Study, retain an annotated worked trace and the changed-case reasoning. Connect the claim to its records, units and assumptions so another investigator can challenge or reproduce it.</w:t>
       </w:r>
     </w:p>
+    <w:p>
+      <w:pPr>
+        <w:pStyle w:val="Heading1"/>
+      </w:pPr>
+      <w:r>
+        <w:t>07. Prepare, teach and assess</w:t>
+      </w:r>
+    </w:p>
+    <w:p>
+      <w:r>
+        <w:t>Teaching target: Explain the mechanism and terminology of a literature comparison matrix</w:t>
+      </w:r>
+    </w:p>
+    <w:p>
+      <w:r>
+        <w:t>Prepare the labelled worked-case picture, the matching workbook, fictional input cards and a place for individual responses. Check a local Python 3 environment before class; have a paper-trace version ready.</w:t>
+      </w:r>
+    </w:p>
+    <w:tbl>
+      <w:tblPr>
+        <w:tblStyle w:val="LightShading-Accent1"/>
+        <w:tblW w:type="auto" w:w="0"/>
+        <w:tblLook w:firstColumn="1" w:firstRow="1" w:lastColumn="0" w:lastRow="0" w:noHBand="0" w:noVBand="1" w:val="04A0"/>
+      </w:tblPr>
+      <w:tblGrid>
+        <w:gridCol w:w="3408"/>
+        <w:gridCol w:w="3408"/>
+        <w:gridCol w:w="3408"/>
+      </w:tblGrid>
+      <w:tr>
+        <w:trPr>
+          <w:tblHeader/>
+        </w:trPr>
+        <w:tc>
+          <w:tcPr>
+            <w:tcW w:type="dxa" w:w="3408"/>
+          </w:tcPr>
+          <w:p>
+            <w:r>
+              <w:t>Session</w:t>
+            </w:r>
+          </w:p>
+        </w:tc>
+        <w:tc>
+          <w:tcPr>
+            <w:tcW w:type="dxa" w:w="3408"/>
+          </w:tcPr>
+          <w:p>
+            <w:r>
+              <w:t>Plan</w:t>
+            </w:r>
+          </w:p>
+        </w:tc>
+        <w:tc>
+          <w:tcPr>
+            <w:tcW w:type="dxa" w:w="3408"/>
+          </w:tcPr>
+          <w:p>
+            <w:r>
+              <w:t>Resources</w:t>
+            </w:r>
+          </w:p>
+        </w:tc>
+      </w:tr>
+      <w:tr>
+        <w:tc>
+          <w:tcPr>
+            <w:tcW w:type="dxa" w:w="3408"/>
+          </w:tcPr>
+          <w:p>
+            <w:r>
+              <w:t>Session 1 · Understand · 45 min</w:t>
+            </w:r>
+          </w:p>
+        </w:tc>
+        <w:tc>
+          <w:tcPr>
+            <w:tcW w:type="dxa" w:w="3408"/>
+          </w:tcPr>
+          <w:p>
+            <w:r>
+              <w:t>0–7: recall and prerequisite; 7–15: inspect the concrete case and predict; 15–30: teacher models the worked trace; 30–40: learners explain a step using the text and visual; 40–45: check the core idea.</w:t>
+            </w:r>
+          </w:p>
+        </w:tc>
+        <w:tc>
+          <w:tcPr>
+            <w:tcW w:type="dxa" w:w="3408"/>
+          </w:tcPr>
+          <w:p>
+            <w:r>
+              <w:t>Sections 1–6; record the brief recall in the workbook.</w:t>
+            </w:r>
+          </w:p>
+        </w:tc>
+      </w:tr>
+      <w:tr>
+        <w:tc>
+          <w:tcPr>
+            <w:tcW w:type="dxa" w:w="3408"/>
+          </w:tcPr>
+          <w:p>
+            <w:r>
+              <w:t>Session 2 · Practise · 45 min</w:t>
+            </w:r>
+          </w:p>
+        </w:tc>
+        <w:tc>
+          <w:tcPr>
+            <w:tcW w:type="dxa" w:w="3408"/>
+          </w:tcPr>
+          <w:p>
+            <w:r>
+              <w:t>0–5: retrieve the procedure; 5–15: W2 completion practice; 15–23: explain and check with a partner; 23–30: each learner answers the misconception check; 30–40: targeted reteaching or a harder variation; 40–45: prepare the investigation.</w:t>
+            </w:r>
+          </w:p>
+        </w:tc>
+        <w:tc>
+          <w:tcPr>
+            <w:tcW w:type="dxa" w:w="3408"/>
+          </w:tcPr>
+          <w:p>
+            <w:r>
+              <w:t>Sections 7–10; use the matching workbook W2 and misconception check.</w:t>
+            </w:r>
+          </w:p>
+        </w:tc>
+      </w:tr>
+      <w:tr>
+        <w:tc>
+          <w:tcPr>
+            <w:tcW w:type="dxa" w:w="3408"/>
+          </w:tcPr>
+          <w:p>
+            <w:r>
+              <w:t>Session 3 · Investigate and transfer · 45 min</w:t>
+            </w:r>
+          </w:p>
+        </w:tc>
+        <w:tc>
+          <w:tcPr>
+            <w:tcW w:type="dxa" w:w="3408"/>
+          </w:tcPr>
+          <w:p>
+            <w:r>
+              <w:t>0–5: retrieve the decision rule; 5–20: investigate or trace; 20–30: start the independent case; 30–38: connect the project; 38–43: act on feedback; 43–45: plan the return check.</w:t>
+            </w:r>
+          </w:p>
+        </w:tc>
+        <w:tc>
+          <w:tcPr>
+            <w:tcW w:type="dxa" w:w="3408"/>
+          </w:tcPr>
+          <w:p>
+            <w:r>
+              <w:t>Sections 9 and 11–14. Give extra time to finish the full task set; use Section 15 when the week includes a coding lab.</w:t>
+            </w:r>
+          </w:p>
+        </w:tc>
+      </w:tr>
+    </w:tbl>
+    <w:p>
+      <w:r>
+        <w:t>Before class, solve the supported practice: Study A reports accuracy90% on easy classification; B reports claim support80% on difficult generated answers. Show the intermediate steps and give the conclusion with its scope.</w:t>
+      </w:r>
+    </w:p>
+    <w:p>
+      <w:r>
+        <w:t>Reasoned practice answer: Teacher explanation: Different tasks and metrics cannot establish A superior to B. Keep separate columns and identify a common evaluation needed.</w:t>
+      </w:r>
+    </w:p>
+    <w:p>
+      <w:r>
+        <w:t>Check every learner before discussion: Use the worked case for A literature comparison matrix. Proposed explanation: “The worked result establishes every future case”. Decide whether this explanation is supported. Point to the step or supplied fact that decides; explain your repair if needed.</w:t>
+      </w:r>
+    </w:p>
+    <w:p>
+      <w:r>
+        <w:t>Misconception repair: A matrix documents comparison limits; it does not create missing common evidence.</w:t>
+      </w:r>
+    </w:p>
+    <w:p>
+      <w:r>
+        <w:t>Support: read the exact case aloud, enlarge the labelled picture, supply input cards and model only the first deciding step. Accept a spoken explanation or drawing; retain the reasoning goal.</w:t>
+      </w:r>
+    </w:p>
+    <w:p>
+      <w:r>
+        <w:t>Extension: Remove the indoor/outdoor column. Require a prediction and a reason before comparing. Expected result: The matrix conceals an important condition difference. Reason: A reader might now mistake unlike studies for a controlled head-to-head comparison.</w:t>
+      </w:r>
+    </w:p>
+    <w:p>
+      <w:r>
+        <w:t>Independent assessment: withhold the reserved answer until the learner has attempted the new case. Record support separately from correctness.</w:t>
+      </w:r>
+    </w:p>
+    <w:tbl>
+      <w:tblPr>
+        <w:tblStyle w:val="LightShading-Accent1"/>
+        <w:tblW w:type="auto" w:w="0"/>
+        <w:tblLook w:firstColumn="1" w:firstRow="1" w:lastColumn="0" w:lastRow="0" w:noHBand="0" w:noVBand="1" w:val="04A0"/>
+      </w:tblPr>
+      <w:tblGrid>
+        <w:gridCol w:w="2556"/>
+        <w:gridCol w:w="2556"/>
+        <w:gridCol w:w="2556"/>
+        <w:gridCol w:w="2556"/>
+      </w:tblGrid>
+      <w:tr>
+        <w:trPr>
+          <w:tblHeader/>
+        </w:trPr>
+        <w:tc>
+          <w:tcPr>
+            <w:tcW w:type="dxa" w:w="2556"/>
+          </w:tcPr>
+          <w:p>
+            <w:r>
+              <w:t>Criterion</w:t>
+            </w:r>
+          </w:p>
+        </w:tc>
+        <w:tc>
+          <w:tcPr>
+            <w:tcW w:type="dxa" w:w="2556"/>
+          </w:tcPr>
+          <w:p>
+            <w:r>
+              <w:t>Not yet</w:t>
+            </w:r>
+          </w:p>
+        </w:tc>
+        <w:tc>
+          <w:tcPr>
+            <w:tcW w:type="dxa" w:w="2556"/>
+          </w:tcPr>
+          <w:p>
+            <w:r>
+              <w:t>With support</w:t>
+            </w:r>
+          </w:p>
+        </w:tc>
+        <w:tc>
+          <w:tcPr>
+            <w:tcW w:type="dxa" w:w="2556"/>
+          </w:tcPr>
+          <w:p>
+            <w:r>
+              <w:t>Independent</w:t>
+            </w:r>
+          </w:p>
+        </w:tc>
+      </w:tr>
+      <w:tr>
+        <w:tc>
+          <w:tcPr>
+            <w:tcW w:type="dxa" w:w="2556"/>
+          </w:tcPr>
+          <w:p>
+            <w:r>
+              <w:t>Explanation</w:t>
+            </w:r>
+          </w:p>
+        </w:tc>
+        <w:tc>
+          <w:tcPr>
+            <w:tcW w:type="dxa" w:w="2556"/>
+          </w:tcPr>
+          <w:p>
+            <w:r>
+              <w:t>Names an answer without a deciding fact</w:t>
+            </w:r>
+          </w:p>
+        </w:tc>
+        <w:tc>
+          <w:tcPr>
+            <w:tcW w:type="dxa" w:w="2556"/>
+          </w:tcPr>
+          <w:p>
+            <w:r>
+              <w:t>Uses a hint to link fact and decision</w:t>
+            </w:r>
+          </w:p>
+        </w:tc>
+        <w:tc>
+          <w:tcPr>
+            <w:tcW w:type="dxa" w:w="2556"/>
+          </w:tcPr>
+          <w:p>
+            <w:r>
+              <w:t>Explains the deciding fact in own words</w:t>
+            </w:r>
+          </w:p>
+        </w:tc>
+      </w:tr>
+      <w:tr>
+        <w:tc>
+          <w:tcPr>
+            <w:tcW w:type="dxa" w:w="2556"/>
+          </w:tcPr>
+          <w:p>
+            <w:r>
+              <w:t>Trace or test</w:t>
+            </w:r>
+          </w:p>
+        </w:tc>
+        <w:tc>
+          <w:tcPr>
+            <w:tcW w:type="dxa" w:w="2556"/>
+          </w:tcPr>
+          <w:p>
+            <w:r>
+              <w:t>Cannot connect input and result</w:t>
+            </w:r>
+          </w:p>
+        </w:tc>
+        <w:tc>
+          <w:tcPr>
+            <w:tcW w:type="dxa" w:w="2556"/>
+          </w:tcPr>
+          <w:p>
+            <w:r>
+              <w:t>Completes steps with prompts</w:t>
+            </w:r>
+          </w:p>
+        </w:tc>
+        <w:tc>
+          <w:tcPr>
+            <w:tcW w:type="dxa" w:w="2556"/>
+          </w:tcPr>
+          <w:p>
+            <w:r>
+              <w:t>Traces or tests a changed case accurately</w:t>
+            </w:r>
+          </w:p>
+        </w:tc>
+      </w:tr>
+      <w:tr>
+        <w:tc>
+          <w:tcPr>
+            <w:tcW w:type="dxa" w:w="2556"/>
+          </w:tcPr>
+          <w:p>
+            <w:r>
+              <w:t>Limits and revision</w:t>
+            </w:r>
+          </w:p>
+        </w:tc>
+        <w:tc>
+          <w:tcPr>
+            <w:tcW w:type="dxa" w:w="2556"/>
+          </w:tcPr>
+          <w:p>
+            <w:r>
+              <w:t>Claims more than evidence supports</w:t>
+            </w:r>
+          </w:p>
+        </w:tc>
+        <w:tc>
+          <w:tcPr>
+            <w:tcW w:type="dxa" w:w="2556"/>
+          </w:tcPr>
+          <w:p>
+            <w:r>
+              <w:t>Names a limit after a prompt</w:t>
+            </w:r>
+          </w:p>
+        </w:tc>
+        <w:tc>
+          <w:tcPr>
+            <w:tcW w:type="dxa" w:w="2556"/>
+          </w:tcPr>
+          <w:p>
+            <w:r>
+              <w:t>States a defensible limit and useful next test</w:t>
+            </w:r>
+          </w:p>
+        </w:tc>
+      </w:tr>
+    </w:tbl>
+    <w:p>
+      <w:r>
+        <w:t>Project checkpoint: Frame the need. Name the user, the problem, allowed inputs and a safe simple starting method.</w:t>
+      </w:r>
+    </w:p>
+    <w:p>
+      <w:r>
+        <w:t>Use the weekly teacher answer for topic-specific reasoning. A saved progress tick is an activity record; judge mastery from the learner’s explanation and evidence.</w:t>
+      </w:r>
+    </w:p>
     <w:sectPr>
       <w:pgSz w:w="12240" w:h="15840"/>
       <w:pgMar w:top="936" w:right="1008" w:bottom="936" w:left="1008" w:header="720" w:footer="720" w:gutter="0"/>

--- a/downloads/teacher/ai-7-week-06.docx
+++ b/downloads/teacher/ai-7-week-06.docx
@@ -2341,6 +2341,39 @@
         <w:t>Use the weekly teacher answer for topic-specific reasoning. A saved progress tick is an activity record; judge mastery from the learner’s explanation and evidence.</w:t>
       </w:r>
     </w:p>
+    <w:p>
+      <w:pPr>
+        <w:pStyle w:val="Heading1"/>
+      </w:pPr>
+      <w:r>
+        <w:t>08. Use feedback, labs and repair paths</w:t>
+      </w:r>
+    </w:p>
+    <w:p>
+      <w:r>
+        <w:t>Use the two formative questions as supported practice, not as independent mastery scores. Discuss the deciding evidence rather than accepting a guessed selection.</w:t>
+      </w:r>
+    </w:p>
+    <w:p>
+      <w:r>
+        <w:t>The feedback comes from the reviewed public worked case. Do not reveal the separately reserved independent teacher answer until the learner has attempted that case.</w:t>
+      </w:r>
+    </w:p>
+    <w:p>
+      <w:r>
+        <w:t>Ask students to predict before running code. Preserve errors and actual outputs; collect a changed test and an explanation. The branch-boundary and indexing lessons deliberately include failure cases.</w:t>
+      </w:r>
+    </w:p>
+    <w:p>
+      <w:r>
+        <w:t>Use the earlier worked-explanation links to address a specific missing building block, then return to the current question. Adapt this suggestion after observing the learner; it is not an automatic diagnosis.</w:t>
+      </w:r>
+    </w:p>
+    <w:p>
+      <w:r>
+        <w:t>Collect the completed-work portfolio as evidence. Record support separately from correctness, and assess explanation, trace/test and limitations. Progress ticks and quiz selections alone do not establish mastery.</w:t>
+      </w:r>
+    </w:p>
     <w:sectPr>
       <w:pgSz w:w="12240" w:h="15840"/>
       <w:pgMar w:top="936" w:right="1008" w:bottom="936" w:left="1008" w:header="720" w:footer="720" w:gutter="0"/>

--- a/downloads/teacher/ai-7-week-06.docx
+++ b/downloads/teacher/ai-7-week-06.docx
@@ -29,16 +29,39 @@
       </w:r>
     </w:p>
     <w:p>
-      <w:pPr>
-        <w:pStyle w:val="Heading3"/>
-      </w:pPr>
-      <w:r>
-        <w:t>Teach the learning cycle</w:t>
+      <w:r>
+        <w:t>Prepare A literature comparison matrix: check the target, prerequisites, resources and adaptable teaching schedule.</w:t>
       </w:r>
     </w:p>
     <w:p>
-      <w:r>
-        <w:t>Primary target: Explain the mechanism and terminology of a literature comparison matrix</w:t>
+      <w:pPr>
+        <w:pStyle w:val="Heading3"/>
+      </w:pPr>
+      <w:r>
+        <w:t>Teach the learning cycle</w:t>
+      </w:r>
+    </w:p>
+    <w:p>
+      <w:pPr>
+        <w:spacing w:line="336" w:lineRule="auto" w:after="180"/>
+      </w:pPr>
+      <w:r>
+        <w:rPr>
+          <w:b w:val="0"/>
+        </w:rPr>
+        <w:t xml:space="preserve">Primary target: Explain the </w:t>
+      </w:r>
+      <w:r>
+        <w:rPr>
+          <w:b/>
+        </w:rPr>
+        <w:t>mechanism</w:t>
+      </w:r>
+      <w:r>
+        <w:rPr>
+          <w:b w:val="0"/>
+        </w:rPr>
+        <w:t xml:space="preserve"> and terminology of a literature comparison matrix</w:t>
       </w:r>
     </w:p>
     <w:tbl>
@@ -185,16 +208,37 @@
       </w:tr>
     </w:tbl>
     <w:p>
-      <w:r>
-        <w:t>This is a starting allocation of 135 minutes, not a validated duration. Preserve all named topics. Schedule extra time for connected examples, the full investigation, independent cases and project building. Repeated copies of a case share one recorded attempt; they are not new evidence.</w:t>
+      <w:pPr>
+        <w:spacing w:line="336" w:lineRule="auto" w:after="180"/>
+      </w:pPr>
+      <w:r>
+        <w:rPr>
+          <w:b w:val="0"/>
+        </w:rPr>
+        <w:t>This is a starting allocation of 135 minutes, not a validated duration. Preserve all named topics. Schedule extra time for connected examples, the full investigation, independent cases and project building.</w:t>
       </w:r>
     </w:p>
     <w:p>
       <w:pPr>
-        <w:pStyle w:val="Heading3"/>
-      </w:pPr>
-      <w:r>
-        <w:t>Retrieval answer guidance</w:t>
+        <w:spacing w:line="336" w:lineRule="auto" w:after="180"/>
+      </w:pPr>
+      <w:r>
+        <w:rPr>
+          <w:b w:val="0"/>
+        </w:rPr>
+        <w:t xml:space="preserve">Repeated copies of a case share one recorded attempt; they are not new </w:t>
+      </w:r>
+      <w:r>
+        <w:rPr>
+          <w:b/>
+        </w:rPr>
+        <w:t>evidence</w:t>
+      </w:r>
+      <w:r>
+        <w:rPr>
+          <w:b w:val="0"/>
+        </w:rPr>
+        <w:t>.</w:t>
       </w:r>
     </w:p>
     <w:p>
@@ -202,155 +246,537 @@
         <w:pStyle w:val="Heading3"/>
       </w:pPr>
       <w:r>
-        <w:t>Replication and reproduction</w:t>
+        <w:t>Retrieval answer guidance</w:t>
       </w:r>
     </w:p>
     <w:p>
-      <w:r>
-        <w:t>Without opening the old lesson, explain one key idea from Replication and reproduction. Give an example and a mistake that the idea helps you avoid.</w:t>
+      <w:pPr>
+        <w:pStyle w:val="Heading3"/>
+      </w:pPr>
+      <w:r>
+        <w:t>Replication and reproduction</w:t>
       </w:r>
     </w:p>
     <w:p>
-      <w:r>
-        <w:t>Look for: Explain the mechanism and terminology of replication and reproduction</w:t>
+      <w:pPr>
+        <w:spacing w:line="336" w:lineRule="auto" w:after="180"/>
+      </w:pPr>
+      <w:r>
+        <w:rPr>
+          <w:b w:val="0"/>
+        </w:rPr>
+        <w:t>Without opening the old lesson, explain one key idea from Replication and reproduction. Give an example and a mistake that the idea helps you avoid.</w:t>
       </w:r>
     </w:p>
     <w:p>
-      <w:r>
-        <w:t>Reference example, not the only acceptable wording: Teacher explanation: Reproducing a computation uses recorded artifacts; replication collects new evidence under a comparable question. Naming conventions vary, so define the terms in the project. Here replay means same artifacts/procedure; new-data replication means newly collected eligible cases under the same plan. Preserve environment, data versions and raw results.</w:t>
+      <w:pPr>
+        <w:spacing w:line="336" w:lineRule="auto" w:after="180"/>
+      </w:pPr>
+      <w:r>
+        <w:rPr>
+          <w:b w:val="0"/>
+        </w:rPr>
+        <w:t xml:space="preserve">Look for: Explain the </w:t>
+      </w:r>
+      <w:r>
+        <w:rPr>
+          <w:b/>
+        </w:rPr>
+        <w:t>mechanism</w:t>
+      </w:r>
+      <w:r>
+        <w:rPr>
+          <w:b w:val="0"/>
+        </w:rPr>
+        <w:t xml:space="preserve"> and terminology of replication and reproduction</w:t>
       </w:r>
     </w:p>
     <w:p>
       <w:pPr>
-        <w:pStyle w:val="Heading3"/>
-      </w:pPr>
-      <w:r>
-        <w:t>Finding primary research</w:t>
+        <w:spacing w:line="336" w:lineRule="auto" w:after="180"/>
+      </w:pPr>
+      <w:r>
+        <w:rPr>
+          <w:b w:val="0"/>
+        </w:rPr>
+        <w:t xml:space="preserve">Reference example, not the only acceptable wording: Teacher explanation: Reproducing a computation uses recorded artifacts; replication collects new </w:t>
+      </w:r>
+      <w:r>
+        <w:rPr>
+          <w:b/>
+        </w:rPr>
+        <w:t>evidence</w:t>
+      </w:r>
+      <w:r>
+        <w:rPr>
+          <w:b w:val="0"/>
+        </w:rPr>
+        <w:t xml:space="preserve"> under a comparable question.</w:t>
       </w:r>
     </w:p>
     <w:p>
-      <w:r>
-        <w:t>Without opening the old lesson, explain one key idea from Finding primary research. Give an example and a mistake that the idea helps you avoid.</w:t>
+      <w:pPr>
+        <w:spacing w:line="336" w:lineRule="auto" w:after="180"/>
+      </w:pPr>
+      <w:r>
+        <w:rPr>
+          <w:b w:val="0"/>
+        </w:rPr>
+        <w:t>Naming conventions vary, so define the terms in the project. Here replay means same artifacts/procedure; new-data replication means newly collected eligible cases under the same plan.</w:t>
       </w:r>
     </w:p>
     <w:p>
-      <w:r>
-        <w:t>Look for: Explain the mechanism and terminology of finding primary research</w:t>
+      <w:pPr>
+        <w:spacing w:line="336" w:lineRule="auto" w:after="180"/>
+      </w:pPr>
+      <w:r>
+        <w:rPr>
+          <w:b w:val="0"/>
+        </w:rPr>
+        <w:t>Preserve environment, data versions and raw results.</w:t>
       </w:r>
     </w:p>
     <w:p>
-      <w:r>
-        <w:t>Reference example, not the only acceptable wording: Teacher explanation: Primary research presents a study's own methods and results. A summary can help discovery but should not replace inspection of the original evidence. Record title, authors, version, date, identifier and access location. Distinguish paper, code, data and commentary. Verify that a quoted claim belongs to the cited version.</w:t>
+      <w:pPr>
+        <w:pStyle w:val="Heading3"/>
+      </w:pPr>
+      <w:r>
+        <w:t>Finding primary research</w:t>
       </w:r>
     </w:p>
     <w:p>
-      <w:r>
-        <w:t>Two 45-minute sessions. A literature matrix compares studies using aligned columns rather than sorting headline numbers with different meanings. Use the supplied constructed scenarios to make the mechanism inspectable. Collect W4 before sharing solutions. Students should name intermediate evidence and limitations; classroom pacing and learning effectiveness remain unvalidated.</w:t>
+      <w:pPr>
+        <w:spacing w:line="336" w:lineRule="auto" w:after="180"/>
+      </w:pPr>
+      <w:r>
+        <w:rPr>
+          <w:b w:val="0"/>
+        </w:rPr>
+        <w:t>Without opening the old lesson, explain one key idea from Finding primary research. Give an example and a mistake that the idea helps you avoid.</w:t>
       </w:r>
     </w:p>
     <w:p>
       <w:pPr>
-        <w:pStyle w:val="Heading3"/>
-      </w:pPr>
-      <w:r>
-        <w:t>Outcomes</w:t>
+        <w:spacing w:line="336" w:lineRule="auto" w:after="180"/>
+      </w:pPr>
+      <w:r>
+        <w:rPr>
+          <w:b w:val="0"/>
+        </w:rPr>
+        <w:t xml:space="preserve">Look for: Explain the </w:t>
+      </w:r>
+      <w:r>
+        <w:rPr>
+          <w:b/>
+        </w:rPr>
+        <w:t>mechanism</w:t>
+      </w:r>
+      <w:r>
+        <w:rPr>
+          <w:b w:val="0"/>
+        </w:rPr>
+        <w:t xml:space="preserve"> and terminology of finding primary research</w:t>
       </w:r>
     </w:p>
     <w:p>
-      <w:r>
-        <w:t>Explain the mechanism and terminology of a literature comparison matrix</w:t>
+      <w:pPr>
+        <w:spacing w:line="336" w:lineRule="auto" w:after="180"/>
+      </w:pPr>
+      <w:r>
+        <w:rPr>
+          <w:b w:val="0"/>
+        </w:rPr>
+        <w:t xml:space="preserve">Reference example, not the only acceptable wording: Teacher explanation: Primary research presents a study's own methods and results. A summary can help discovery but should not replace inspection of the original </w:t>
+      </w:r>
+      <w:r>
+        <w:rPr>
+          <w:b/>
+        </w:rPr>
+        <w:t>evidence</w:t>
+      </w:r>
+      <w:r>
+        <w:rPr>
+          <w:b w:val="0"/>
+        </w:rPr>
+        <w:t>.</w:t>
       </w:r>
     </w:p>
     <w:p>
-      <w:r>
-        <w:t>Apply the stated procedure to a new case with a traceable result</w:t>
+      <w:pPr>
+        <w:spacing w:line="336" w:lineRule="auto" w:after="180"/>
+      </w:pPr>
+      <w:r>
+        <w:rPr>
+          <w:b w:val="0"/>
+        </w:rPr>
+        <w:t>Record title, authors, version, date, identifier and access location. Distinguish paper, code, data and commentary. Verify that a quoted claim belongs to the cited version.</w:t>
       </w:r>
     </w:p>
     <w:p>
-      <w:r>
-        <w:t>Identify an assumption or limitation and design a revealing follow-up</w:t>
+      <w:pPr>
+        <w:spacing w:line="336" w:lineRule="auto" w:after="180"/>
+      </w:pPr>
+      <w:r>
+        <w:rPr>
+          <w:b w:val="0"/>
+        </w:rPr>
+        <w:t xml:space="preserve">Two 45-minute sessions. A </w:t>
+      </w:r>
+      <w:r>
+        <w:rPr>
+          <w:b/>
+        </w:rPr>
+        <w:t>literature matrix</w:t>
+      </w:r>
+      <w:r>
+        <w:rPr>
+          <w:b w:val="0"/>
+        </w:rPr>
+        <w:t xml:space="preserve"> compares studies using aligned columns rather than sorting headline numbers with different meanings. Use the supplied constructed scenarios to make the </w:t>
+      </w:r>
+      <w:r>
+        <w:rPr>
+          <w:b/>
+        </w:rPr>
+        <w:t>mechanism</w:t>
+      </w:r>
+      <w:r>
+        <w:rPr>
+          <w:b w:val="0"/>
+        </w:rPr>
+        <w:t xml:space="preserve"> inspectable.</w:t>
       </w:r>
     </w:p>
     <w:p>
       <w:pPr>
-        <w:pStyle w:val="Heading3"/>
-      </w:pPr>
-      <w:r>
-        <w:t>Preparation</w:t>
+        <w:spacing w:line="336" w:lineRule="auto" w:after="180"/>
+      </w:pPr>
+      <w:r>
+        <w:rPr>
+          <w:b w:val="0"/>
+        </w:rPr>
+        <w:t xml:space="preserve">Collect W4 before sharing solutions. Students should name intermediate </w:t>
+      </w:r>
+      <w:r>
+        <w:rPr>
+          <w:b/>
+        </w:rPr>
+        <w:t>evidence</w:t>
+      </w:r>
+      <w:r>
+        <w:rPr>
+          <w:b w:val="0"/>
+        </w:rPr>
+        <w:t xml:space="preserve"> and limitations; classroom pacing and learning effectiveness remain unvalidated.</w:t>
       </w:r>
     </w:p>
     <w:p>
-      <w:r>
-        <w:t>Lesson and workbook; paper and pencil</w:t>
+      <w:pPr>
+        <w:pStyle w:val="Heading3"/>
+      </w:pPr>
+      <w:r>
+        <w:t>Outcomes</w:t>
       </w:r>
     </w:p>
     <w:p>
-      <w:r>
-        <w:t>Calculator and optional local Python 3 for arithmetic; no live API or private data</w:t>
+      <w:pPr>
+        <w:spacing w:line="336" w:lineRule="auto" w:after="180"/>
+      </w:pPr>
+      <w:r>
+        <w:rPr>
+          <w:b w:val="0"/>
+        </w:rPr>
+        <w:t xml:space="preserve">Explain the </w:t>
+      </w:r>
+      <w:r>
+        <w:rPr>
+          <w:b/>
+        </w:rPr>
+        <w:t>mechanism</w:t>
+      </w:r>
+      <w:r>
+        <w:rPr>
+          <w:b w:val="0"/>
+        </w:rPr>
+        <w:t xml:space="preserve"> and terminology of a literature comparison matrix</w:t>
       </w:r>
     </w:p>
     <w:p>
-      <w:r>
-        <w:t>Prepare the fresh retry separately and withhold its solution until after collection</w:t>
+      <w:pPr>
+        <w:spacing w:line="336" w:lineRule="auto" w:after="180"/>
+      </w:pPr>
+      <w:r>
+        <w:rPr>
+          <w:b w:val="0"/>
+        </w:rPr>
+        <w:t>Apply the stated procedure to a new case with a traceable result</w:t>
       </w:r>
     </w:p>
     <w:p>
       <w:pPr>
-        <w:pStyle w:val="Heading3"/>
-      </w:pPr>
-      <w:r>
-        <w:t>Prerequisite answer</w:t>
+        <w:spacing w:line="336" w:lineRule="auto" w:after="180"/>
+      </w:pPr>
+      <w:r>
+        <w:rPr>
+          <w:b w:val="0"/>
+        </w:rPr>
+        <w:t>Identify an assumption or limitation and design a revealing follow-up</w:t>
       </w:r>
     </w:p>
     <w:p>
-      <w:r>
-        <w:t>A result depends on the inputs, procedure and conditions that produced it. Preserve data roles and distinguish observed outcomes from predictions or unmeasured conditions. If the prior concept cannot be explained, use a short retrieval activity before this chapter.</w:t>
+      <w:pPr>
+        <w:pStyle w:val="Heading3"/>
+      </w:pPr>
+      <w:r>
+        <w:t>Preparation</w:t>
       </w:r>
     </w:p>
     <w:p>
       <w:pPr>
-        <w:pStyle w:val="Heading3"/>
-      </w:pPr>
-      <w:r>
-        <w:t>End goal for the pictorial case</w:t>
+        <w:spacing w:line="336" w:lineRule="auto" w:after="180"/>
+      </w:pPr>
+      <w:r>
+        <w:rPr>
+          <w:b w:val="0"/>
+        </w:rPr>
+        <w:t>Lesson and workbook; paper and pencil</w:t>
       </w:r>
     </w:p>
     <w:p>
-      <w:r>
-        <w:t>Explain a literature comparison matrix using the records and boundaries of this fictional investigation.</w:t>
+      <w:pPr>
+        <w:spacing w:line="336" w:lineRule="auto" w:after="180"/>
+      </w:pPr>
+      <w:r>
+        <w:rPr>
+          <w:b w:val="0"/>
+        </w:rPr>
+        <w:t>Calculator and optional local Python 3 for arithmetic; no live API or private data</w:t>
       </w:r>
     </w:p>
     <w:p>
-      <w:r>
-        <w:t>This added worked case illustrates the week’s main idea. Retain all original and connected topics; schedule its practice within the teaching cycle.</w:t>
+      <w:pPr>
+        <w:spacing w:line="336" w:lineRule="auto" w:after="180"/>
+      </w:pPr>
+      <w:r>
+        <w:rPr>
+          <w:b w:val="0"/>
+        </w:rPr>
+        <w:t>Prepare the fresh retry separately and withhold its solution until after collection</w:t>
       </w:r>
     </w:p>
     <w:p>
       <w:pPr>
-        <w:pStyle w:val="Heading1"/>
-      </w:pPr>
-      <w:r>
-        <w:t>02. Explain and model the mechanism</w:t>
+        <w:pStyle w:val="Heading3"/>
+      </w:pPr>
+      <w:r>
+        <w:t>Prerequisite answer</w:t>
       </w:r>
     </w:p>
     <w:p>
-      <w:r>
-        <w:t>A literature matrix compares studies using aligned columns rather than sorting headline numbers with different meanings.</w:t>
+      <w:pPr>
+        <w:spacing w:line="336" w:lineRule="auto" w:after="180"/>
+      </w:pPr>
+      <w:r>
+        <w:rPr>
+          <w:b w:val="0"/>
+        </w:rPr>
+        <w:t xml:space="preserve">A result depends on the </w:t>
+      </w:r>
+      <w:r>
+        <w:rPr>
+          <w:b/>
+        </w:rPr>
+        <w:t>input</w:t>
+      </w:r>
+      <w:r>
+        <w:rPr>
+          <w:b w:val="0"/>
+        </w:rPr>
+        <w:t xml:space="preserve">s, procedure and conditions that produced it. Preserve data roles and distinguish observed outcomes from </w:t>
+      </w:r>
+      <w:r>
+        <w:rPr>
+          <w:b/>
+        </w:rPr>
+        <w:t>prediction</w:t>
+      </w:r>
+      <w:r>
+        <w:rPr>
+          <w:b w:val="0"/>
+        </w:rPr>
+        <w:t>s or unmeasured conditions.</w:t>
       </w:r>
     </w:p>
     <w:p>
-      <w:r>
-        <w:t>Begin by writing the question the procedure is intended to answer. Identify the information already supplied, the information it will produce and the information still missing. These are constructed classroom examples; they do not require live accounts, private records or an external service. Do not treat a plausible explanation as a measured outcome.</w:t>
+      <w:pPr>
+        <w:spacing w:line="336" w:lineRule="auto" w:after="180"/>
+      </w:pPr>
+      <w:r>
+        <w:rPr>
+          <w:b w:val="0"/>
+        </w:rPr>
+        <w:t>If the prior concept cannot be explained, use a short retrieval activity before this chapter.</w:t>
       </w:r>
     </w:p>
     <w:p>
-      <w:r>
-        <w:t>Record question, data, unit, baseline, metric, split, resources and limitations. Mark incomparable fields rather than forcing a ranking.</w:t>
+      <w:pPr>
+        <w:pStyle w:val="Heading3"/>
+      </w:pPr>
+      <w:r>
+        <w:t>End goal for the pictorial case</w:t>
       </w:r>
     </w:p>
     <w:p>
-      <w:r>
-        <w:t>Before applying the procedure, write its units, denominator or decision boundary where relevant. A partner should be able to repeat each step using the same inputs. If a required input is absent or violates the stated contract, record that condition explicitly instead of quietly replacing it with a convenient value.</w:t>
+      <w:pPr>
+        <w:spacing w:line="336" w:lineRule="auto" w:after="180"/>
+      </w:pPr>
+      <w:r>
+        <w:rPr>
+          <w:b w:val="0"/>
+        </w:rPr>
+        <w:t>Explain a literature comparison matrix using the records and boundaries of this fictional investigation.</w:t>
+      </w:r>
+    </w:p>
+    <w:p>
+      <w:pPr>
+        <w:spacing w:line="336" w:lineRule="auto" w:after="180"/>
+      </w:pPr>
+      <w:r>
+        <w:rPr>
+          <w:b w:val="0"/>
+        </w:rPr>
+        <w:t>This added worked case illustrates the week’s main idea. Retain all original and connected topics; schedule its practice within the teaching cycle.</w:t>
+      </w:r>
+    </w:p>
+    <w:p>
+      <w:pPr>
+        <w:pStyle w:val="Heading1"/>
+      </w:pPr>
+      <w:r>
+        <w:t>02. Explain and model the mechanism</w:t>
+      </w:r>
+    </w:p>
+    <w:p>
+      <w:r>
+        <w:t>Model A literature comparison matrix using the supplied case, labelled mechanism and reasoning. Make the scope of each conclusion explicit.</w:t>
+      </w:r>
+    </w:p>
+    <w:p>
+      <w:pPr>
+        <w:spacing w:line="336" w:lineRule="auto" w:after="180"/>
+      </w:pPr>
+      <w:r>
+        <w:rPr>
+          <w:b w:val="0"/>
+        </w:rPr>
+        <w:t xml:space="preserve">A </w:t>
+      </w:r>
+      <w:r>
+        <w:rPr>
+          <w:b/>
+        </w:rPr>
+        <w:t>literature matrix</w:t>
+      </w:r>
+      <w:r>
+        <w:rPr>
+          <w:b w:val="0"/>
+        </w:rPr>
+        <w:t xml:space="preserve"> compares studies using aligned columns rather than sorting headline numbers with different meanings.</w:t>
+      </w:r>
+    </w:p>
+    <w:p>
+      <w:pPr>
+        <w:pStyle w:val="Heading3"/>
+      </w:pPr>
+      <w:r>
+        <w:t>Explain A literature comparison matrix · 1</w:t>
+      </w:r>
+    </w:p>
+    <w:p>
+      <w:pPr>
+        <w:spacing w:line="336" w:lineRule="auto" w:after="180"/>
+      </w:pPr>
+      <w:r>
+        <w:rPr>
+          <w:b w:val="0"/>
+        </w:rPr>
+        <w:t>Begin by writing the question the procedure is intended to answer. Identify the information already supplied, the information it will produce and the information still missing.</w:t>
+      </w:r>
+    </w:p>
+    <w:p>
+      <w:pPr>
+        <w:spacing w:line="336" w:lineRule="auto" w:after="180"/>
+      </w:pPr>
+      <w:r>
+        <w:rPr>
+          <w:b w:val="0"/>
+        </w:rPr>
+        <w:t>These are constructed classroom examples; they do not require live accounts, private records or an external service. Do not treat a plausible explanation as a measured outcome.</w:t>
+      </w:r>
+    </w:p>
+    <w:p>
+      <w:pPr>
+        <w:spacing w:line="336" w:lineRule="auto" w:after="180"/>
+      </w:pPr>
+      <w:r>
+        <w:rPr>
+          <w:b w:val="0"/>
+        </w:rPr>
+        <w:t>Record question, data, unit, baseline, metric, split, resources and limitations. Mark incomparable fields rather than forcing a ranking.</w:t>
+      </w:r>
+    </w:p>
+    <w:p>
+      <w:pPr>
+        <w:pStyle w:val="Heading3"/>
+      </w:pPr>
+      <w:r>
+        <w:t>Explain A literature comparison matrix · 2</w:t>
+      </w:r>
+    </w:p>
+    <w:p>
+      <w:pPr>
+        <w:spacing w:line="336" w:lineRule="auto" w:after="180"/>
+      </w:pPr>
+      <w:r>
+        <w:rPr>
+          <w:b w:val="0"/>
+        </w:rPr>
+        <w:t xml:space="preserve">Before applying the procedure, write its units, denominator or decision boundary where relevant. A partner should be able to repeat each step using the same </w:t>
+      </w:r>
+      <w:r>
+        <w:rPr>
+          <w:b/>
+        </w:rPr>
+        <w:t>input</w:t>
+      </w:r>
+      <w:r>
+        <w:rPr>
+          <w:b w:val="0"/>
+        </w:rPr>
+        <w:t>s.</w:t>
+      </w:r>
+    </w:p>
+    <w:p>
+      <w:pPr>
+        <w:spacing w:line="336" w:lineRule="auto" w:after="180"/>
+      </w:pPr>
+      <w:r>
+        <w:rPr>
+          <w:b w:val="0"/>
+        </w:rPr>
+        <w:t xml:space="preserve">If a required </w:t>
+      </w:r>
+      <w:r>
+        <w:rPr>
+          <w:b/>
+        </w:rPr>
+        <w:t>input</w:t>
+      </w:r>
+      <w:r>
+        <w:rPr>
+          <w:b w:val="0"/>
+        </w:rPr>
+        <w:t xml:space="preserve"> is absent or violates the stated contract, record that condition explicitly instead of quietly replacing it with a convenient value.</w:t>
       </w:r>
     </w:p>
     <w:tbl>
@@ -548,36 +974,222 @@
       </w:r>
     </w:p>
     <w:p>
-      <w:r>
-        <w:t>Guided: Different tasks and metrics cannot establish A superior to B. Keep separate columns and identify a common evaluation needed. Qualification: A matrix documents comparison limits; it does not create missing common evidence. Exit: accept a concrete variation with its predicted outcome and a stated condition that would challenge the mechanism; reject a claim resting on unmeasured evidence.</w:t>
+      <w:pPr>
+        <w:pStyle w:val="Heading3"/>
+      </w:pPr>
+      <w:r>
+        <w:t>Explain A literature comparison matrix · 3</w:t>
       </w:r>
     </w:p>
     <w:p>
       <w:pPr>
-        <w:pStyle w:val="Heading3"/>
-      </w:pPr>
-      <w:r>
-        <w:t>Model the reasoning aloud</w:t>
+        <w:spacing w:line="336" w:lineRule="auto" w:after="180"/>
+      </w:pPr>
+      <w:r>
+        <w:rPr>
+          <w:b w:val="0"/>
+        </w:rPr>
+        <w:t>Guided: Different tasks and metrics cannot establish A superior to B. Keep separate columns and identify a common evaluation needed.</w:t>
       </w:r>
     </w:p>
     <w:p>
-      <w:r>
-        <w:t>Use the complete worked example below before asking learners to complete W2. Reveal a small part, invite a prediction, then explain the deciding step. These teacher notes contain solutions; do not reveal the independent case answer during modelling.</w:t>
+      <w:pPr>
+        <w:spacing w:line="336" w:lineRule="auto" w:after="180"/>
+      </w:pPr>
+      <w:r>
+        <w:rPr>
+          <w:b w:val="0"/>
+        </w:rPr>
+        <w:t xml:space="preserve">Qualification: A matrix documents comparison limits; it does not create missing common </w:t>
+      </w:r>
+      <w:r>
+        <w:rPr>
+          <w:b/>
+        </w:rPr>
+        <w:t>evidence</w:t>
+      </w:r>
+      <w:r>
+        <w:rPr>
+          <w:b w:val="0"/>
+        </w:rPr>
+        <w:t>.</w:t>
       </w:r>
     </w:p>
     <w:p>
-      <w:r>
-        <w:t>Study A reports accuracy90% on easy classification; B reports claim support80% on difficult generated answers.</w:t>
+      <w:pPr>
+        <w:spacing w:line="336" w:lineRule="auto" w:after="180"/>
+      </w:pPr>
+      <w:r>
+        <w:rPr>
+          <w:b w:val="0"/>
+        </w:rPr>
+        <w:t xml:space="preserve">Exit: accept a concrete variation with its predicted outcome and a stated condition that would challenge the </w:t>
+      </w:r>
+      <w:r>
+        <w:rPr>
+          <w:b/>
+        </w:rPr>
+        <w:t>mechanism</w:t>
+      </w:r>
+      <w:r>
+        <w:rPr>
+          <w:b w:val="0"/>
+        </w:rPr>
+        <w:t xml:space="preserve">; reject a claim resting on unmeasured </w:t>
+      </w:r>
+      <w:r>
+        <w:rPr>
+          <w:b/>
+        </w:rPr>
+        <w:t>evidence</w:t>
+      </w:r>
+      <w:r>
+        <w:rPr>
+          <w:b w:val="0"/>
+        </w:rPr>
+        <w:t>.</w:t>
       </w:r>
     </w:p>
     <w:p>
-      <w:r>
-        <w:t>Different tasks and metrics cannot establish A superior to B. Keep separate columns and identify a common evaluation needed.</w:t>
+      <w:pPr>
+        <w:pStyle w:val="Heading3"/>
+      </w:pPr>
+      <w:r>
+        <w:t>Model the reasoning aloud</w:t>
       </w:r>
     </w:p>
     <w:p>
-      <w:r>
-        <w:t>Compare the intermediate evidence with the final statement. Explain why each number or decision follows from the stated inputs. The conclusion belongs to this scenario and procedure; changing the inputs, evaluation population or authority can change what it establishes. Retain the raw record so a later revision can be compared honestly.</w:t>
+      <w:pPr>
+        <w:spacing w:line="336" w:lineRule="auto" w:after="180"/>
+      </w:pPr>
+      <w:r>
+        <w:rPr>
+          <w:b w:val="0"/>
+        </w:rPr>
+        <w:t xml:space="preserve">Use the complete worked example below before asking learners to complete W2. Reveal a small part, invite a </w:t>
+      </w:r>
+      <w:r>
+        <w:rPr>
+          <w:b/>
+        </w:rPr>
+        <w:t>prediction</w:t>
+      </w:r>
+      <w:r>
+        <w:rPr>
+          <w:b w:val="0"/>
+        </w:rPr>
+        <w:t>, then explain the deciding step.</w:t>
+      </w:r>
+    </w:p>
+    <w:p>
+      <w:pPr>
+        <w:spacing w:line="336" w:lineRule="auto" w:after="180"/>
+      </w:pPr>
+      <w:r>
+        <w:rPr>
+          <w:b w:val="0"/>
+        </w:rPr>
+        <w:t>These teacher notes contain solutions; do not reveal the independent case answer during modelling.</w:t>
+      </w:r>
+    </w:p>
+    <w:p>
+      <w:pPr>
+        <w:spacing w:line="336" w:lineRule="auto" w:after="180"/>
+      </w:pPr>
+      <w:r>
+        <w:rPr>
+          <w:b w:val="0"/>
+        </w:rPr>
+        <w:t>Study A reports accuracy90% on easy classification; B reports claim support</w:t>
+      </w:r>
+      <w:r>
+        <w:rPr>
+          <w:b/>
+        </w:rPr>
+        <w:t>80%</w:t>
+      </w:r>
+      <w:r>
+        <w:rPr>
+          <w:b w:val="0"/>
+        </w:rPr>
+        <w:t xml:space="preserve"> on difficult generated answers.</w:t>
+      </w:r>
+    </w:p>
+    <w:p>
+      <w:pPr>
+        <w:spacing w:line="336" w:lineRule="auto" w:after="180"/>
+      </w:pPr>
+      <w:r>
+        <w:rPr>
+          <w:b w:val="0"/>
+        </w:rPr>
+        <w:t>Different tasks and metrics cannot establish A superior to B. Keep separate columns and identify a common evaluation needed.</w:t>
+      </w:r>
+    </w:p>
+    <w:p>
+      <w:pPr>
+        <w:pStyle w:val="Heading3"/>
+      </w:pPr>
+      <w:r>
+        <w:t>Model the reasoning aloud · 4</w:t>
+      </w:r>
+    </w:p>
+    <w:p>
+      <w:pPr>
+        <w:spacing w:line="336" w:lineRule="auto" w:after="180"/>
+      </w:pPr>
+      <w:r>
+        <w:rPr>
+          <w:b w:val="0"/>
+        </w:rPr>
+        <w:t xml:space="preserve">Compare the intermediate </w:t>
+      </w:r>
+      <w:r>
+        <w:rPr>
+          <w:b/>
+        </w:rPr>
+        <w:t>evidence</w:t>
+      </w:r>
+      <w:r>
+        <w:rPr>
+          <w:b w:val="0"/>
+        </w:rPr>
+        <w:t xml:space="preserve"> with the final statement. Explain why each number or decision follows from the stated </w:t>
+      </w:r>
+      <w:r>
+        <w:rPr>
+          <w:b/>
+        </w:rPr>
+        <w:t>input</w:t>
+      </w:r>
+      <w:r>
+        <w:rPr>
+          <w:b w:val="0"/>
+        </w:rPr>
+        <w:t>s.</w:t>
+      </w:r>
+    </w:p>
+    <w:p>
+      <w:pPr>
+        <w:spacing w:line="336" w:lineRule="auto" w:after="180"/>
+      </w:pPr>
+      <w:r>
+        <w:rPr>
+          <w:b w:val="0"/>
+        </w:rPr>
+        <w:t xml:space="preserve">The conclusion belongs to this scenario and procedure; changing the </w:t>
+      </w:r>
+      <w:r>
+        <w:rPr>
+          <w:b/>
+        </w:rPr>
+        <w:t>input</w:t>
+      </w:r>
+      <w:r>
+        <w:rPr>
+          <w:b w:val="0"/>
+        </w:rPr>
+        <w:t>s, evaluation population or authority can change what it establishes. Retain the raw record so a later revision can be compared honestly.</w:t>
       </w:r>
     </w:p>
     <w:tbl>
@@ -683,7 +1295,13 @@
       </w:tr>
     </w:tbl>
     <w:p>
-      <w:r>
+      <w:pPr>
+        <w:spacing w:line="336" w:lineRule="auto" w:after="180"/>
+      </w:pPr>
+      <w:r>
+        <w:rPr>
+          <w:b w:val="0"/>
+        </w:rPr>
         <w:t>Use the diagram and verbal explanation together. Ask learners to match a sentence to a specific visual step; do not assign learners fixed visual or auditory learning styles.</w:t>
       </w:r>
     </w:p>
@@ -696,8 +1314,26 @@
       </w:r>
     </w:p>
     <w:p>
-      <w:r>
-        <w:t>A literature matrix that preserves differences. Two fictional studies evaluate related tools under different conditions.</w:t>
+      <w:pPr>
+        <w:spacing w:line="336" w:lineRule="auto" w:after="180"/>
+      </w:pPr>
+      <w:r>
+        <w:rPr>
+          <w:b w:val="0"/>
+        </w:rPr>
+        <w:t xml:space="preserve">A </w:t>
+      </w:r>
+      <w:r>
+        <w:rPr>
+          <w:b/>
+        </w:rPr>
+        <w:t>literature matrix</w:t>
+      </w:r>
+      <w:r>
+        <w:rPr>
+          <w:b w:val="0"/>
+        </w:rPr>
+        <w:t xml:space="preserve"> that preserves differences. Two fictional studies evaluate related tools under different conditions.</w:t>
       </w:r>
     </w:p>
     <w:p>
@@ -709,8 +1345,35 @@
       </w:r>
     </w:p>
     <w:p>
-      <w:r>
-        <w:t>Study S1: 8/10 correct on indoor photos. S2: 16/20 on outdoor photos. Both report 80%.</w:t>
+      <w:pPr>
+        <w:pStyle w:val="Heading3"/>
+      </w:pPr>
+      <w:r>
+        <w:t>Supplied facts</w:t>
+      </w:r>
+    </w:p>
+    <w:p>
+      <w:pPr>
+        <w:spacing w:line="336" w:lineRule="auto" w:after="180"/>
+        <w:shd w:fill="F1F6FC"/>
+      </w:pPr>
+      <w:r>
+        <w:rPr>
+          <w:b w:val="0"/>
+        </w:rPr>
+        <w:t xml:space="preserve">Study S1: 8/10 correct on indoor photos. S2: 16/20 on outdoor photos. Both report </w:t>
+      </w:r>
+      <w:r>
+        <w:rPr>
+          <w:b/>
+        </w:rPr>
+        <w:t>80%</w:t>
+      </w:r>
+      <w:r>
+        <w:rPr>
+          <w:b w:val="0"/>
+        </w:rPr>
+        <w:t>.</w:t>
       </w:r>
     </w:p>
     <w:p>
@@ -909,21 +1572,55 @@
       </w:r>
     </w:p>
     <w:p>
-      <w:r>
-        <w:t>A literature matrix helps compare evidence without flattening differences. Equal percentages do not mean equivalent tasks, samples or methods.</w:t>
+      <w:pPr>
+        <w:pStyle w:val="Heading3"/>
+      </w:pPr>
+      <w:r>
+        <w:t>Why the result follows</w:t>
       </w:r>
     </w:p>
     <w:p>
       <w:pPr>
-        <w:pStyle w:val="Heading3"/>
-      </w:pPr>
-      <w:r>
-        <w:t>What this example does not establish</w:t>
+        <w:spacing w:line="336" w:lineRule="auto" w:after="180"/>
+        <w:shd w:fill="F1F6FC"/>
+      </w:pPr>
+      <w:r>
+        <w:rPr>
+          <w:b w:val="0"/>
+        </w:rPr>
+        <w:t xml:space="preserve">A </w:t>
+      </w:r>
+      <w:r>
+        <w:rPr>
+          <w:b/>
+        </w:rPr>
+        <w:t>literature matrix</w:t>
+      </w:r>
+      <w:r>
+        <w:rPr>
+          <w:b w:val="0"/>
+        </w:rPr>
+        <w:t xml:space="preserve"> helps compare </w:t>
+      </w:r>
+      <w:r>
+        <w:rPr>
+          <w:b/>
+        </w:rPr>
+        <w:t>evidence</w:t>
+      </w:r>
+      <w:r>
+        <w:rPr>
+          <w:b w:val="0"/>
+        </w:rPr>
+        <w:t xml:space="preserve"> without flattening differences. Equal percentages do not mean equivalent tasks, samples or methods.</w:t>
       </w:r>
     </w:p>
     <w:p>
-      <w:r>
-        <w:t>These fictional studies illustrate comparison practice; no real literature finding is asserted.</w:t>
+      <w:pPr>
+        <w:pStyle w:val="Heading3"/>
+      </w:pPr>
+      <w:r>
+        <w:t>What this example does not establish</w:t>
       </w:r>
     </w:p>
     <w:p>
@@ -931,43 +1628,168 @@
         <w:pStyle w:val="Heading3"/>
       </w:pPr>
       <w:r>
-        <w:t>Change one thing in the pictured case</w:t>
+        <w:t>Keep the stated limit</w:t>
       </w:r>
     </w:p>
     <w:p>
-      <w:r>
-        <w:t>Change: Remove the indoor/outdoor column.</w:t>
+      <w:pPr>
+        <w:spacing w:line="336" w:lineRule="auto" w:after="180"/>
+        <w:shd w:fill="FFF5E6"/>
+      </w:pPr>
+      <w:r>
+        <w:rPr>
+          <w:b w:val="0"/>
+        </w:rPr>
+        <w:t>These fictional studies illustrate comparison practice; no real literature finding is asserted.</w:t>
       </w:r>
     </w:p>
     <w:p>
-      <w:r>
-        <w:t>Prediction: The matrix conceals an important condition difference.</w:t>
+      <w:pPr>
+        <w:pStyle w:val="Heading3"/>
+      </w:pPr>
+      <w:r>
+        <w:t>Change one thing in the pictured case</w:t>
       </w:r>
     </w:p>
     <w:p>
-      <w:r>
-        <w:t>Reason: A reader might now mistake unlike studies for a controlled head-to-head comparison.</w:t>
+      <w:pPr>
+        <w:pStyle w:val="Heading3"/>
+      </w:pPr>
+      <w:r>
+        <w:t>Change one thing</w:t>
       </w:r>
     </w:p>
     <w:p>
       <w:pPr>
-        <w:pStyle w:val="Heading3"/>
-      </w:pPr>
-      <w:r>
-        <w:t>Ask while showing the picture</w:t>
+        <w:spacing w:line="336" w:lineRule="auto" w:after="180"/>
+        <w:shd w:fill="F5F1FB"/>
+      </w:pPr>
+      <w:r>
+        <w:rPr>
+          <w:b w:val="0"/>
+        </w:rPr>
+        <w:t>Change: Remove the indoor/outdoor column.</w:t>
       </w:r>
     </w:p>
     <w:p>
-      <w:r>
-        <w:t>Cover the result. Ask learners to name the inputs and predict the next step. Uncover one step, connect the icon to the actual procedure, and explain its evidence. Then change the supplied condition and compare. The picture is a representation; it does not document execution of a real AI model.</w:t>
+      <w:pPr>
+        <w:pStyle w:val="Heading3"/>
+      </w:pPr>
+      <w:r>
+        <w:t>Predicted result</w:t>
       </w:r>
     </w:p>
     <w:p>
       <w:pPr>
+        <w:spacing w:line="336" w:lineRule="auto" w:after="180"/>
+        <w:shd w:fill="F1F6FC"/>
+      </w:pPr>
+      <w:r>
+        <w:rPr>
+          <w:b/>
+        </w:rPr>
+        <w:t>Prediction</w:t>
+      </w:r>
+      <w:r>
+        <w:rPr>
+          <w:b w:val="0"/>
+        </w:rPr>
+        <w:t>: The matrix conceals an important condition difference.</w:t>
+      </w:r>
+    </w:p>
+    <w:p>
+      <w:pPr>
+        <w:pStyle w:val="Heading3"/>
+      </w:pPr>
+      <w:r>
+        <w:t>Why the result follows</w:t>
+      </w:r>
+    </w:p>
+    <w:p>
+      <w:pPr>
+        <w:spacing w:line="336" w:lineRule="auto" w:after="180"/>
+        <w:shd w:fill="F1F6FC"/>
+      </w:pPr>
+      <w:r>
+        <w:rPr>
+          <w:b w:val="0"/>
+        </w:rPr>
+        <w:t>Reason: A reader might now mistake unlike studies for a controlled head-to-head comparison.</w:t>
+      </w:r>
+    </w:p>
+    <w:p>
+      <w:pPr>
+        <w:pStyle w:val="Heading3"/>
+      </w:pPr>
+      <w:r>
+        <w:t>Ask while showing the picture</w:t>
+      </w:r>
+    </w:p>
+    <w:p>
+      <w:pPr>
+        <w:pStyle w:val="Heading3"/>
+      </w:pPr>
+      <w:r>
+        <w:t>Ask while showing the picture · 5</w:t>
+      </w:r>
+    </w:p>
+    <w:p>
+      <w:pPr>
+        <w:spacing w:line="336" w:lineRule="auto" w:after="180"/>
+      </w:pPr>
+      <w:r>
+        <w:rPr>
+          <w:b w:val="0"/>
+        </w:rPr>
+        <w:t xml:space="preserve">Cover the result. Ask learners to name the </w:t>
+      </w:r>
+      <w:r>
+        <w:rPr>
+          <w:b/>
+        </w:rPr>
+        <w:t>input</w:t>
+      </w:r>
+      <w:r>
+        <w:rPr>
+          <w:b w:val="0"/>
+        </w:rPr>
+        <w:t xml:space="preserve">s and predict the next step. Uncover one step, connect the icon to the actual procedure, and explain its </w:t>
+      </w:r>
+      <w:r>
+        <w:rPr>
+          <w:b/>
+        </w:rPr>
+        <w:t>evidence</w:t>
+      </w:r>
+      <w:r>
+        <w:rPr>
+          <w:b w:val="0"/>
+        </w:rPr>
+        <w:t>. Then change the supplied condition and compare.</w:t>
+      </w:r>
+    </w:p>
+    <w:p>
+      <w:pPr>
+        <w:spacing w:line="336" w:lineRule="auto" w:after="180"/>
+      </w:pPr>
+      <w:r>
+        <w:rPr>
+          <w:b w:val="0"/>
+        </w:rPr>
+        <w:t>The picture is a representation; it does not document execution of a real AI model.</w:t>
+      </w:r>
+    </w:p>
+    <w:p>
+      <w:pPr>
         <w:pStyle w:val="Heading1"/>
       </w:pPr>
       <w:r>
         <w:t>03. Demonstrate and guide practice</w:t>
+      </w:r>
+    </w:p>
+    <w:p>
+      <w:r>
+        <w:t>Demonstrate A literature comparison matrix, reduce support deliberately and check individual reasoning before discussing answers.</w:t>
       </w:r>
     </w:p>
     <w:tbl>
@@ -1183,36 +2005,112 @@
       </w:tr>
     </w:tbl>
     <w:p>
-      <w:r>
-        <w:t>Use the worked example in Sections 3 and 6. Collect a prediction before revealing its result; ask the learner to point to each intermediate fact.</w:t>
+      <w:pPr>
+        <w:spacing w:line="336" w:lineRule="auto" w:after="180"/>
+      </w:pPr>
+      <w:r>
+        <w:rPr>
+          <w:b w:val="0"/>
+        </w:rPr>
+        <w:t xml:space="preserve">Use the worked example in Sections 3 and 6. Collect a </w:t>
+      </w:r>
+      <w:r>
+        <w:rPr>
+          <w:b/>
+        </w:rPr>
+        <w:t>prediction</w:t>
+      </w:r>
+      <w:r>
+        <w:rPr>
+          <w:b w:val="0"/>
+        </w:rPr>
+        <w:t xml:space="preserve"> before revealing its result; ask the learner to point to each intermediate fact.</w:t>
       </w:r>
     </w:p>
     <w:p>
-      <w:r>
-        <w:t>Provide an input/procedure/result/limit frame and a calculator when needed. Ask students to identify the first step before completing the whole trace. Extension: compare two concrete variants of this mechanism while holding unrelated conditions fixed; report both successful and unsuccessful outcomes.</w:t>
+      <w:pPr>
+        <w:spacing w:line="336" w:lineRule="auto" w:after="180"/>
+      </w:pPr>
+      <w:r>
+        <w:rPr>
+          <w:b w:val="0"/>
+        </w:rPr>
+        <w:t xml:space="preserve">Provide an </w:t>
+      </w:r>
+      <w:r>
+        <w:rPr>
+          <w:b/>
+        </w:rPr>
+        <w:t>input</w:t>
+      </w:r>
+      <w:r>
+        <w:rPr>
+          <w:b w:val="0"/>
+        </w:rPr>
+        <w:t>/procedure/result/limit frame and a calculator when needed. Ask students to identify the first step before completing the whole trace.</w:t>
       </w:r>
     </w:p>
     <w:p>
       <w:pPr>
-        <w:pStyle w:val="Heading3"/>
-      </w:pPr>
-      <w:r>
-        <w:t>Reduce help deliberately</w:t>
+        <w:spacing w:line="336" w:lineRule="auto" w:after="180"/>
+      </w:pPr>
+      <w:r>
+        <w:rPr>
+          <w:b w:val="0"/>
+        </w:rPr>
+        <w:t xml:space="preserve">Extension: compare two concrete variants of this </w:t>
+      </w:r>
+      <w:r>
+        <w:rPr>
+          <w:b/>
+        </w:rPr>
+        <w:t>mechanism</w:t>
+      </w:r>
+      <w:r>
+        <w:rPr>
+          <w:b w:val="0"/>
+        </w:rPr>
+        <w:t xml:space="preserve"> while holding unrelated conditions fixed; report both successful and unsuccessful outcomes.</w:t>
       </w:r>
     </w:p>
     <w:p>
-      <w:r>
-        <w:t>Completion task: Study A reports accuracy90% on easy classification; B reports claim support80% on difficult generated answers. Show the intermediate steps and give the conclusion with its scope.</w:t>
+      <w:pPr>
+        <w:pStyle w:val="Heading3"/>
+      </w:pPr>
+      <w:r>
+        <w:t>Reduce help deliberately</w:t>
       </w:r>
     </w:p>
     <w:p>
-      <w:r>
-        <w:t>Teacher check: Teacher explanation: Different tasks and metrics cannot establish A superior to B. Keep separate columns and identify a common evaluation needed.</w:t>
+      <w:pPr>
+        <w:pStyle w:val="Heading3"/>
+      </w:pPr>
+      <w:r>
+        <w:t>Completion practice</w:t>
       </w:r>
     </w:p>
     <w:p>
-      <w:r>
-        <w:t>Start by identifying the given inputs together. Leave the intermediate steps blank. If needed, model one step, then withdraw that help on the next step. Move to a full trace only when the partial trace is understood. For partners, alternate explainer and checker; collect a response from every learner before discussion.</w:t>
+      <w:pPr>
+        <w:spacing w:line="336" w:lineRule="auto" w:after="180"/>
+        <w:shd w:fill="F5F1FB"/>
+      </w:pPr>
+      <w:r>
+        <w:rPr>
+          <w:b w:val="0"/>
+        </w:rPr>
+        <w:t>Completion task: Study A reports accuracy90% on easy classification; B reports claim support</w:t>
+      </w:r>
+      <w:r>
+        <w:rPr>
+          <w:b/>
+        </w:rPr>
+        <w:t>80%</w:t>
+      </w:r>
+      <w:r>
+        <w:rPr>
+          <w:b w:val="0"/>
+        </w:rPr>
+        <w:t xml:space="preserve"> on difficult generated answers. Show the intermediate steps and give the conclusion with its scope.</w:t>
       </w:r>
     </w:p>
     <w:p>
@@ -1220,22 +2118,53 @@
         <w:pStyle w:val="Heading3"/>
       </w:pPr>
       <w:r>
-        <w:t>Individual reasoning check</w:t>
+        <w:t>Reasoning to listen for</w:t>
       </w:r>
     </w:p>
     <w:p>
-      <w:r>
-        <w:t>Use the worked case for A literature comparison matrix. Proposed explanation: “The worked result establishes every future case”. Decide whether this explanation is supported. Point to the step or supplied fact that decides; explain your repair if needed.</w:t>
+      <w:pPr>
+        <w:spacing w:line="336" w:lineRule="auto" w:after="180"/>
+        <w:shd w:fill="F1F6FC"/>
+      </w:pPr>
+      <w:r>
+        <w:rPr>
+          <w:b w:val="0"/>
+        </w:rPr>
+        <w:t>Teacher check: Teacher explanation: Different tasks and metrics cannot establish A superior to B. Keep separate columns and identify a common evaluation needed.</w:t>
       </w:r>
     </w:p>
     <w:p>
-      <w:r>
-        <w:t>Expected correction: A matrix documents comparison limits; it does not create missing common evidence.</w:t>
+      <w:pPr>
+        <w:spacing w:line="336" w:lineRule="auto" w:after="180"/>
+      </w:pPr>
+      <w:r>
+        <w:rPr>
+          <w:b w:val="0"/>
+        </w:rPr>
+        <w:t xml:space="preserve">Start by identifying the given </w:t>
+      </w:r>
+      <w:r>
+        <w:rPr>
+          <w:b/>
+        </w:rPr>
+        <w:t>input</w:t>
+      </w:r>
+      <w:r>
+        <w:rPr>
+          <w:b w:val="0"/>
+        </w:rPr>
+        <w:t>s together. Leave the intermediate steps blank. If needed, model one step, then withdraw that help on the next step. Move to a full trace only when the partial trace is understood.</w:t>
       </w:r>
     </w:p>
     <w:p>
-      <w:r>
-        <w:t>Collect explanations, not only yes/no votes. If a misunderstanding is common, re-model the relevant step for the class. If it affects a few learners, give a short targeted group explanation while others solve a more demanding variation.</w:t>
+      <w:pPr>
+        <w:spacing w:line="336" w:lineRule="auto" w:after="180"/>
+      </w:pPr>
+      <w:r>
+        <w:rPr>
+          <w:b w:val="0"/>
+        </w:rPr>
+        <w:t>For partners, alternate explainer and checker; collect a response from every learner before discussion.</w:t>
       </w:r>
     </w:p>
     <w:p>
@@ -1243,63 +2172,332 @@
         <w:pStyle w:val="Heading3"/>
       </w:pPr>
       <w:r>
-        <w:t>Pictorial practice question</w:t>
+        <w:t>Individual reasoning check</w:t>
       </w:r>
     </w:p>
     <w:p>
-      <w:r>
-        <w:t>Explain why 8/10 indoors and 16/20 outdoors share a rate but not a controlled comparison. Which condition column must the literature matrix preserve?</w:t>
+      <w:pPr>
+        <w:spacing w:line="336" w:lineRule="auto" w:after="180"/>
+      </w:pPr>
+      <w:r>
+        <w:rPr>
+          <w:b w:val="0"/>
+        </w:rPr>
+        <w:t>Use the worked case for A literature comparison matrix. Proposed explanation: “The worked result establishes every future case”. Decide whether this explanation is supported.</w:t>
       </w:r>
     </w:p>
     <w:p>
       <w:pPr>
-        <w:pStyle w:val="Heading3"/>
-      </w:pPr>
-      <w:r>
-        <w:t>Reasoned teacher answer</w:t>
+        <w:spacing w:line="336" w:lineRule="auto" w:after="180"/>
+      </w:pPr>
+      <w:r>
+        <w:rPr>
+          <w:b w:val="0"/>
+        </w:rPr>
+        <w:t>Point to the step or supplied fact that decides; explain your repair if needed.</w:t>
       </w:r>
     </w:p>
     <w:p>
-      <w:r>
-        <w:t>Keep population, task, model version and scoring in separate columns. Both rates are 80%, with different denominators and conditions. Neither study directly compares both tools on the same photos. Changed case: The matrix conceals an important condition difference. A reader might now mistake unlike studies for a controlled head-to-head comparison.</w:t>
+      <w:pPr>
+        <w:pStyle w:val="Heading3"/>
+      </w:pPr>
+      <w:r>
+        <w:t>Expected repair</w:t>
       </w:r>
     </w:p>
     <w:p>
-      <w:r>
-        <w:t>Changed-case reasoning: The matrix conceals an important condition difference. A reader might now mistake unlike studies for a controlled head-to-head comparison.</w:t>
+      <w:pPr>
+        <w:spacing w:line="336" w:lineRule="auto" w:after="180"/>
+        <w:shd w:fill="F1F6FC"/>
+      </w:pPr>
+      <w:r>
+        <w:rPr>
+          <w:b w:val="0"/>
+        </w:rPr>
+        <w:t xml:space="preserve">Expected correction: A matrix documents comparison limits; it does not create missing common </w:t>
+      </w:r>
+      <w:r>
+        <w:rPr>
+          <w:b/>
+        </w:rPr>
+        <w:t>evidence</w:t>
+      </w:r>
+      <w:r>
+        <w:rPr>
+          <w:b w:val="0"/>
+        </w:rPr>
+        <w:t>.</w:t>
       </w:r>
     </w:p>
     <w:p>
-      <w:r>
-        <w:t>Collect each learner’s explanation before discussion. Use the first missing connection between input, deciding step and result to choose support. This question is worked-case practice, not fresh mastery evidence.</w:t>
+      <w:pPr>
+        <w:spacing w:line="336" w:lineRule="auto" w:after="180"/>
+      </w:pPr>
+      <w:r>
+        <w:rPr>
+          <w:b w:val="0"/>
+        </w:rPr>
+        <w:t>Collect explanations, not only yes/no votes. If a misunderstanding is common, re-model the relevant step for the class.</w:t>
       </w:r>
     </w:p>
     <w:p>
       <w:pPr>
-        <w:pStyle w:val="Heading1"/>
-      </w:pPr>
-      <w:r>
-        <w:t>04. Run the investigation and diagnose misconceptions</w:t>
+        <w:spacing w:line="336" w:lineRule="auto" w:after="180"/>
+      </w:pPr>
+      <w:r>
+        <w:rPr>
+          <w:b w:val="0"/>
+        </w:rPr>
+        <w:t>If it affects a few learners, give a short targeted group explanation while others solve a more demanding variation.</w:t>
       </w:r>
     </w:p>
     <w:p>
-      <w:r>
-        <w:t>The worked result establishes every future case: A matrix documents comparison limits; it does not create missing common evidence.</w:t>
+      <w:pPr>
+        <w:pStyle w:val="Heading3"/>
+      </w:pPr>
+      <w:r>
+        <w:t>Pictorial practice question</w:t>
       </w:r>
     </w:p>
     <w:p>
-      <w:r>
-        <w:t>A missing input may be replaced without recording the change: A replacement changes the evidence or contract. Record the change and its justification; do not silently turn unknown into a measured value.</w:t>
+      <w:pPr>
+        <w:spacing w:line="336" w:lineRule="auto" w:after="180"/>
+        <w:shd w:fill="F5F1FB"/>
+      </w:pPr>
+      <w:r>
+        <w:rPr>
+          <w:b w:val="0"/>
+        </w:rPr>
+        <w:t xml:space="preserve">Explain why 8/10 indoors and 16/20 outdoors share a rate but not a controlled comparison. Which condition column must the </w:t>
+      </w:r>
+      <w:r>
+        <w:rPr>
+          <w:b/>
+        </w:rPr>
+        <w:t>literature matrix</w:t>
+      </w:r>
+      <w:r>
+        <w:rPr>
+          <w:b w:val="0"/>
+        </w:rPr>
+        <w:t xml:space="preserve"> preserve?</w:t>
       </w:r>
     </w:p>
     <w:p>
-      <w:r>
-        <w:t>Repeating an assessed case is new independent evidence: A replay checks consistency. An example used for feedback or revision cannot later be described as untouched final evaluation.</w:t>
+      <w:pPr>
+        <w:pStyle w:val="Heading3"/>
+      </w:pPr>
+      <w:r>
+        <w:t>Reasoned teacher answer</w:t>
       </w:r>
     </w:p>
     <w:p>
-      <w:r>
-        <w:t>Use Section 9 for the evidence ledger. Add a boundary or missing-input case and record the expected response before checking. More successful repeats of one case do not establish wider coverage.</w:t>
+      <w:pPr>
+        <w:spacing w:line="336" w:lineRule="auto" w:after="180"/>
+      </w:pPr>
+      <w:r>
+        <w:rPr>
+          <w:b w:val="0"/>
+        </w:rPr>
+        <w:t xml:space="preserve">Keep population, task, model version and scoring in separate columns. Both rates are </w:t>
+      </w:r>
+      <w:r>
+        <w:rPr>
+          <w:b/>
+        </w:rPr>
+        <w:t>80%</w:t>
+      </w:r>
+      <w:r>
+        <w:rPr>
+          <w:b w:val="0"/>
+        </w:rPr>
+        <w:t>, with different denominators and conditions. Neither study directly compares both tools on the same photos.</w:t>
+      </w:r>
+    </w:p>
+    <w:p>
+      <w:pPr>
+        <w:spacing w:line="336" w:lineRule="auto" w:after="180"/>
+      </w:pPr>
+      <w:r>
+        <w:rPr>
+          <w:b w:val="0"/>
+        </w:rPr>
+        <w:t>Changed case: The matrix conceals an important condition difference. A reader might now mistake unlike studies for a controlled head-to-head comparison.</w:t>
+      </w:r>
+    </w:p>
+    <w:p>
+      <w:pPr>
+        <w:spacing w:line="336" w:lineRule="auto" w:after="180"/>
+      </w:pPr>
+      <w:r>
+        <w:rPr>
+          <w:b w:val="0"/>
+        </w:rPr>
+        <w:t>Changed-case reasoning: The matrix conceals an important condition difference. A reader might now mistake unlike studies for a controlled head-to-head comparison.</w:t>
+      </w:r>
+    </w:p>
+    <w:p>
+      <w:pPr>
+        <w:spacing w:line="336" w:lineRule="auto" w:after="180"/>
+      </w:pPr>
+      <w:r>
+        <w:rPr>
+          <w:b w:val="0"/>
+        </w:rPr>
+        <w:t xml:space="preserve">Collect each learner’s explanation before discussion. Use the first missing connection between </w:t>
+      </w:r>
+      <w:r>
+        <w:rPr>
+          <w:b/>
+        </w:rPr>
+        <w:t>input</w:t>
+      </w:r>
+      <w:r>
+        <w:rPr>
+          <w:b w:val="0"/>
+        </w:rPr>
+        <w:t xml:space="preserve">, deciding step and result to choose support. This question is worked-case practice, not fresh mastery </w:t>
+      </w:r>
+      <w:r>
+        <w:rPr>
+          <w:b/>
+        </w:rPr>
+        <w:t>evidence</w:t>
+      </w:r>
+      <w:r>
+        <w:rPr>
+          <w:b w:val="0"/>
+        </w:rPr>
+        <w:t>.</w:t>
+      </w:r>
+    </w:p>
+    <w:p>
+      <w:pPr>
+        <w:pStyle w:val="Heading1"/>
+      </w:pPr>
+      <w:r>
+        <w:t>04. Run the investigation and diagnose misconceptions</w:t>
+      </w:r>
+    </w:p>
+    <w:p>
+      <w:r>
+        <w:t>Run the A literature comparison matrix investigation and use the first unsupported step to choose a teaching response.</w:t>
+      </w:r>
+    </w:p>
+    <w:p>
+      <w:pPr>
+        <w:spacing w:line="336" w:lineRule="auto" w:after="180"/>
+      </w:pPr>
+      <w:r>
+        <w:rPr>
+          <w:b w:val="0"/>
+        </w:rPr>
+        <w:t xml:space="preserve">The worked result establishes every future case: A matrix documents comparison limits; it does not create missing common </w:t>
+      </w:r>
+      <w:r>
+        <w:rPr>
+          <w:b/>
+        </w:rPr>
+        <w:t>evidence</w:t>
+      </w:r>
+      <w:r>
+        <w:rPr>
+          <w:b w:val="0"/>
+        </w:rPr>
+        <w:t>.</w:t>
+      </w:r>
+    </w:p>
+    <w:p>
+      <w:pPr>
+        <w:spacing w:line="336" w:lineRule="auto" w:after="180"/>
+      </w:pPr>
+      <w:r>
+        <w:rPr>
+          <w:b w:val="0"/>
+        </w:rPr>
+        <w:t xml:space="preserve">A missing </w:t>
+      </w:r>
+      <w:r>
+        <w:rPr>
+          <w:b/>
+        </w:rPr>
+        <w:t>input</w:t>
+      </w:r>
+      <w:r>
+        <w:rPr>
+          <w:b w:val="0"/>
+        </w:rPr>
+        <w:t xml:space="preserve"> may be replaced without recording the change: A replacement changes the </w:t>
+      </w:r>
+      <w:r>
+        <w:rPr>
+          <w:b/>
+        </w:rPr>
+        <w:t>evidence</w:t>
+      </w:r>
+      <w:r>
+        <w:rPr>
+          <w:b w:val="0"/>
+        </w:rPr>
+        <w:t xml:space="preserve"> or contract. Record the change and its justification; do not silently turn unknown into a measured value.</w:t>
+      </w:r>
+    </w:p>
+    <w:p>
+      <w:pPr>
+        <w:spacing w:line="336" w:lineRule="auto" w:after="180"/>
+      </w:pPr>
+      <w:r>
+        <w:rPr>
+          <w:b w:val="0"/>
+        </w:rPr>
+        <w:t xml:space="preserve">Repeating an assessed case is new independent </w:t>
+      </w:r>
+      <w:r>
+        <w:rPr>
+          <w:b/>
+        </w:rPr>
+        <w:t>evidence</w:t>
+      </w:r>
+      <w:r>
+        <w:rPr>
+          <w:b w:val="0"/>
+        </w:rPr>
+        <w:t>: A replay checks consistency. An example used for feedback or revision cannot later be described as untouched final evaluation.</w:t>
+      </w:r>
+    </w:p>
+    <w:p>
+      <w:pPr>
+        <w:spacing w:line="336" w:lineRule="auto" w:after="180"/>
+      </w:pPr>
+      <w:r>
+        <w:rPr>
+          <w:b w:val="0"/>
+        </w:rPr>
+        <w:t xml:space="preserve">Use Section 9 for the </w:t>
+      </w:r>
+      <w:r>
+        <w:rPr>
+          <w:b/>
+        </w:rPr>
+        <w:t>evidence</w:t>
+      </w:r>
+      <w:r>
+        <w:rPr>
+          <w:b w:val="0"/>
+        </w:rPr>
+        <w:t xml:space="preserve"> ledger. Add a boundary or missing-</w:t>
+      </w:r>
+      <w:r>
+        <w:rPr>
+          <w:b/>
+        </w:rPr>
+        <w:t>input</w:t>
+      </w:r>
+      <w:r>
+        <w:rPr>
+          <w:b w:val="0"/>
+        </w:rPr>
+        <w:t xml:space="preserve"> case and record the expected response before checking. More successful repeats of one case do not establish wider coverage.</w:t>
       </w:r>
     </w:p>
     <w:p>
@@ -1457,29 +2655,38 @@
       </w:tr>
     </w:tbl>
     <w:p>
-      <w:r>
-        <w:t>Offer an oral explanation, drawing, enlarged visual or fewer examples when that removes a reading/writing barrier. Keep the same reasoning goal. Stretch secure learners by changing a boundary or assumption and asking them to defend the effect, not simply by assigning more of the same questions.</w:t>
+      <w:pPr>
+        <w:spacing w:line="336" w:lineRule="auto" w:after="180"/>
+      </w:pPr>
+      <w:r>
+        <w:rPr>
+          <w:b w:val="0"/>
+        </w:rPr>
+        <w:t>Offer an oral explanation, drawing, enlarged visual or fewer examples when that removes a reading/writing barrier. Keep the same reasoning goal.</w:t>
       </w:r>
     </w:p>
     <w:p>
       <w:pPr>
-        <w:pStyle w:val="Heading1"/>
-      </w:pPr>
-      <w:r>
-        <w:t>05. Assess and explain the answers</w:t>
+        <w:spacing w:line="336" w:lineRule="auto" w:after="180"/>
+      </w:pPr>
+      <w:r>
+        <w:rPr>
+          <w:b w:val="0"/>
+        </w:rPr>
+        <w:t>Stretch secure learners by changing a boundary or assumption and asking them to defend the effect, not simply by assigning more of the same questions.</w:t>
       </w:r>
     </w:p>
     <w:p>
       <w:pPr>
-        <w:pStyle w:val="Heading3"/>
-      </w:pPr>
-      <w:r>
-        <w:t>Guided and exit questions</w:t>
+        <w:pStyle w:val="Heading1"/>
+      </w:pPr>
+      <w:r>
+        <w:t>05. Assess and explain the answers</w:t>
       </w:r>
     </w:p>
     <w:p>
       <w:r>
-        <w:t>Guided: Different tasks and metrics cannot establish A superior to B. Keep separate columns and identify a common evaluation needed. Qualification: A matrix documents comparison limits; it does not create missing common evidence. Exit: accept a concrete variation with its predicted outcome and a stated condition that would challenge the mechanism; reject a claim resting on unmeasured evidence.</w:t>
+        <w:t>Use the A literature comparison matrix questions, teacher keys and criteria after the relevant attempts. Previously discussed cases are practice; protect the separately selected independent task.</w:t>
       </w:r>
     </w:p>
     <w:p>
@@ -1487,89 +2694,244 @@
         <w:pStyle w:val="Heading3"/>
       </w:pPr>
       <w:r>
-        <w:t>W1 Explain the mechanism</w:t>
+        <w:t>Guided and exit questions</w:t>
       </w:r>
     </w:p>
     <w:p>
-      <w:r>
-        <w:t>Explain the weekly mechanism in your own words. Use the worked scenario to name its input, decision rule and output.</w:t>
+      <w:pPr>
+        <w:spacing w:line="336" w:lineRule="auto" w:after="180"/>
+      </w:pPr>
+      <w:r>
+        <w:rPr>
+          <w:b w:val="0"/>
+        </w:rPr>
+        <w:t>Guided: Different tasks and metrics cannot establish A superior to B. Keep separate columns and identify a common evaluation needed.</w:t>
       </w:r>
     </w:p>
     <w:p>
-      <w:r>
-        <w:t>Teacher explanation: A literature matrix compares studies using aligned columns rather than sorting headline numbers with different meanings. Record question, data, unit, baseline, metric, split, resources and limitations. Mark incomparable fields rather than forcing a ranking.</w:t>
+      <w:pPr>
+        <w:spacing w:line="336" w:lineRule="auto" w:after="180"/>
+      </w:pPr>
+      <w:r>
+        <w:rPr>
+          <w:b w:val="0"/>
+        </w:rPr>
+        <w:t xml:space="preserve">Qualification: A matrix documents comparison limits; it does not create missing common </w:t>
+      </w:r>
+      <w:r>
+        <w:rPr>
+          <w:b/>
+        </w:rPr>
+        <w:t>evidence</w:t>
+      </w:r>
+      <w:r>
+        <w:rPr>
+          <w:b w:val="0"/>
+        </w:rPr>
+        <w:t>.</w:t>
       </w:r>
     </w:p>
     <w:p>
       <w:pPr>
-        <w:pStyle w:val="Heading3"/>
-      </w:pPr>
-      <w:r>
-        <w:t>W2 Trace the worked case</w:t>
+        <w:spacing w:line="336" w:lineRule="auto" w:after="180"/>
+      </w:pPr>
+      <w:r>
+        <w:rPr>
+          <w:b w:val="0"/>
+        </w:rPr>
+        <w:t xml:space="preserve">Exit: accept a concrete variation with its predicted outcome and a stated condition that would challenge the </w:t>
+      </w:r>
+      <w:r>
+        <w:rPr>
+          <w:b/>
+        </w:rPr>
+        <w:t>mechanism</w:t>
+      </w:r>
+      <w:r>
+        <w:rPr>
+          <w:b w:val="0"/>
+        </w:rPr>
+        <w:t xml:space="preserve">; reject a claim resting on unmeasured </w:t>
+      </w:r>
+      <w:r>
+        <w:rPr>
+          <w:b/>
+        </w:rPr>
+        <w:t>evidence</w:t>
+      </w:r>
+      <w:r>
+        <w:rPr>
+          <w:b w:val="0"/>
+        </w:rPr>
+        <w:t>.</w:t>
       </w:r>
     </w:p>
     <w:p>
-      <w:r>
-        <w:t>Study A reports accuracy90% on easy classification; B reports claim support80% on difficult generated answers. Show the intermediate steps and give the conclusion with its scope.</w:t>
+      <w:pPr>
+        <w:pStyle w:val="Heading3"/>
+      </w:pPr>
+      <w:r>
+        <w:t>W1 Explain the mechanism</w:t>
       </w:r>
     </w:p>
     <w:p>
-      <w:r>
-        <w:t>Teacher explanation: Different tasks and metrics cannot establish A superior to B. Keep separate columns and identify a common evaluation needed.</w:t>
+      <w:pPr>
+        <w:pStyle w:val="Heading3"/>
+      </w:pPr>
+      <w:r>
+        <w:t>Workbook question · W1</w:t>
       </w:r>
     </w:p>
     <w:p>
       <w:pPr>
-        <w:pStyle w:val="Heading3"/>
-      </w:pPr>
-      <w:r>
-        <w:t>W3 Audit the limit</w:t>
+        <w:spacing w:line="336" w:lineRule="auto" w:after="180"/>
+        <w:shd w:fill="F5F1FB"/>
+      </w:pPr>
+      <w:r>
+        <w:rPr>
+          <w:b w:val="0"/>
+        </w:rPr>
+        <w:t xml:space="preserve">Explain the weekly </w:t>
+      </w:r>
+      <w:r>
+        <w:rPr>
+          <w:b/>
+        </w:rPr>
+        <w:t>mechanism</w:t>
+      </w:r>
+      <w:r>
+        <w:rPr>
+          <w:b w:val="0"/>
+        </w:rPr>
+        <w:t xml:space="preserve"> in your own words. Use the worked scenario to name its </w:t>
+      </w:r>
+      <w:r>
+        <w:rPr>
+          <w:b/>
+        </w:rPr>
+        <w:t>input</w:t>
+      </w:r>
+      <w:r>
+        <w:rPr>
+          <w:b w:val="0"/>
+        </w:rPr>
+        <w:t xml:space="preserve">, decision rule and </w:t>
+      </w:r>
+      <w:r>
+        <w:rPr>
+          <w:b/>
+        </w:rPr>
+        <w:t>output</w:t>
+      </w:r>
+      <w:r>
+        <w:rPr>
+          <w:b w:val="0"/>
+        </w:rPr>
+        <w:t>.</w:t>
       </w:r>
     </w:p>
     <w:p>
-      <w:r>
-        <w:t>A report omits this qualification: A matrix documents comparison limits; it does not create missing common evidence. Explain how omitting it could change a reader's interpretation, and write an accurate replacement.</w:t>
+      <w:pPr>
+        <w:pStyle w:val="Heading3"/>
+      </w:pPr>
+      <w:r>
+        <w:t>Teacher reasoning · W1</w:t>
       </w:r>
     </w:p>
     <w:p>
-      <w:r>
-        <w:t>Teacher explanation: A matrix documents comparison limits; it does not create missing common evidence. State the observed result separately from the unverified or out-of-scope claim; preserve the original evidence rather than inventing a missing fact.</w:t>
+      <w:pPr>
+        <w:spacing w:line="336" w:lineRule="auto" w:after="180"/>
+        <w:shd w:fill="F1F6FC"/>
+      </w:pPr>
+      <w:r>
+        <w:rPr>
+          <w:b w:val="0"/>
+        </w:rPr>
+        <w:t xml:space="preserve">Teacher explanation: A </w:t>
+      </w:r>
+      <w:r>
+        <w:rPr>
+          <w:b/>
+        </w:rPr>
+        <w:t>literature matrix</w:t>
+      </w:r>
+      <w:r>
+        <w:rPr>
+          <w:b w:val="0"/>
+        </w:rPr>
+        <w:t xml:space="preserve"> compares studies using aligned columns rather than sorting headline numbers with different meanings. Record question, data, unit, baseline, metric, split, resources and limitations.</w:t>
       </w:r>
     </w:p>
     <w:p>
       <w:pPr>
-        <w:pStyle w:val="Heading3"/>
-      </w:pPr>
-      <w:r>
-        <w:t>W4 Apply a new case independently</w:t>
+        <w:spacing w:line="336" w:lineRule="auto" w:after="180"/>
+        <w:shd w:fill="F1F6FC"/>
+      </w:pPr>
+      <w:r>
+        <w:rPr>
+          <w:b w:val="0"/>
+        </w:rPr>
+        <w:t>Mark incomparable fields rather than forcing a ranking.</w:t>
       </w:r>
     </w:p>
     <w:p>
-      <w:r>
-        <w:t>A has recall@5 .8; B has precision@3 .9 on another corpus. Can you rank them?</w:t>
+      <w:pPr>
+        <w:pStyle w:val="Heading3"/>
+      </w:pPr>
+      <w:r>
+        <w:t>W2 Trace the worked case</w:t>
       </w:r>
     </w:p>
     <w:p>
-      <w:r>
-        <w:t>Teacher explanation: No directly comparable ranking:cutoff, metric and corpus differ. Align task and judged data before comparison.</w:t>
+      <w:pPr>
+        <w:pStyle w:val="Heading3"/>
+      </w:pPr>
+      <w:r>
+        <w:t>Workbook question · W2</w:t>
       </w:r>
     </w:p>
     <w:p>
       <w:pPr>
-        <w:pStyle w:val="Heading3"/>
-      </w:pPr>
-      <w:r>
-        <w:t>W5 Design a revealing follow-up</w:t>
+        <w:spacing w:line="336" w:lineRule="auto" w:after="180"/>
+        <w:shd w:fill="F5F1FB"/>
+      </w:pPr>
+      <w:r>
+        <w:rPr>
+          <w:b w:val="0"/>
+        </w:rPr>
+        <w:t>Study A reports accuracy90% on easy classification; B reports claim support</w:t>
+      </w:r>
+      <w:r>
+        <w:rPr>
+          <w:b/>
+        </w:rPr>
+        <w:t>80%</w:t>
+      </w:r>
+      <w:r>
+        <w:rPr>
+          <w:b w:val="0"/>
+        </w:rPr>
+        <w:t xml:space="preserve"> on difficult generated answers. Show the intermediate steps and give the conclusion with its scope.</w:t>
       </w:r>
     </w:p>
     <w:p>
-      <w:r>
-        <w:t>For the worked scenario, propose one additional case that could reveal a failure, describe its expected outcome before running it, and explain what would need to remain fixed for a fair comparison. Do not reuse W4 as a new final test after receiving feedback.</w:t>
+      <w:pPr>
+        <w:pStyle w:val="Heading3"/>
+      </w:pPr>
+      <w:r>
+        <w:t>Teacher reasoning · W2</w:t>
       </w:r>
     </w:p>
     <w:p>
-      <w:r>
-        <w:t>Teacher explanation: Accept a concrete variant of the worked input or a missing/conflicting/boundary condition, with an expectation derived from the declared procedure. Require preserved settings, original outputs and data roles. A matrix documents comparison limits; it does not create missing common evidence. The new case should test this particular mechanism rather than merely restate the original result.</w:t>
+      <w:pPr>
+        <w:spacing w:line="336" w:lineRule="auto" w:after="180"/>
+        <w:shd w:fill="F1F6FC"/>
+      </w:pPr>
+      <w:r>
+        <w:rPr>
+          <w:b w:val="0"/>
+        </w:rPr>
+        <w:t>Teacher explanation: Different tasks and metrics cannot establish A superior to B. Keep separate columns and identify a common evaluation needed.</w:t>
       </w:r>
     </w:p>
     <w:p>
@@ -1577,37 +2939,382 @@
         <w:pStyle w:val="Heading3"/>
       </w:pPr>
       <w:r>
-        <w:t>Independent assessment and fresh retry</w:t>
+        <w:t>W3 Audit the limit</w:t>
       </w:r>
     </w:p>
     <w:p>
-      <w:r>
-        <w:t>W4: No directly comparable ranking:cutoff, metric and corpus differ. Align task and judged data before comparison. Require intermediate reasoning and the stated scope. Fresh retry: One study reports mean latency, another median on different hardware. Expected reasoning: Record statistic/workload/hardware differences; headline values are not a matched comparison. If students need support, record it and reassess with another new case rather than awarding independence to a copied answer.</w:t>
+      <w:pPr>
+        <w:pStyle w:val="Heading3"/>
+      </w:pPr>
+      <w:r>
+        <w:t>Workbook question · W3</w:t>
       </w:r>
     </w:p>
     <w:p>
       <w:pPr>
-        <w:pStyle w:val="Heading3"/>
-      </w:pPr>
-      <w:r>
-        <w:t>Assess independent transfer</w:t>
+        <w:spacing w:line="336" w:lineRule="auto" w:after="180"/>
+        <w:shd w:fill="F5F1FB"/>
+      </w:pPr>
+      <w:r>
+        <w:rPr>
+          <w:b w:val="0"/>
+        </w:rPr>
+        <w:t xml:space="preserve">A report omits this qualification: A matrix documents comparison limits; it does not create missing common </w:t>
+      </w:r>
+      <w:r>
+        <w:rPr>
+          <w:b/>
+        </w:rPr>
+        <w:t>evidence</w:t>
+      </w:r>
+      <w:r>
+        <w:rPr>
+          <w:b w:val="0"/>
+        </w:rPr>
+        <w:t>. Explain how omitting it could change a reader's interpretation, and write an accurate replacement.</w:t>
       </w:r>
     </w:p>
     <w:p>
-      <w:r>
-        <w:t>Selected case: A has recall@5 .8; B has precision@3 .9 on another corpus. Can you rank them?</w:t>
+      <w:pPr>
+        <w:pStyle w:val="Heading3"/>
+      </w:pPr>
+      <w:r>
+        <w:t>Teacher reasoning · W3</w:t>
       </w:r>
     </w:p>
     <w:p>
       <w:pPr>
-        <w:pStyle w:val="Heading3"/>
-      </w:pPr>
-      <w:r>
-        <w:t>Selected case answer</w:t>
+        <w:spacing w:line="336" w:lineRule="auto" w:after="180"/>
+        <w:shd w:fill="F1F6FC"/>
+      </w:pPr>
+      <w:r>
+        <w:rPr>
+          <w:b w:val="0"/>
+        </w:rPr>
+        <w:t xml:space="preserve">Teacher explanation: A matrix documents comparison limits; it does not create missing common </w:t>
+      </w:r>
+      <w:r>
+        <w:rPr>
+          <w:b/>
+        </w:rPr>
+        <w:t>evidence</w:t>
+      </w:r>
+      <w:r>
+        <w:rPr>
+          <w:b w:val="0"/>
+        </w:rPr>
+        <w:t>.</w:t>
       </w:r>
     </w:p>
     <w:p>
-      <w:r>
+      <w:pPr>
+        <w:spacing w:line="336" w:lineRule="auto" w:after="180"/>
+        <w:shd w:fill="F1F6FC"/>
+      </w:pPr>
+      <w:r>
+        <w:rPr>
+          <w:b w:val="0"/>
+        </w:rPr>
+        <w:t xml:space="preserve">State the observed result separately from the unverified or out-of-scope claim; preserve the original </w:t>
+      </w:r>
+      <w:r>
+        <w:rPr>
+          <w:b/>
+        </w:rPr>
+        <w:t>evidence</w:t>
+      </w:r>
+      <w:r>
+        <w:rPr>
+          <w:b w:val="0"/>
+        </w:rPr>
+        <w:t xml:space="preserve"> rather than inventing a missing fact.</w:t>
+      </w:r>
+    </w:p>
+    <w:p>
+      <w:pPr>
+        <w:pStyle w:val="Heading3"/>
+      </w:pPr>
+      <w:r>
+        <w:t>W4 Apply a new case independently</w:t>
+      </w:r>
+    </w:p>
+    <w:p>
+      <w:pPr>
+        <w:pStyle w:val="Heading3"/>
+      </w:pPr>
+      <w:r>
+        <w:t>Workbook question · W4</w:t>
+      </w:r>
+    </w:p>
+    <w:p>
+      <w:pPr>
+        <w:spacing w:line="336" w:lineRule="auto" w:after="180"/>
+        <w:shd w:fill="F5F1FB"/>
+      </w:pPr>
+      <w:r>
+        <w:rPr>
+          <w:b w:val="0"/>
+        </w:rPr>
+        <w:t>A has recall@5 .8; B has precision@3 .9 on another corpus. Can you rank them?</w:t>
+      </w:r>
+    </w:p>
+    <w:p>
+      <w:pPr>
+        <w:pStyle w:val="Heading3"/>
+      </w:pPr>
+      <w:r>
+        <w:t>Teacher reasoning · W4</w:t>
+      </w:r>
+    </w:p>
+    <w:p>
+      <w:pPr>
+        <w:spacing w:line="336" w:lineRule="auto" w:after="180"/>
+        <w:shd w:fill="F1F6FC"/>
+      </w:pPr>
+      <w:r>
+        <w:rPr>
+          <w:b w:val="0"/>
+        </w:rPr>
+        <w:t>Teacher explanation: No directly comparable ranking:cutoff, metric and corpus differ. Align task and judged data before comparison.</w:t>
+      </w:r>
+    </w:p>
+    <w:p>
+      <w:pPr>
+        <w:pStyle w:val="Heading3"/>
+      </w:pPr>
+      <w:r>
+        <w:t>W5 Design a revealing follow-up</w:t>
+      </w:r>
+    </w:p>
+    <w:p>
+      <w:pPr>
+        <w:pStyle w:val="Heading3"/>
+      </w:pPr>
+      <w:r>
+        <w:t>Workbook question · W5</w:t>
+      </w:r>
+    </w:p>
+    <w:p>
+      <w:pPr>
+        <w:spacing w:line="336" w:lineRule="auto" w:after="180"/>
+        <w:shd w:fill="F5F1FB"/>
+      </w:pPr>
+      <w:r>
+        <w:rPr>
+          <w:b w:val="0"/>
+        </w:rPr>
+        <w:t>For the worked scenario, propose one additional case that could reveal a failure, describe its expected outcome before running it, and explain what would need to remain fixed for a fair comparison.</w:t>
+      </w:r>
+    </w:p>
+    <w:p>
+      <w:pPr>
+        <w:spacing w:line="336" w:lineRule="auto" w:after="180"/>
+        <w:shd w:fill="F5F1FB"/>
+      </w:pPr>
+      <w:r>
+        <w:rPr>
+          <w:b w:val="0"/>
+        </w:rPr>
+        <w:t>Do not reuse W4 as a new final test after receiving feedback.</w:t>
+      </w:r>
+    </w:p>
+    <w:p>
+      <w:pPr>
+        <w:pStyle w:val="Heading3"/>
+      </w:pPr>
+      <w:r>
+        <w:t>Teacher reasoning · W5</w:t>
+      </w:r>
+    </w:p>
+    <w:p>
+      <w:pPr>
+        <w:spacing w:line="336" w:lineRule="auto" w:after="180"/>
+        <w:shd w:fill="F1F6FC"/>
+      </w:pPr>
+      <w:r>
+        <w:rPr>
+          <w:b w:val="0"/>
+        </w:rPr>
+        <w:t xml:space="preserve">Teacher explanation: Accept a concrete variant of the worked </w:t>
+      </w:r>
+      <w:r>
+        <w:rPr>
+          <w:b/>
+        </w:rPr>
+        <w:t>input</w:t>
+      </w:r>
+      <w:r>
+        <w:rPr>
+          <w:b w:val="0"/>
+        </w:rPr>
+        <w:t xml:space="preserve"> or a missing/conflicting/boundary condition, with an expectation derived from the declared procedure.</w:t>
+      </w:r>
+    </w:p>
+    <w:p>
+      <w:pPr>
+        <w:spacing w:line="336" w:lineRule="auto" w:after="180"/>
+        <w:shd w:fill="F1F6FC"/>
+      </w:pPr>
+      <w:r>
+        <w:rPr>
+          <w:b w:val="0"/>
+        </w:rPr>
+        <w:t xml:space="preserve">Require preserved settings, original </w:t>
+      </w:r>
+      <w:r>
+        <w:rPr>
+          <w:b/>
+        </w:rPr>
+        <w:t>output</w:t>
+      </w:r>
+      <w:r>
+        <w:rPr>
+          <w:b w:val="0"/>
+        </w:rPr>
+        <w:t xml:space="preserve">s and data roles. A matrix documents comparison limits; it does not create missing common </w:t>
+      </w:r>
+      <w:r>
+        <w:rPr>
+          <w:b/>
+        </w:rPr>
+        <w:t>evidence</w:t>
+      </w:r>
+      <w:r>
+        <w:rPr>
+          <w:b w:val="0"/>
+        </w:rPr>
+        <w:t>.</w:t>
+      </w:r>
+    </w:p>
+    <w:p>
+      <w:pPr>
+        <w:spacing w:line="336" w:lineRule="auto" w:after="180"/>
+        <w:shd w:fill="F1F6FC"/>
+      </w:pPr>
+      <w:r>
+        <w:rPr>
+          <w:b w:val="0"/>
+        </w:rPr>
+        <w:t xml:space="preserve">The new case should test this particular </w:t>
+      </w:r>
+      <w:r>
+        <w:rPr>
+          <w:b/>
+        </w:rPr>
+        <w:t>mechanism</w:t>
+      </w:r>
+      <w:r>
+        <w:rPr>
+          <w:b w:val="0"/>
+        </w:rPr>
+        <w:t xml:space="preserve"> rather than merely restate the original result.</w:t>
+      </w:r>
+    </w:p>
+    <w:p>
+      <w:pPr>
+        <w:pStyle w:val="Heading3"/>
+      </w:pPr>
+      <w:r>
+        <w:t>Independent assessment and fresh retry</w:t>
+      </w:r>
+    </w:p>
+    <w:p>
+      <w:pPr>
+        <w:pStyle w:val="Heading3"/>
+      </w:pPr>
+      <w:r>
+        <w:t>Teacher key · Independent assessment and fresh retry</w:t>
+      </w:r>
+    </w:p>
+    <w:p>
+      <w:pPr>
+        <w:spacing w:line="336" w:lineRule="auto" w:after="180"/>
+        <w:shd w:fill="F1F6FC"/>
+      </w:pPr>
+      <w:r>
+        <w:rPr>
+          <w:b w:val="0"/>
+        </w:rPr>
+        <w:t>W4: No directly comparable ranking:cutoff, metric and corpus differ. Align task and judged data before comparison. Require intermediate reasoning and the stated scope.</w:t>
+      </w:r>
+    </w:p>
+    <w:p>
+      <w:pPr>
+        <w:spacing w:line="336" w:lineRule="auto" w:after="180"/>
+        <w:shd w:fill="F1F6FC"/>
+      </w:pPr>
+      <w:r>
+        <w:rPr>
+          <w:b w:val="0"/>
+        </w:rPr>
+        <w:t>Fresh retry: One study reports mean latency, another median on different hardware. Expected reasoning: Record statistic/workload/hardware differences; headline values are not a matched comparison.</w:t>
+      </w:r>
+    </w:p>
+    <w:p>
+      <w:pPr>
+        <w:spacing w:line="336" w:lineRule="auto" w:after="180"/>
+        <w:shd w:fill="F1F6FC"/>
+      </w:pPr>
+      <w:r>
+        <w:rPr>
+          <w:b w:val="0"/>
+        </w:rPr>
+        <w:t>If students need support, record it and reassess with another new case rather than awarding independence to a copied answer.</w:t>
+      </w:r>
+    </w:p>
+    <w:p>
+      <w:pPr>
+        <w:pStyle w:val="Heading3"/>
+      </w:pPr>
+      <w:r>
+        <w:t>Assess independent transfer</w:t>
+      </w:r>
+    </w:p>
+    <w:p>
+      <w:pPr>
+        <w:pStyle w:val="Heading3"/>
+      </w:pPr>
+      <w:r>
+        <w:t>Independent question · withhold the key</w:t>
+      </w:r>
+    </w:p>
+    <w:p>
+      <w:pPr>
+        <w:spacing w:line="336" w:lineRule="auto" w:after="180"/>
+        <w:shd w:fill="F5F1FB"/>
+      </w:pPr>
+      <w:r>
+        <w:rPr>
+          <w:b w:val="0"/>
+        </w:rPr>
+        <w:t>Selected case: A has recall@5 .8; B has precision@3 .9 on another corpus. Can you rank them?</w:t>
+      </w:r>
+    </w:p>
+    <w:p>
+      <w:pPr>
+        <w:pStyle w:val="Heading3"/>
+      </w:pPr>
+      <w:r>
+        <w:t>Selected case answer</w:t>
+      </w:r>
+    </w:p>
+    <w:p>
+      <w:pPr>
+        <w:pStyle w:val="Heading3"/>
+      </w:pPr>
+      <w:r>
+        <w:t>Teacher key · Selected case answer</w:t>
+      </w:r>
+    </w:p>
+    <w:p>
+      <w:pPr>
+        <w:spacing w:line="336" w:lineRule="auto" w:after="180"/>
+        <w:shd w:fill="F1F6FC"/>
+      </w:pPr>
+      <w:r>
+        <w:rPr>
+          <w:b w:val="0"/>
+        </w:rPr>
         <w:t>Teacher explanation: No directly comparable ranking:cutoff, metric and corpus differ. Align task and judged data before comparison.</w:t>
       </w:r>
     </w:p>
@@ -1714,67 +3421,281 @@
       </w:tr>
     </w:tbl>
     <w:p>
-      <w:r>
-        <w:t>Record each dimension as not yet, with support, or independent. Accept a valid alternative procedure with a defensible trace. Do not penalise an honestly recorded model failure if the learner correctly explains its evidence and limits.</w:t>
+      <w:pPr>
+        <w:pStyle w:val="Heading3"/>
+      </w:pPr>
+      <w:r>
+        <w:t>Teacher key · Selected case answer</w:t>
       </w:r>
     </w:p>
     <w:p>
       <w:pPr>
-        <w:pStyle w:val="Heading3"/>
-      </w:pPr>
-      <w:r>
-        <w:t>Feedback that the learner uses</w:t>
+        <w:spacing w:line="336" w:lineRule="auto" w:after="180"/>
+        <w:shd w:fill="F1F6FC"/>
+      </w:pPr>
+      <w:r>
+        <w:rPr>
+          <w:b w:val="0"/>
+        </w:rPr>
+        <w:t>Record each dimension as not yet, with support, or independent. Accept a valid alternative procedure with a defensible trace.</w:t>
       </w:r>
     </w:p>
     <w:p>
-      <w:r>
-        <w:t>Name the earliest unsupported step and give one action to repair it. Have the learner make that repair now and explain why. Then assess the relevant skill on a fresh, fully specified case. Confirm it was not previously practised with feedback; solve and check the new case before assigning it. A follow-up design prompt is a starting brief, not automatically an equivalent test.</w:t>
+      <w:pPr>
+        <w:spacing w:line="336" w:lineRule="auto" w:after="180"/>
+        <w:shd w:fill="F1F6FC"/>
+      </w:pPr>
+      <w:r>
+        <w:rPr>
+          <w:b w:val="0"/>
+        </w:rPr>
+        <w:t xml:space="preserve">Do not penalise an honestly recorded model failure if the learner correctly explains its </w:t>
+      </w:r>
+      <w:r>
+        <w:rPr>
+          <w:b/>
+        </w:rPr>
+        <w:t>evidence</w:t>
+      </w:r>
+      <w:r>
+        <w:rPr>
+          <w:b w:val="0"/>
+        </w:rPr>
+        <w:t xml:space="preserve"> and limits.</w:t>
       </w:r>
     </w:p>
     <w:p>
       <w:pPr>
-        <w:pStyle w:val="Heading1"/>
-      </w:pPr>
-      <w:r>
-        <w:t>06. Connect the project, support and next lesson</w:t>
+        <w:pStyle w:val="Heading3"/>
+      </w:pPr>
+      <w:r>
+        <w:t>Feedback that the learner uses</w:t>
       </w:r>
     </w:p>
     <w:p>
-      <w:r>
-        <w:t>Add a labelled a literature comparison matrix evidence sheet to Reproducible AI Research Study. Show how you can explain the mechanism and terminology of a literature comparison matrix. Use the supplied fictional case and keep its inputs, intermediate steps, calculation or prediction, and limitation. Connect this record to last week’s record; a matching answer without a trace is insufficient.</w:t>
+      <w:pPr>
+        <w:spacing w:line="336" w:lineRule="auto" w:after="180"/>
+      </w:pPr>
+      <w:r>
+        <w:rPr>
+          <w:b w:val="0"/>
+        </w:rPr>
+        <w:t>Name the earliest unsupported step and give one action to repair it. Have the learner make that repair now and explain why. Then assess the relevant skill on a fresh, fully specified case.</w:t>
       </w:r>
     </w:p>
     <w:p>
-      <w:r>
-        <w:t>Provide an input/procedure/result/limit frame and a calculator when needed. Ask students to identify the first step before completing the whole trace. Extension: compare two concrete variants of this mechanism while holding unrelated conditions fixed; report both successful and unsuccessful outcomes.</w:t>
+      <w:pPr>
+        <w:spacing w:line="336" w:lineRule="auto" w:after="180"/>
+      </w:pPr>
+      <w:r>
+        <w:rPr>
+          <w:b w:val="0"/>
+        </w:rPr>
+        <w:t>Confirm it was not previously practised with feedback; solve and check the new case before assigning it. A follow-up design prompt is a starting brief, not automatically an equivalent test.</w:t>
       </w:r>
     </w:p>
     <w:p>
-      <w:r>
-        <w:t>Next connection: Hypotheses and measurable outcomes. Preserve the current case record and retrieve its evidence boundary before moving on.</w:t>
+      <w:pPr>
+        <w:pStyle w:val="Heading1"/>
+      </w:pPr>
+      <w:r>
+        <w:t>06. Connect the project, support and next lesson</w:t>
       </w:r>
     </w:p>
     <w:p>
       <w:r>
-        <w:t>Retain the project ledger and assess a changed case after support. Check the relevant prerequisite before carrying this component forward.</w:t>
+        <w:t>Connect A literature comparison matrix to Reproducible AI Research Study, adapt support and plan a later changed-case check.</w:t>
       </w:r>
     </w:p>
     <w:p>
       <w:pPr>
-        <w:pStyle w:val="Heading3"/>
-      </w:pPr>
-      <w:r>
-        <w:t>Plan the delayed return</w:t>
+        <w:spacing w:line="336" w:lineRule="auto" w:after="180"/>
+      </w:pPr>
+      <w:r>
+        <w:rPr>
+          <w:b w:val="0"/>
+        </w:rPr>
+        <w:t xml:space="preserve">Add a labelled a literature comparison matrix </w:t>
+      </w:r>
+      <w:r>
+        <w:rPr>
+          <w:b/>
+        </w:rPr>
+        <w:t>evidence</w:t>
+      </w:r>
+      <w:r>
+        <w:rPr>
+          <w:b w:val="0"/>
+        </w:rPr>
+        <w:t xml:space="preserve"> sheet to Reproducible AI Research Study. Show how you can explain the </w:t>
+      </w:r>
+      <w:r>
+        <w:rPr>
+          <w:b/>
+        </w:rPr>
+        <w:t>mechanism</w:t>
+      </w:r>
+      <w:r>
+        <w:rPr>
+          <w:b w:val="0"/>
+        </w:rPr>
+        <w:t xml:space="preserve"> and terminology of a literature comparison matrix.</w:t>
       </w:r>
     </w:p>
     <w:p>
-      <w:r>
-        <w:t>Suggested return points in this level: ai-7/7, ai-7/9, ai-7/12. Use actual classroom dates, adjusting for holidays and gaps. One, three and six teaching weeks are scheduling choices, not a claimed optimal spacing.</w:t>
+      <w:pPr>
+        <w:spacing w:line="336" w:lineRule="auto" w:after="180"/>
+      </w:pPr>
+      <w:r>
+        <w:rPr>
+          <w:b w:val="0"/>
+        </w:rPr>
+        <w:t xml:space="preserve">Use the supplied fictional case and keep its </w:t>
+      </w:r>
+      <w:r>
+        <w:rPr>
+          <w:b/>
+        </w:rPr>
+        <w:t>input</w:t>
+      </w:r>
+      <w:r>
+        <w:rPr>
+          <w:b w:val="0"/>
+        </w:rPr>
+        <w:t xml:space="preserve">s, intermediate steps, calculation or </w:t>
+      </w:r>
+      <w:r>
+        <w:rPr>
+          <w:b/>
+        </w:rPr>
+        <w:t>prediction</w:t>
+      </w:r>
+      <w:r>
+        <w:rPr>
+          <w:b w:val="0"/>
+        </w:rPr>
+        <w:t>, and limitation. Connect this record to last week’s record; a matching answer without a trace is insufficient.</w:t>
       </w:r>
     </w:p>
     <w:p>
-      <w:r>
-        <w:t>At a delayed check, ask for the idea from memory and a changed application. Compare with the earlier independent response and record support used. For a new level, revisit the previous capstone before checking the new prerequisites.</w:t>
+      <w:pPr>
+        <w:spacing w:line="336" w:lineRule="auto" w:after="180"/>
+      </w:pPr>
+      <w:r>
+        <w:rPr>
+          <w:b w:val="0"/>
+        </w:rPr>
+        <w:t xml:space="preserve">Provide an </w:t>
+      </w:r>
+      <w:r>
+        <w:rPr>
+          <w:b/>
+        </w:rPr>
+        <w:t>input</w:t>
+      </w:r>
+      <w:r>
+        <w:rPr>
+          <w:b w:val="0"/>
+        </w:rPr>
+        <w:t>/procedure/result/limit frame and a calculator when needed. Ask students to identify the first step before completing the whole trace.</w:t>
+      </w:r>
+    </w:p>
+    <w:p>
+      <w:pPr>
+        <w:spacing w:line="336" w:lineRule="auto" w:after="180"/>
+      </w:pPr>
+      <w:r>
+        <w:rPr>
+          <w:b w:val="0"/>
+        </w:rPr>
+        <w:t xml:space="preserve">Extension: compare two concrete variants of this </w:t>
+      </w:r>
+      <w:r>
+        <w:rPr>
+          <w:b/>
+        </w:rPr>
+        <w:t>mechanism</w:t>
+      </w:r>
+      <w:r>
+        <w:rPr>
+          <w:b w:val="0"/>
+        </w:rPr>
+        <w:t xml:space="preserve"> while holding unrelated conditions fixed; report both successful and unsuccessful outcomes.</w:t>
+      </w:r>
+    </w:p>
+    <w:p>
+      <w:pPr>
+        <w:spacing w:line="336" w:lineRule="auto" w:after="180"/>
+      </w:pPr>
+      <w:r>
+        <w:rPr>
+          <w:b w:val="0"/>
+        </w:rPr>
+        <w:t xml:space="preserve">Next connection: Hypotheses and measurable outcomes. Preserve the current case record and retrieve its </w:t>
+      </w:r>
+      <w:r>
+        <w:rPr>
+          <w:b/>
+        </w:rPr>
+        <w:t>evidence</w:t>
+      </w:r>
+      <w:r>
+        <w:rPr>
+          <w:b w:val="0"/>
+        </w:rPr>
+        <w:t xml:space="preserve"> boundary before moving on.</w:t>
+      </w:r>
+    </w:p>
+    <w:p>
+      <w:pPr>
+        <w:spacing w:line="336" w:lineRule="auto" w:after="180"/>
+      </w:pPr>
+      <w:r>
+        <w:rPr>
+          <w:b w:val="0"/>
+        </w:rPr>
+        <w:t>Retain the project ledger and assess a changed case after support. Check the relevant prerequisite before carrying this component forward.</w:t>
+      </w:r>
+    </w:p>
+    <w:p>
+      <w:pPr>
+        <w:pStyle w:val="Heading3"/>
+      </w:pPr>
+      <w:r>
+        <w:t>Plan the delayed return</w:t>
+      </w:r>
+    </w:p>
+    <w:p>
+      <w:pPr>
+        <w:spacing w:line="336" w:lineRule="auto" w:after="180"/>
+      </w:pPr>
+      <w:r>
+        <w:rPr>
+          <w:b w:val="0"/>
+        </w:rPr>
+        <w:t>Suggested return points in this level: ai-7/7, ai-7/9, ai-7/12. Use actual classroom dates, adjusting for holidays and gaps. One, three and six teaching weeks are scheduling choices, not a claimed optimal spacing.</w:t>
+      </w:r>
+    </w:p>
+    <w:p>
+      <w:pPr>
+        <w:spacing w:line="336" w:lineRule="auto" w:after="180"/>
+      </w:pPr>
+      <w:r>
+        <w:rPr>
+          <w:b w:val="0"/>
+        </w:rPr>
+        <w:t>At a delayed check, ask for the idea from memory and a changed application. Compare with the earlier independent response and record support used.</w:t>
+      </w:r>
+    </w:p>
+    <w:p>
+      <w:pPr>
+        <w:spacing w:line="336" w:lineRule="auto" w:after="180"/>
+      </w:pPr>
+      <w:r>
+        <w:rPr>
+          <w:b w:val="0"/>
+        </w:rPr>
+        <w:t>For a new level, revisit the previous capstone before checking the new prerequisites.</w:t>
       </w:r>
     </w:p>
     <w:tbl>
@@ -1934,8 +3855,26 @@
       </w:tr>
     </w:tbl>
     <w:p>
-      <w:r>
-        <w:t>Use the evidence to choose reteaching or the next step. A completed page, confidence rating or attractive project does not by itself demonstrate understanding.</w:t>
+      <w:pPr>
+        <w:spacing w:line="336" w:lineRule="auto" w:after="180"/>
+      </w:pPr>
+      <w:r>
+        <w:rPr>
+          <w:b w:val="0"/>
+        </w:rPr>
+        <w:t xml:space="preserve">Use the </w:t>
+      </w:r>
+      <w:r>
+        <w:rPr>
+          <w:b/>
+        </w:rPr>
+        <w:t>evidence</w:t>
+      </w:r>
+      <w:r>
+        <w:rPr>
+          <w:b w:val="0"/>
+        </w:rPr>
+        <w:t xml:space="preserve"> to choose reteaching or the next step. A completed page, confidence rating or attractive project does not by itself demonstrate understanding.</w:t>
       </w:r>
     </w:p>
     <w:p>
@@ -1947,7 +3886,13 @@
       </w:r>
     </w:p>
     <w:p>
-      <w:r>
+      <w:pPr>
+        <w:spacing w:line="336" w:lineRule="auto" w:after="180"/>
+      </w:pPr>
+      <w:r>
+        <w:rPr>
+          <w:b w:val="0"/>
+        </w:rPr>
         <w:t>For the Reproducible AI Research Study, retain an annotated worked trace and the changed-case reasoning. Connect the claim to its records, units and assumptions so another investigator can challenge or reproduce it.</w:t>
       </w:r>
     </w:p>
@@ -1961,12 +3906,62 @@
     </w:p>
     <w:p>
       <w:r>
-        <w:t>Teaching target: Explain the mechanism and terminology of a literature comparison matrix</w:t>
+        <w:t>Use this preparation summary alongside the detailed A literature comparison matrix lesson; it is a checklist rather than a replacement for the full sequence.</w:t>
       </w:r>
     </w:p>
     <w:p>
-      <w:r>
-        <w:t>Prepare the labelled worked-case picture, the matching workbook, fictional input cards and a place for individual responses. Check a local Python 3 environment before class; have a paper-trace version ready.</w:t>
+      <w:pPr>
+        <w:pStyle w:val="Heading3"/>
+      </w:pPr>
+      <w:r>
+        <w:t>Teaching target</w:t>
+      </w:r>
+    </w:p>
+    <w:p>
+      <w:pPr>
+        <w:spacing w:line="336" w:lineRule="auto" w:after="180"/>
+        <w:shd w:fill="EDF7F3"/>
+      </w:pPr>
+      <w:r>
+        <w:rPr>
+          <w:b w:val="0"/>
+        </w:rPr>
+        <w:t xml:space="preserve">Teaching target: Explain the </w:t>
+      </w:r>
+      <w:r>
+        <w:rPr>
+          <w:b/>
+        </w:rPr>
+        <w:t>mechanism</w:t>
+      </w:r>
+      <w:r>
+        <w:rPr>
+          <w:b w:val="0"/>
+        </w:rPr>
+        <w:t xml:space="preserve"> and terminology of a literature comparison matrix</w:t>
+      </w:r>
+    </w:p>
+    <w:p>
+      <w:pPr>
+        <w:spacing w:line="336" w:lineRule="auto" w:after="180"/>
+      </w:pPr>
+      <w:r>
+        <w:rPr>
+          <w:b w:val="0"/>
+        </w:rPr>
+        <w:t xml:space="preserve">Prepare the labelled worked-case picture, the matching workbook, fictional </w:t>
+      </w:r>
+      <w:r>
+        <w:rPr>
+          <w:b/>
+        </w:rPr>
+        <w:t>input</w:t>
+      </w:r>
+      <w:r>
+        <w:rPr>
+          <w:b w:val="0"/>
+        </w:rPr>
+        <w:t xml:space="preserve"> cards and a place for individual responses. Check a local Python 3 environment before class; have a paper-trace version ready.</w:t>
       </w:r>
     </w:p>
     <w:tbl>
@@ -2113,37 +4108,195 @@
       </w:tr>
     </w:tbl>
     <w:p>
-      <w:r>
-        <w:t>Before class, solve the supported practice: Study A reports accuracy90% on easy classification; B reports claim support80% on difficult generated answers. Show the intermediate steps and give the conclusion with its scope.</w:t>
+      <w:pPr>
+        <w:spacing w:line="336" w:lineRule="auto" w:after="180"/>
+      </w:pPr>
+      <w:r>
+        <w:rPr>
+          <w:b w:val="0"/>
+        </w:rPr>
+        <w:t>Before class, solve the supported practice: Study A reports accuracy90% on easy classification; B reports claim support</w:t>
+      </w:r>
+      <w:r>
+        <w:rPr>
+          <w:b/>
+        </w:rPr>
+        <w:t>80%</w:t>
+      </w:r>
+      <w:r>
+        <w:rPr>
+          <w:b w:val="0"/>
+        </w:rPr>
+        <w:t xml:space="preserve"> on difficult generated answers. Show the intermediate steps and give the conclusion with its scope.</w:t>
       </w:r>
     </w:p>
     <w:p>
-      <w:r>
-        <w:t>Reasoned practice answer: Teacher explanation: Different tasks and metrics cannot establish A superior to B. Keep separate columns and identify a common evaluation needed.</w:t>
+      <w:pPr>
+        <w:pStyle w:val="Heading3"/>
+      </w:pPr>
+      <w:r>
+        <w:t>Supported practice answer</w:t>
       </w:r>
     </w:p>
     <w:p>
-      <w:r>
-        <w:t>Check every learner before discussion: Use the worked case for A literature comparison matrix. Proposed explanation: “The worked result establishes every future case”. Decide whether this explanation is supported. Point to the step or supplied fact that decides; explain your repair if needed.</w:t>
+      <w:pPr>
+        <w:spacing w:line="336" w:lineRule="auto" w:after="180"/>
+        <w:shd w:fill="F1F6FC"/>
+      </w:pPr>
+      <w:r>
+        <w:rPr>
+          <w:b w:val="0"/>
+        </w:rPr>
+        <w:t>Reasoned practice answer: Teacher explanation: Different tasks and metrics cannot establish A superior to B. Keep separate columns and identify a common evaluation needed.</w:t>
       </w:r>
     </w:p>
     <w:p>
-      <w:r>
-        <w:t>Misconception repair: A matrix documents comparison limits; it does not create missing common evidence.</w:t>
+      <w:pPr>
+        <w:spacing w:line="336" w:lineRule="auto" w:after="180"/>
+      </w:pPr>
+      <w:r>
+        <w:rPr>
+          <w:b w:val="0"/>
+        </w:rPr>
+        <w:t>Check every learner before discussion: Use the worked case for A literature comparison matrix. Proposed explanation: “The worked result establishes every future case”. Decide whether this explanation is supported.</w:t>
       </w:r>
     </w:p>
     <w:p>
-      <w:r>
-        <w:t>Support: read the exact case aloud, enlarge the labelled picture, supply input cards and model only the first deciding step. Accept a spoken explanation or drawing; retain the reasoning goal.</w:t>
+      <w:pPr>
+        <w:spacing w:line="336" w:lineRule="auto" w:after="180"/>
+      </w:pPr>
+      <w:r>
+        <w:rPr>
+          <w:b w:val="0"/>
+        </w:rPr>
+        <w:t>Point to the step or supplied fact that decides; explain your repair if needed.</w:t>
       </w:r>
     </w:p>
     <w:p>
-      <w:r>
-        <w:t>Extension: Remove the indoor/outdoor column. Require a prediction and a reason before comparing. Expected result: The matrix conceals an important condition difference. Reason: A reader might now mistake unlike studies for a controlled head-to-head comparison.</w:t>
+      <w:pPr>
+        <w:pStyle w:val="Heading3"/>
+      </w:pPr>
+      <w:r>
+        <w:t>Repair the misconception</w:t>
       </w:r>
     </w:p>
     <w:p>
-      <w:r>
+      <w:pPr>
+        <w:spacing w:line="336" w:lineRule="auto" w:after="180"/>
+        <w:shd w:fill="FFF5E6"/>
+      </w:pPr>
+      <w:r>
+        <w:rPr>
+          <w:b w:val="0"/>
+        </w:rPr>
+        <w:t xml:space="preserve">Misconception repair: A matrix documents comparison limits; it does not create missing common </w:t>
+      </w:r>
+      <w:r>
+        <w:rPr>
+          <w:b/>
+        </w:rPr>
+        <w:t>evidence</w:t>
+      </w:r>
+      <w:r>
+        <w:rPr>
+          <w:b w:val="0"/>
+        </w:rPr>
+        <w:t>.</w:t>
+      </w:r>
+    </w:p>
+    <w:p>
+      <w:pPr>
+        <w:pStyle w:val="Heading3"/>
+      </w:pPr>
+      <w:r>
+        <w:t>Support without giving away the answer</w:t>
+      </w:r>
+    </w:p>
+    <w:p>
+      <w:pPr>
+        <w:spacing w:line="336" w:lineRule="auto" w:after="180"/>
+        <w:shd w:fill="F1F6F8"/>
+      </w:pPr>
+      <w:r>
+        <w:rPr>
+          <w:b w:val="0"/>
+        </w:rPr>
+        <w:t xml:space="preserve">Support: read the exact case aloud, enlarge the labelled picture, supply </w:t>
+      </w:r>
+      <w:r>
+        <w:rPr>
+          <w:b/>
+        </w:rPr>
+        <w:t>input</w:t>
+      </w:r>
+      <w:r>
+        <w:rPr>
+          <w:b w:val="0"/>
+        </w:rPr>
+        <w:t xml:space="preserve"> cards and model only the first deciding step. Accept a spoken explanation or drawing; retain the reasoning goal.</w:t>
+      </w:r>
+    </w:p>
+    <w:p>
+      <w:pPr>
+        <w:pStyle w:val="Heading3"/>
+      </w:pPr>
+      <w:r>
+        <w:t>Extend the reasoning</w:t>
+      </w:r>
+    </w:p>
+    <w:p>
+      <w:pPr>
+        <w:spacing w:line="336" w:lineRule="auto" w:after="180"/>
+        <w:shd w:fill="F5F1FB"/>
+      </w:pPr>
+      <w:r>
+        <w:rPr>
+          <w:b w:val="0"/>
+        </w:rPr>
+        <w:t xml:space="preserve">Extension: Remove the indoor/outdoor column. Require a </w:t>
+      </w:r>
+      <w:r>
+        <w:rPr>
+          <w:b/>
+        </w:rPr>
+        <w:t>prediction</w:t>
+      </w:r>
+      <w:r>
+        <w:rPr>
+          <w:b w:val="0"/>
+        </w:rPr>
+        <w:t xml:space="preserve"> and a reason before comparing. Expected result: The matrix conceals an important condition difference.</w:t>
+      </w:r>
+    </w:p>
+    <w:p>
+      <w:pPr>
+        <w:spacing w:line="336" w:lineRule="auto" w:after="180"/>
+        <w:shd w:fill="F5F1FB"/>
+      </w:pPr>
+      <w:r>
+        <w:rPr>
+          <w:b w:val="0"/>
+        </w:rPr>
+        <w:t>Reason: A reader might now mistake unlike studies for a controlled head-to-head comparison.</w:t>
+      </w:r>
+    </w:p>
+    <w:p>
+      <w:pPr>
+        <w:pStyle w:val="Heading3"/>
+      </w:pPr>
+      <w:r>
+        <w:t>Protect the independent attempt</w:t>
+      </w:r>
+    </w:p>
+    <w:p>
+      <w:pPr>
+        <w:spacing w:line="336" w:lineRule="auto" w:after="180"/>
+        <w:shd w:fill="FFF5E6"/>
+      </w:pPr>
+      <w:r>
+        <w:rPr>
+          <w:b w:val="0"/>
+        </w:rPr>
         <w:t>Independent assessment: withhold the reserved answer until the learner has attempted the new case. Record support separately from correctness.</w:t>
       </w:r>
     </w:p>
@@ -2332,46 +4485,971 @@
       </w:tr>
     </w:tbl>
     <w:p>
-      <w:r>
-        <w:t>Project checkpoint: Frame the need. Name the user, the problem, allowed inputs and a safe simple starting method.</w:t>
+      <w:pPr>
+        <w:pStyle w:val="Heading3"/>
+      </w:pPr>
+      <w:r>
+        <w:t>Project checkpoint</w:t>
       </w:r>
     </w:p>
     <w:p>
-      <w:r>
-        <w:t>Use the weekly teacher answer for topic-specific reasoning. A saved progress tick is an activity record; judge mastery from the learner’s explanation and evidence.</w:t>
+      <w:pPr>
+        <w:spacing w:line="336" w:lineRule="auto" w:after="180"/>
+        <w:shd w:fill="EDF7F3"/>
+      </w:pPr>
+      <w:r>
+        <w:rPr>
+          <w:b w:val="0"/>
+        </w:rPr>
+        <w:t xml:space="preserve">Project checkpoint: Frame the need. Name the user, the problem, allowed </w:t>
+      </w:r>
+      <w:r>
+        <w:rPr>
+          <w:b/>
+        </w:rPr>
+        <w:t>input</w:t>
+      </w:r>
+      <w:r>
+        <w:rPr>
+          <w:b w:val="0"/>
+        </w:rPr>
+        <w:t>s and a safe simple starting method.</w:t>
       </w:r>
     </w:p>
     <w:p>
       <w:pPr>
-        <w:pStyle w:val="Heading1"/>
-      </w:pPr>
-      <w:r>
-        <w:t>08. Use feedback, labs and repair paths</w:t>
+        <w:spacing w:line="336" w:lineRule="auto" w:after="180"/>
+      </w:pPr>
+      <w:r>
+        <w:rPr>
+          <w:b w:val="0"/>
+        </w:rPr>
+        <w:t xml:space="preserve">Use the weekly teacher answer for topic-specific reasoning. A saved progress tick is an activity record; judge mastery from the learner’s explanation and </w:t>
+      </w:r>
+      <w:r>
+        <w:rPr>
+          <w:b/>
+        </w:rPr>
+        <w:t>evidence</w:t>
+      </w:r>
+      <w:r>
+        <w:rPr>
+          <w:b w:val="0"/>
+        </w:rPr>
+        <w:t>.</w:t>
       </w:r>
     </w:p>
     <w:p>
-      <w:r>
-        <w:t>Use the two formative questions as supported practice, not as independent mastery scores. Discuss the deciding evidence rather than accepting a guessed selection.</w:t>
+      <w:pPr>
+        <w:pStyle w:val="Heading1"/>
+      </w:pPr>
+      <w:r>
+        <w:t>08. Use feedback, labs and repair paths</w:t>
       </w:r>
     </w:p>
     <w:p>
       <w:r>
-        <w:t>The feedback comes from the reviewed public worked case. Do not reveal the separately reserved independent teacher answer until the learner has attempted that case.</w:t>
+        <w:t>Use feedback, earlier review and portfolios purposefully. Apply the coding routine only when this lesson has an executable lab.</w:t>
       </w:r>
     </w:p>
     <w:p>
-      <w:r>
-        <w:t>Ask students to predict before running code. Preserve errors and actual outputs; collect a changed test and an explanation. The branch-boundary and indexing lessons deliberately include failure cases.</w:t>
+      <w:pPr>
+        <w:spacing w:line="336" w:lineRule="auto" w:after="180"/>
+      </w:pPr>
+      <w:r>
+        <w:rPr>
+          <w:b w:val="0"/>
+        </w:rPr>
+        <w:t xml:space="preserve">Use the two formative questions as supported practice, not as independent mastery scores. Discuss the deciding </w:t>
+      </w:r>
+      <w:r>
+        <w:rPr>
+          <w:b/>
+        </w:rPr>
+        <w:t>evidence</w:t>
+      </w:r>
+      <w:r>
+        <w:rPr>
+          <w:b w:val="0"/>
+        </w:rPr>
+        <w:t xml:space="preserve"> rather than accepting a guessed selection.</w:t>
       </w:r>
     </w:p>
     <w:p>
-      <w:r>
-        <w:t>Use the earlier worked-explanation links to address a specific missing building block, then return to the current question. Adapt this suggestion after observing the learner; it is not an automatic diagnosis.</w:t>
+      <w:pPr>
+        <w:spacing w:line="336" w:lineRule="auto" w:after="180"/>
+      </w:pPr>
+      <w:r>
+        <w:rPr>
+          <w:b w:val="0"/>
+        </w:rPr>
+        <w:t>The feedback comes from the reviewed public worked case. Do not reveal the separately reserved independent teacher answer until the learner has attempted that case.</w:t>
       </w:r>
     </w:p>
     <w:p>
-      <w:r>
-        <w:t>Collect the completed-work portfolio as evidence. Record support separately from correctness, and assess explanation, trace/test and limitations. Progress ticks and quiz selections alone do not establish mastery.</w:t>
+      <w:pPr>
+        <w:pStyle w:val="Heading3"/>
+      </w:pPr>
+      <w:r>
+        <w:t>For later coding lessons</w:t>
+      </w:r>
+    </w:p>
+    <w:p>
+      <w:r>
+        <w:t>This week has no code block. Use this routine when a later lesson includes an executable lab.</w:t>
+      </w:r>
+    </w:p>
+    <w:p>
+      <w:pPr>
+        <w:spacing w:line="336" w:lineRule="auto" w:after="180"/>
+        <w:shd w:fill="F1F6F8"/>
+      </w:pPr>
+      <w:r>
+        <w:rPr>
+          <w:b w:val="0"/>
+        </w:rPr>
+        <w:t xml:space="preserve">Ask students to predict before running code. Preserve errors and actual </w:t>
+      </w:r>
+      <w:r>
+        <w:rPr>
+          <w:b/>
+        </w:rPr>
+        <w:t>output</w:t>
+      </w:r>
+      <w:r>
+        <w:rPr>
+          <w:b w:val="0"/>
+        </w:rPr>
+        <w:t>s; collect a changed test and an explanation. The branch-boundary and indexing lessons deliberately include failure cases.</w:t>
+      </w:r>
+    </w:p>
+    <w:p>
+      <w:pPr>
+        <w:spacing w:line="336" w:lineRule="auto" w:after="180"/>
+      </w:pPr>
+      <w:r>
+        <w:rPr>
+          <w:b w:val="0"/>
+        </w:rPr>
+        <w:t>Use the earlier worked-explanation links to address a specific missing building block, then return to the current question. Adapt this suggestion after observing the learner; it is not an automatic diagnosis.</w:t>
+      </w:r>
+    </w:p>
+    <w:p>
+      <w:pPr>
+        <w:spacing w:line="336" w:lineRule="auto" w:after="180"/>
+      </w:pPr>
+      <w:r>
+        <w:rPr>
+          <w:b w:val="0"/>
+        </w:rPr>
+        <w:t xml:space="preserve">Collect the completed-work portfolio as </w:t>
+      </w:r>
+      <w:r>
+        <w:rPr>
+          <w:b/>
+        </w:rPr>
+        <w:t>evidence</w:t>
+      </w:r>
+      <w:r>
+        <w:rPr>
+          <w:b w:val="0"/>
+        </w:rPr>
+        <w:t>. Record support separately from correctness, and assess explanation, trace/test and limitations. Progress ticks and quiz selections alone do not establish mastery.</w:t>
+      </w:r>
+    </w:p>
+    <w:p>
+      <w:pPr>
+        <w:pStyle w:val="Heading1"/>
+      </w:pPr>
+      <w:r>
+        <w:t>09. Visual concept journey</w:t>
+      </w:r>
+    </w:p>
+    <w:p>
+      <w:r>
+        <w:t>Show one A literature comparison matrix graphic at a time, request a prediction and discuss its trace before the independent assessment.</w:t>
+      </w:r>
+    </w:p>
+    <w:p>
+      <w:pPr>
+        <w:spacing w:line="336" w:lineRule="auto" w:after="180"/>
+      </w:pPr>
+      <w:r>
+        <w:rPr>
+          <w:b w:val="0"/>
+        </w:rPr>
+        <w:t xml:space="preserve">Use one picture at a time. Hide a worked result before asking for a </w:t>
+      </w:r>
+      <w:r>
+        <w:rPr>
+          <w:b/>
+        </w:rPr>
+        <w:t>prediction</w:t>
+      </w:r>
+      <w:r>
+        <w:rPr>
+          <w:b w:val="0"/>
+        </w:rPr>
+        <w:t>, then reveal it for feedback. These are supported teaching cases; retain the separate independent assessment for a fresh first attempt.</w:t>
+      </w:r>
+    </w:p>
+    <w:p>
+      <w:pPr>
+        <w:pStyle w:val="Heading3"/>
+      </w:pPr>
+      <w:r>
+        <w:t>01. A literature comparison matrix: the case</w:t>
+      </w:r>
+    </w:p>
+    <w:p>
+      <w:r>
+        <w:drawing>
+          <wp:inline xmlns:a="http://schemas.openxmlformats.org/drawingml/2006/main" xmlns:pic="http://schemas.openxmlformats.org/drawingml/2006/picture">
+            <wp:extent cx="5486400" cy="2834640"/>
+            <wp:docPr id="3" name="Picture 3" descr="A literature matrix that preserves differences. Two fictional studies evaluate related tools under different conditions. Supplied facts: Study S1: 8/10 correct on indoor photos. S2: 16/20 on outdoor photos. Both report 80%."/>
+            <wp:cNvGraphicFramePr>
+              <a:graphicFrameLocks noChangeAspect="1"/>
+            </wp:cNvGraphicFramePr>
+            <a:graphic>
+              <a:graphicData uri="http://schemas.openxmlformats.org/drawingml/2006/picture">
+                <pic:pic>
+                  <pic:nvPicPr>
+                    <pic:cNvPr id="0" name="academy-story-ai-7-6-01.png"/>
+                    <pic:cNvPicPr/>
+                  </pic:nvPicPr>
+                  <pic:blipFill>
+                    <a:blip r:embed="rId11"/>
+                    <a:stretch>
+                      <a:fillRect/>
+                    </a:stretch>
+                  </pic:blipFill>
+                  <pic:spPr>
+                    <a:xfrm>
+                      <a:off x="0" y="0"/>
+                      <a:ext cx="5486400" cy="2834640"/>
+                    </a:xfrm>
+                    <a:prstGeom prst="rect"/>
+                  </pic:spPr>
+                </pic:pic>
+              </a:graphicData>
+            </a:graphic>
+          </wp:inline>
+        </w:drawing>
+      </w:r>
+    </w:p>
+    <w:p>
+      <w:pPr>
+        <w:spacing w:line="336" w:lineRule="auto" w:after="180"/>
+      </w:pPr>
+      <w:r>
+        <w:rPr>
+          <w:b w:val="0"/>
+        </w:rPr>
+        <w:t xml:space="preserve">A </w:t>
+      </w:r>
+      <w:r>
+        <w:rPr>
+          <w:b/>
+        </w:rPr>
+        <w:t>literature matrix</w:t>
+      </w:r>
+      <w:r>
+        <w:rPr>
+          <w:b w:val="0"/>
+        </w:rPr>
+        <w:t xml:space="preserve"> that preserves differences. Two fictional studies evaluate related tools under different conditions. Supplied facts: Study S1: 8/10 correct on indoor photos. S2: 16/20 on outdoor photos. Both report </w:t>
+      </w:r>
+      <w:r>
+        <w:rPr>
+          <w:b/>
+        </w:rPr>
+        <w:t>80%</w:t>
+      </w:r>
+      <w:r>
+        <w:rPr>
+          <w:b w:val="0"/>
+        </w:rPr>
+        <w:t>.</w:t>
+      </w:r>
+    </w:p>
+    <w:p>
+      <w:pPr>
+        <w:spacing w:line="336" w:lineRule="auto" w:after="180"/>
+        <w:shd w:fill="F5F1FB"/>
+      </w:pPr>
+      <w:r>
+        <w:rPr>
+          <w:b w:val="0"/>
+        </w:rPr>
+        <w:t>Point to the given fact that matters most. Explain why it matters.</w:t>
+      </w:r>
+    </w:p>
+    <w:p>
+      <w:pPr>
+        <w:pStyle w:val="Heading3"/>
+      </w:pPr>
+      <w:r>
+        <w:t>Discuss while showing the picture</w:t>
+      </w:r>
+    </w:p>
+    <w:p>
+      <w:pPr>
+        <w:spacing w:line="336" w:lineRule="auto" w:after="180"/>
+        <w:shd w:fill="F1F6F8"/>
+      </w:pPr>
+      <w:r>
+        <w:rPr>
+          <w:b w:val="0"/>
+        </w:rPr>
+        <w:t>Teacher prompt: Point to the given fact that matters most. Explain why it matters. Ask learners to describe one label or arrow in ordinary words. Use the adjacent transcript if the image is difficult to see.</w:t>
+      </w:r>
+    </w:p>
+    <w:p>
+      <w:pPr>
+        <w:pStyle w:val="Heading3"/>
+      </w:pPr>
+      <w:r>
+        <w:t>02. Follow the deciding steps</w:t>
+      </w:r>
+    </w:p>
+    <w:p>
+      <w:r>
+        <w:drawing>
+          <wp:inline xmlns:a="http://schemas.openxmlformats.org/drawingml/2006/main" xmlns:pic="http://schemas.openxmlformats.org/drawingml/2006/picture">
+            <wp:extent cx="5486400" cy="3182112"/>
+            <wp:docPr id="4" name="Picture 4" descr="Record each method: Keep population, task, model version and scoring in separate columns. → Compare rates carefully: Both rates are 80%, with different denominators and conditions. → Name missing comparison: Neither study directly compares both tools on the same photos."/>
+            <wp:cNvGraphicFramePr>
+              <a:graphicFrameLocks noChangeAspect="1"/>
+            </wp:cNvGraphicFramePr>
+            <a:graphic>
+              <a:graphicData uri="http://schemas.openxmlformats.org/drawingml/2006/picture">
+                <pic:pic>
+                  <pic:nvPicPr>
+                    <pic:cNvPr id="0" name="academy-story-ai-7-6-02.png"/>
+                    <pic:cNvPicPr/>
+                  </pic:nvPicPr>
+                  <pic:blipFill>
+                    <a:blip r:embed="rId12"/>
+                    <a:stretch>
+                      <a:fillRect/>
+                    </a:stretch>
+                  </pic:blipFill>
+                  <pic:spPr>
+                    <a:xfrm>
+                      <a:off x="0" y="0"/>
+                      <a:ext cx="5486400" cy="3182112"/>
+                    </a:xfrm>
+                    <a:prstGeom prst="rect"/>
+                  </pic:spPr>
+                </pic:pic>
+              </a:graphicData>
+            </a:graphic>
+          </wp:inline>
+        </w:drawing>
+      </w:r>
+    </w:p>
+    <w:p>
+      <w:pPr>
+        <w:spacing w:line="336" w:lineRule="auto" w:after="180"/>
+      </w:pPr>
+      <w:r>
+        <w:rPr>
+          <w:b w:val="0"/>
+        </w:rPr>
+        <w:t xml:space="preserve">Record each method: Keep population, task, model version and scoring in separate columns. → Compare rates carefully: Both rates are </w:t>
+      </w:r>
+      <w:r>
+        <w:rPr>
+          <w:b/>
+        </w:rPr>
+        <w:t>80%</w:t>
+      </w:r>
+      <w:r>
+        <w:rPr>
+          <w:b w:val="0"/>
+        </w:rPr>
+        <w:t>, with different denominators and conditions. → Name missing comparison: Neither study directly compares both tools on the same photos.</w:t>
+      </w:r>
+    </w:p>
+    <w:p>
+      <w:pPr>
+        <w:spacing w:line="336" w:lineRule="auto" w:after="180"/>
+        <w:shd w:fill="F5F1FB"/>
+      </w:pPr>
+      <w:r>
+        <w:rPr>
+          <w:b w:val="0"/>
+        </w:rPr>
+        <w:t xml:space="preserve">Point to each numbered stage and explain which recorded </w:t>
+      </w:r>
+      <w:r>
+        <w:rPr>
+          <w:b/>
+        </w:rPr>
+        <w:t>input</w:t>
+      </w:r>
+      <w:r>
+        <w:rPr>
+          <w:b w:val="0"/>
+        </w:rPr>
+        <w:t xml:space="preserve"> it uses.</w:t>
+      </w:r>
+    </w:p>
+    <w:p>
+      <w:pPr>
+        <w:pStyle w:val="Heading3"/>
+      </w:pPr>
+      <w:r>
+        <w:t>Discuss while showing the picture</w:t>
+      </w:r>
+    </w:p>
+    <w:p>
+      <w:pPr>
+        <w:spacing w:line="336" w:lineRule="auto" w:after="180"/>
+        <w:shd w:fill="F1F6F8"/>
+      </w:pPr>
+      <w:r>
+        <w:rPr>
+          <w:b w:val="0"/>
+        </w:rPr>
+        <w:t xml:space="preserve">Teacher prompt: Point to each numbered stage and explain which recorded </w:t>
+      </w:r>
+      <w:r>
+        <w:rPr>
+          <w:b/>
+        </w:rPr>
+        <w:t>input</w:t>
+      </w:r>
+      <w:r>
+        <w:rPr>
+          <w:b w:val="0"/>
+        </w:rPr>
+        <w:t xml:space="preserve"> it uses. Ask learners to describe one label or arrow in ordinary words. Use the adjacent transcript if the image is difficult to see.</w:t>
+      </w:r>
+    </w:p>
+    <w:p>
+      <w:pPr>
+        <w:pStyle w:val="Heading3"/>
+      </w:pPr>
+      <w:r>
+        <w:t>03. Same rate, different study conditions</w:t>
+      </w:r>
+    </w:p>
+    <w:p>
+      <w:r>
+        <w:drawing>
+          <wp:inline xmlns:a="http://schemas.openxmlformats.org/drawingml/2006/main" xmlns:pic="http://schemas.openxmlformats.org/drawingml/2006/picture">
+            <wp:extent cx="5486400" cy="3096768"/>
+            <wp:docPr id="5" name="Picture 5" descr="Same rate, different study conditions. Study S1: Correct = 8, Total = 10, Condition = Indoor. Study S2: Correct = 16, Total = 20, Condition = Outdoor."/>
+            <wp:cNvGraphicFramePr>
+              <a:graphicFrameLocks noChangeAspect="1"/>
+            </wp:cNvGraphicFramePr>
+            <a:graphic>
+              <a:graphicData uri="http://schemas.openxmlformats.org/drawingml/2006/picture">
+                <pic:pic>
+                  <pic:nvPicPr>
+                    <pic:cNvPr id="0" name="academy-story-ai-7-6-03.png"/>
+                    <pic:cNvPicPr/>
+                  </pic:nvPicPr>
+                  <pic:blipFill>
+                    <a:blip r:embed="rId13"/>
+                    <a:stretch>
+                      <a:fillRect/>
+                    </a:stretch>
+                  </pic:blipFill>
+                  <pic:spPr>
+                    <a:xfrm>
+                      <a:off x="0" y="0"/>
+                      <a:ext cx="5486400" cy="3096768"/>
+                    </a:xfrm>
+                    <a:prstGeom prst="rect"/>
+                  </pic:spPr>
+                </pic:pic>
+              </a:graphicData>
+            </a:graphic>
+          </wp:inline>
+        </w:drawing>
+      </w:r>
+    </w:p>
+    <w:p>
+      <w:pPr>
+        <w:spacing w:line="336" w:lineRule="auto" w:after="180"/>
+      </w:pPr>
+      <w:r>
+        <w:rPr>
+          <w:b w:val="0"/>
+        </w:rPr>
+        <w:t>Same rate, different study conditions. Study S1: Correct = 8, Total = 10, Condition = Indoor. Study S2: Correct = 16, Total = 20, Condition = Outdoor.</w:t>
+      </w:r>
+    </w:p>
+    <w:p>
+      <w:pPr>
+        <w:spacing w:line="336" w:lineRule="auto" w:after="180"/>
+        <w:shd w:fill="F5F1FB"/>
+      </w:pPr>
+      <w:r>
+        <w:rPr>
+          <w:b w:val="0"/>
+        </w:rPr>
+        <w:t>Read the labels and values. Explain the relationship the model shows.</w:t>
+      </w:r>
+    </w:p>
+    <w:p>
+      <w:pPr>
+        <w:pStyle w:val="Heading3"/>
+      </w:pPr>
+      <w:r>
+        <w:t>Discuss while showing the picture</w:t>
+      </w:r>
+    </w:p>
+    <w:p>
+      <w:pPr>
+        <w:spacing w:line="336" w:lineRule="auto" w:after="180"/>
+        <w:shd w:fill="F1F6F8"/>
+      </w:pPr>
+      <w:r>
+        <w:rPr>
+          <w:b w:val="0"/>
+        </w:rPr>
+        <w:t>Teacher prompt: Read the labels and values. Explain the relationship the model shows. Ask learners to describe one label or arrow in ordinary words. Use the adjacent transcript if the image is difficult to see.</w:t>
+      </w:r>
+    </w:p>
+    <w:p>
+      <w:pPr>
+        <w:spacing w:line="336" w:lineRule="auto" w:after="180"/>
+        <w:shd w:fill="F1F6F8"/>
+      </w:pPr>
+      <w:r>
+        <w:rPr>
+          <w:b w:val="0"/>
+        </w:rPr>
+        <w:t>Check row/column meanings, units and denominators before discussing a difference. Supplied toy values are not real class or model results.</w:t>
+      </w:r>
+    </w:p>
+    <w:p>
+      <w:pPr>
+        <w:pStyle w:val="Heading3"/>
+      </w:pPr>
+      <w:r>
+        <w:t>04. Change one thing. Trace what follows.</w:t>
+      </w:r>
+    </w:p>
+    <w:p>
+      <w:r>
+        <w:drawing>
+          <wp:inline xmlns:a="http://schemas.openxmlformats.org/drawingml/2006/main" xmlns:pic="http://schemas.openxmlformats.org/drawingml/2006/picture">
+            <wp:extent cx="5486400" cy="3026664"/>
+            <wp:docPr id="6" name="Picture 6" descr="Original case: Neither study directly compares both tools on the same photos. Changed condition: Remove the indoor/outdoor column. Expected result: The matrix conceals an important condition difference. Reason: A reader might now mistake unlike studies for a controlled head-to-head comparison."/>
+            <wp:cNvGraphicFramePr>
+              <a:graphicFrameLocks noChangeAspect="1"/>
+            </wp:cNvGraphicFramePr>
+            <a:graphic>
+              <a:graphicData uri="http://schemas.openxmlformats.org/drawingml/2006/picture">
+                <pic:pic>
+                  <pic:nvPicPr>
+                    <pic:cNvPr id="0" name="academy-story-ai-7-6-04.png"/>
+                    <pic:cNvPicPr/>
+                  </pic:nvPicPr>
+                  <pic:blipFill>
+                    <a:blip r:embed="rId14"/>
+                    <a:stretch>
+                      <a:fillRect/>
+                    </a:stretch>
+                  </pic:blipFill>
+                  <pic:spPr>
+                    <a:xfrm>
+                      <a:off x="0" y="0"/>
+                      <a:ext cx="5486400" cy="3026664"/>
+                    </a:xfrm>
+                    <a:prstGeom prst="rect"/>
+                  </pic:spPr>
+                </pic:pic>
+              </a:graphicData>
+            </a:graphic>
+          </wp:inline>
+        </w:drawing>
+      </w:r>
+    </w:p>
+    <w:p>
+      <w:pPr>
+        <w:spacing w:line="336" w:lineRule="auto" w:after="180"/>
+      </w:pPr>
+      <w:r>
+        <w:rPr>
+          <w:b w:val="0"/>
+        </w:rPr>
+        <w:t>Original case: Neither study directly compares both tools on the same photos. Changed condition: Remove the indoor/outdoor column. Expected result: The matrix conceals an important condition difference.</w:t>
+      </w:r>
+    </w:p>
+    <w:p>
+      <w:pPr>
+        <w:spacing w:line="336" w:lineRule="auto" w:after="180"/>
+      </w:pPr>
+      <w:r>
+        <w:rPr>
+          <w:b w:val="0"/>
+        </w:rPr>
+        <w:t>Reason: A reader might now mistake unlike studies for a controlled head-to-head comparison.</w:t>
+      </w:r>
+    </w:p>
+    <w:p>
+      <w:pPr>
+        <w:spacing w:line="336" w:lineRule="auto" w:after="180"/>
+        <w:shd w:fill="F5F1FB"/>
+      </w:pPr>
+      <w:r>
+        <w:rPr>
+          <w:b w:val="0"/>
+        </w:rPr>
+        <w:t>Predict before checking the worked changed-case result. Name what changed and what the supplied facts allow you to conclude.</w:t>
+      </w:r>
+    </w:p>
+    <w:p>
+      <w:pPr>
+        <w:pStyle w:val="Heading3"/>
+      </w:pPr>
+      <w:r>
+        <w:t>Discuss while showing the picture</w:t>
+      </w:r>
+    </w:p>
+    <w:p>
+      <w:pPr>
+        <w:spacing w:line="336" w:lineRule="auto" w:after="180"/>
+        <w:shd w:fill="F1F6F8"/>
+      </w:pPr>
+      <w:r>
+        <w:rPr>
+          <w:b w:val="0"/>
+        </w:rPr>
+        <w:t>Teacher prompt: Predict before checking the worked changed-case result. Name what changed and what the supplied facts allow you to conclude. Ask learners to describe one label or arrow in ordinary words.</w:t>
+      </w:r>
+    </w:p>
+    <w:p>
+      <w:pPr>
+        <w:spacing w:line="336" w:lineRule="auto" w:after="180"/>
+        <w:shd w:fill="F1F6F8"/>
+      </w:pPr>
+      <w:r>
+        <w:rPr>
+          <w:b w:val="0"/>
+        </w:rPr>
+        <w:t>Use the adjacent transcript if the image is difficult to see. Changed-case reasoning: A reader might now mistake unlike studies for a controlled head-to-head comparison.</w:t>
+      </w:r>
+    </w:p>
+    <w:p>
+      <w:pPr>
+        <w:pStyle w:val="Heading3"/>
+      </w:pPr>
+      <w:r>
+        <w:t>05. Connect the explanation to its limit</w:t>
+      </w:r>
+    </w:p>
+    <w:p>
+      <w:r>
+        <w:drawing>
+          <wp:inline xmlns:a="http://schemas.openxmlformats.org/drawingml/2006/main" xmlns:pic="http://schemas.openxmlformats.org/drawingml/2006/picture">
+            <wp:extent cx="5486400" cy="2834640"/>
+            <wp:docPr id="7" name="Picture 7" descr="A literature matrix helps compare evidence without flattening differences. Equal percentages do not mean equivalent tasks, samples or methods. Limit: These fictional studies illustrate comparison practice; no real literature finding is asserted."/>
+            <wp:cNvGraphicFramePr>
+              <a:graphicFrameLocks noChangeAspect="1"/>
+            </wp:cNvGraphicFramePr>
+            <a:graphic>
+              <a:graphicData uri="http://schemas.openxmlformats.org/drawingml/2006/picture">
+                <pic:pic>
+                  <pic:nvPicPr>
+                    <pic:cNvPr id="0" name="academy-story-ai-7-6-05.png"/>
+                    <pic:cNvPicPr/>
+                  </pic:nvPicPr>
+                  <pic:blipFill>
+                    <a:blip r:embed="rId15"/>
+                    <a:stretch>
+                      <a:fillRect/>
+                    </a:stretch>
+                  </pic:blipFill>
+                  <pic:spPr>
+                    <a:xfrm>
+                      <a:off x="0" y="0"/>
+                      <a:ext cx="5486400" cy="2834640"/>
+                    </a:xfrm>
+                    <a:prstGeom prst="rect"/>
+                  </pic:spPr>
+                </pic:pic>
+              </a:graphicData>
+            </a:graphic>
+          </wp:inline>
+        </w:drawing>
+      </w:r>
+    </w:p>
+    <w:p>
+      <w:pPr>
+        <w:spacing w:line="336" w:lineRule="auto" w:after="180"/>
+      </w:pPr>
+      <w:r>
+        <w:rPr>
+          <w:b w:val="0"/>
+        </w:rPr>
+        <w:t xml:space="preserve">A </w:t>
+      </w:r>
+      <w:r>
+        <w:rPr>
+          <w:b/>
+        </w:rPr>
+        <w:t>literature matrix</w:t>
+      </w:r>
+      <w:r>
+        <w:rPr>
+          <w:b w:val="0"/>
+        </w:rPr>
+        <w:t xml:space="preserve"> helps compare </w:t>
+      </w:r>
+      <w:r>
+        <w:rPr>
+          <w:b/>
+        </w:rPr>
+        <w:t>evidence</w:t>
+      </w:r>
+      <w:r>
+        <w:rPr>
+          <w:b w:val="0"/>
+        </w:rPr>
+        <w:t xml:space="preserve"> without flattening differences. Equal percentages do not mean equivalent tasks, samples or methods.</w:t>
+      </w:r>
+    </w:p>
+    <w:p>
+      <w:pPr>
+        <w:spacing w:line="336" w:lineRule="auto" w:after="180"/>
+      </w:pPr>
+      <w:r>
+        <w:rPr>
+          <w:b w:val="0"/>
+        </w:rPr>
+        <w:t>Limit: These fictional studies illustrate comparison practice; no real literature finding is asserted.</w:t>
+      </w:r>
+    </w:p>
+    <w:p>
+      <w:pPr>
+        <w:spacing w:line="336" w:lineRule="auto" w:after="180"/>
+        <w:shd w:fill="F5F1FB"/>
+      </w:pPr>
+      <w:r>
+        <w:rPr>
+          <w:b w:val="0"/>
+        </w:rPr>
+        <w:t>Explain the case, then point to a limit on the claim.</w:t>
+      </w:r>
+    </w:p>
+    <w:p>
+      <w:pPr>
+        <w:pStyle w:val="Heading3"/>
+      </w:pPr>
+      <w:r>
+        <w:t>Discuss while showing the picture</w:t>
+      </w:r>
+    </w:p>
+    <w:p>
+      <w:pPr>
+        <w:spacing w:line="336" w:lineRule="auto" w:after="180"/>
+        <w:shd w:fill="F1F6F8"/>
+      </w:pPr>
+      <w:r>
+        <w:rPr>
+          <w:b w:val="0"/>
+        </w:rPr>
+        <w:t>Teacher prompt: Explain the case, then point to a limit on the claim. Ask learners to describe one label or arrow in ordinary words. Use the adjacent transcript if the image is difficult to see.</w:t>
+      </w:r>
+    </w:p>
+    <w:p>
+      <w:pPr>
+        <w:spacing w:line="336" w:lineRule="auto" w:after="180"/>
+        <w:shd w:fill="F1F6F8"/>
+      </w:pPr>
+      <w:r>
+        <w:rPr>
+          <w:b w:val="0"/>
+        </w:rPr>
+        <w:t>Keep the stated scope: These fictional studies illustrate comparison practice; no real literature finding is asserted.</w:t>
+      </w:r>
+    </w:p>
+    <w:p>
+      <w:pPr>
+        <w:pStyle w:val="Heading3"/>
+      </w:pPr>
+      <w:r>
+        <w:t>06. Make the idea visible in your project</w:t>
+      </w:r>
+    </w:p>
+    <w:p>
+      <w:r>
+        <w:drawing>
+          <wp:inline xmlns:a="http://schemas.openxmlformats.org/drawingml/2006/main" xmlns:pic="http://schemas.openxmlformats.org/drawingml/2006/picture">
+            <wp:extent cx="5486400" cy="3681984"/>
+            <wp:docPr id="8" name="Picture 8" descr="For the Reproducible AI Research Study, retain an annotated worked trace and the changed-case reasoning. Connect the claim to its records, units and assumptions so another investigator can challenge or reproduce it. Draw your input, deciding step, result and limit. Supported question: Explain why 8/10 indoors and 16/20 outdoors share a rate but not a controlled comparison. Which condition column must the literature matrix preserve?"/>
+            <wp:cNvGraphicFramePr>
+              <a:graphicFrameLocks noChangeAspect="1"/>
+            </wp:cNvGraphicFramePr>
+            <a:graphic>
+              <a:graphicData uri="http://schemas.openxmlformats.org/drawingml/2006/picture">
+                <pic:pic>
+                  <pic:nvPicPr>
+                    <pic:cNvPr id="0" name="academy-story-ai-7-6-06.png"/>
+                    <pic:cNvPicPr/>
+                  </pic:nvPicPr>
+                  <pic:blipFill>
+                    <a:blip r:embed="rId16"/>
+                    <a:stretch>
+                      <a:fillRect/>
+                    </a:stretch>
+                  </pic:blipFill>
+                  <pic:spPr>
+                    <a:xfrm>
+                      <a:off x="0" y="0"/>
+                      <a:ext cx="5486400" cy="3681984"/>
+                    </a:xfrm>
+                    <a:prstGeom prst="rect"/>
+                  </pic:spPr>
+                </pic:pic>
+              </a:graphicData>
+            </a:graphic>
+          </wp:inline>
+        </w:drawing>
+      </w:r>
+    </w:p>
+    <w:p>
+      <w:pPr>
+        <w:spacing w:line="336" w:lineRule="auto" w:after="180"/>
+      </w:pPr>
+      <w:r>
+        <w:rPr>
+          <w:b w:val="0"/>
+        </w:rPr>
+        <w:t>For the Reproducible AI Research Study, retain an annotated worked trace and the changed-case reasoning. Connect the claim to its records, units and assumptions so another investigator can challenge or reproduce it.</w:t>
+      </w:r>
+    </w:p>
+    <w:p>
+      <w:pPr>
+        <w:spacing w:line="336" w:lineRule="auto" w:after="180"/>
+      </w:pPr>
+      <w:r>
+        <w:rPr>
+          <w:b w:val="0"/>
+        </w:rPr>
+        <w:t xml:space="preserve">Draw your </w:t>
+      </w:r>
+      <w:r>
+        <w:rPr>
+          <w:b/>
+        </w:rPr>
+        <w:t>input</w:t>
+      </w:r>
+      <w:r>
+        <w:rPr>
+          <w:b w:val="0"/>
+        </w:rPr>
+        <w:t xml:space="preserve">, deciding step, result and limit. Supported question: Explain why 8/10 indoors and 16/20 outdoors share a rate but not a controlled comparison. Which condition column must the </w:t>
+      </w:r>
+      <w:r>
+        <w:rPr>
+          <w:b/>
+        </w:rPr>
+        <w:t>literature matrix</w:t>
+      </w:r>
+      <w:r>
+        <w:rPr>
+          <w:b w:val="0"/>
+        </w:rPr>
+        <w:t xml:space="preserve"> preserve?</w:t>
+      </w:r>
+    </w:p>
+    <w:p>
+      <w:pPr>
+        <w:spacing w:line="336" w:lineRule="auto" w:after="180"/>
+        <w:shd w:fill="F5F1FB"/>
+      </w:pPr>
+      <w:r>
+        <w:rPr>
+          <w:b w:val="0"/>
+        </w:rPr>
+        <w:t xml:space="preserve">Draw your project trace and justify the deciding step using </w:t>
+      </w:r>
+      <w:r>
+        <w:rPr>
+          <w:b/>
+        </w:rPr>
+        <w:t>evidence</w:t>
+      </w:r>
+      <w:r>
+        <w:rPr>
+          <w:b w:val="0"/>
+        </w:rPr>
+        <w:t>.</w:t>
+      </w:r>
+    </w:p>
+    <w:p>
+      <w:pPr>
+        <w:pStyle w:val="Heading3"/>
+      </w:pPr>
+      <w:r>
+        <w:t>Discuss while showing the picture</w:t>
+      </w:r>
+    </w:p>
+    <w:p>
+      <w:pPr>
+        <w:spacing w:line="336" w:lineRule="auto" w:after="180"/>
+        <w:shd w:fill="F1F6F8"/>
+      </w:pPr>
+      <w:r>
+        <w:rPr>
+          <w:b w:val="0"/>
+        </w:rPr>
+        <w:t xml:space="preserve">Teacher prompt: Draw your project trace and justify the deciding step using </w:t>
+      </w:r>
+      <w:r>
+        <w:rPr>
+          <w:b/>
+        </w:rPr>
+        <w:t>evidence</w:t>
+      </w:r>
+      <w:r>
+        <w:rPr>
+          <w:b w:val="0"/>
+        </w:rPr>
+        <w:t>. Ask learners to describe one label or arrow in ordinary words. Use the adjacent transcript if the image is difficult to see.</w:t>
+      </w:r>
+    </w:p>
+    <w:p>
+      <w:pPr>
+        <w:spacing w:line="336" w:lineRule="auto" w:after="180"/>
+        <w:shd w:fill="F1F6F8"/>
+      </w:pPr>
+      <w:r>
+        <w:rPr>
+          <w:b w:val="0"/>
+        </w:rPr>
+        <w:t xml:space="preserve">Supported practice key: Keep population, task, model version and scoring in separate columns. Both rates are </w:t>
+      </w:r>
+      <w:r>
+        <w:rPr>
+          <w:b/>
+        </w:rPr>
+        <w:t>80%</w:t>
+      </w:r>
+      <w:r>
+        <w:rPr>
+          <w:b w:val="0"/>
+        </w:rPr>
+        <w:t>, with different denominators and conditions. Neither study directly compares both tools on the same photos.</w:t>
+      </w:r>
+    </w:p>
+    <w:p>
+      <w:pPr>
+        <w:spacing w:line="336" w:lineRule="auto" w:after="180"/>
+        <w:shd w:fill="F1F6F8"/>
+      </w:pPr>
+      <w:r>
+        <w:rPr>
+          <w:b w:val="0"/>
+        </w:rPr>
+        <w:t>Changed case: The matrix conceals an important condition difference. A reader might now mistake unlike studies for a controlled head-to-head comparison.</w:t>
       </w:r>
     </w:p>
     <w:sectPr>

--- a/downloads/teacher/ai-7-week-06.docx
+++ b/downloads/teacher/ai-7-week-06.docx
@@ -137,7 +137,7 @@
           </w:tcPr>
           <w:p>
             <w:r>
-              <w:t>Sections 1–6; record the brief recall in the workbook.</w:t>
+              <w:t>Use Your mission, Notice the evidence, See how it works, Words that unlock the idea and Follow a worked example; record the brief recall in the workbook.</w:t>
             </w:r>
           </w:p>
         </w:tc>
@@ -169,7 +169,7 @@
           </w:tcPr>
           <w:p>
             <w:r>
-              <w:t>Sections 7–10; use the matching workbook W2 and misconception check.</w:t>
+              <w:t>Use Find and repair a mistake, Practise together and Run the investigation, with workbook W2 and Individual reasoning check.</w:t>
             </w:r>
           </w:p>
         </w:tc>
@@ -201,7 +201,7 @@
           </w:tcPr>
           <w:p>
             <w:r>
-              <w:t>Sections 9 and 11–14. Give extra time to finish the full task set; use Section 15 when the week includes a coding lab.</w:t>
+              <w:t>Use Run the investigation, Build your understanding, Connect your project and Show what you know. Reserve further time for the full task set. Use a code example only where one is actually supplied.</w:t>
             </w:r>
           </w:p>
         </w:tc>
@@ -420,7 +420,7 @@
         <w:rPr>
           <w:b w:val="0"/>
         </w:rPr>
-        <w:t xml:space="preserve">Two 45-minute sessions. A </w:t>
+        <w:t xml:space="preserve">Compact alternative: two 45-minute sessions for the core explanation and W1–W5 only. The main plan uses three sessions; schedule further time for the complete investigation, project, visual journey and any code examples. A </w:t>
       </w:r>
       <w:r>
         <w:rPr>
@@ -1866,7 +1866,7 @@
           </w:tcPr>
           <w:p>
             <w:r>
-              <w:t>Explain section 1 and vocabulary. Complete W1 with a mechanism-based explanation.</w:t>
+              <w:t>Explain See how it works and Words that unlock the idea. Complete W1 with a mechanism-based explanation.</w:t>
             </w:r>
           </w:p>
         </w:tc>
@@ -4037,7 +4037,7 @@
           </w:tcPr>
           <w:p>
             <w:r>
-              <w:t>Sections 1–6; record the brief recall in the workbook.</w:t>
+              <w:t>Use Your mission, Notice the evidence, See how it works, Words that unlock the idea and Follow a worked example; record the brief recall in the workbook.</w:t>
             </w:r>
           </w:p>
         </w:tc>
@@ -4069,7 +4069,7 @@
           </w:tcPr>
           <w:p>
             <w:r>
-              <w:t>Sections 7–10; use the matching workbook W2 and misconception check.</w:t>
+              <w:t>Use Find and repair a mistake, Practise together and Run the investigation, with workbook W2 and Individual reasoning check.</w:t>
             </w:r>
           </w:p>
         </w:tc>
@@ -4101,7 +4101,7 @@
           </w:tcPr>
           <w:p>
             <w:r>
-              <w:t>Sections 9 and 11–14. Give extra time to finish the full task set; use Section 15 when the week includes a coding lab.</w:t>
+              <w:t>Use Run the investigation, Build your understanding, Connect your project and Show what you know. Reserve further time for the full task set. Use a code example only where one is actually supplied.</w:t>
             </w:r>
           </w:p>
         </w:tc>

--- a/downloads/teacher/ai-7-week-06.docx
+++ b/downloads/teacher/ai-7-week-06.docx
@@ -25,20 +25,38 @@
         <w:pStyle w:val="Heading1"/>
       </w:pPr>
       <w:r>
-        <w:t>01. Prepare the purpose, prerequisites and materials</w:t>
+        <w:t>Ask which fields align, differ or remain unknown.</w:t>
       </w:r>
     </w:p>
     <w:p>
       <w:r>
-        <w:t>Prepare A literature comparison matrix: check the target, prerequisites, resources and adaptable teaching schedule.</w:t>
+        <w:t>Teach evidence organization without silently treating missing information as agreement.</w:t>
       </w:r>
     </w:p>
     <w:p>
-      <w:pPr>
-        <w:pStyle w:val="Heading3"/>
-      </w:pPr>
-      <w:r>
-        <w:t>Teach the learning cycle</w:t>
+      <w:r>
+        <w:t>Model task/metric mismatch → preserve raw denominator gaps → compare equal-rate conditions → assess recall/precision mismatch → specify common evaluation.</w:t>
+      </w:r>
+    </w:p>
+    <w:p>
+      <w:pPr>
+        <w:pStyle w:val="Heading1"/>
+      </w:pPr>
+      <w:r>
+        <w:t>01. Prepare the connected research investigation</w:t>
+      </w:r>
+    </w:p>
+    <w:p>
+      <w:r>
+        <w:t>Keep modelling, shared practice and independent evidence distinct.</w:t>
+      </w:r>
+    </w:p>
+    <w:p>
+      <w:pPr>
+        <w:pStyle w:val="Heading2"/>
+      </w:pPr>
+      <w:r>
+        <w:t>Target and main teaching plan</w:t>
       </w:r>
     </w:p>
     <w:p>
@@ -243,18 +261,21 @@
     </w:p>
     <w:p>
       <w:pPr>
-        <w:pStyle w:val="Heading3"/>
-      </w:pPr>
-      <w:r>
-        <w:t>Retrieval answer guidance</w:t>
+        <w:pStyle w:val="Heading2"/>
+      </w:pPr>
+      <w:r>
+        <w:t>Preparation and prerequisite</w:t>
       </w:r>
     </w:p>
     <w:p>
       <w:pPr>
-        <w:pStyle w:val="Heading3"/>
-      </w:pPr>
-      <w:r>
-        <w:t>Replication and reproduction</w:t>
+        <w:spacing w:line="336" w:lineRule="auto" w:after="180"/>
+      </w:pPr>
+      <w:r>
+        <w:rPr>
+          <w:b w:val="0"/>
+        </w:rPr>
+        <w:t>Lesson and workbook; paper and pencil</w:t>
       </w:r>
     </w:p>
     <w:p>
@@ -265,7 +286,7 @@
         <w:rPr>
           <w:b w:val="0"/>
         </w:rPr>
-        <w:t>Without opening the old lesson, explain one key idea from Replication and reproduction. Give an example and a mistake that the idea helps you avoid.</w:t>
+        <w:t>Calculator and optional local Python 3 for arithmetic; no live API or private data</w:t>
       </w:r>
     </w:p>
     <w:p>
@@ -276,19 +297,7 @@
         <w:rPr>
           <w:b w:val="0"/>
         </w:rPr>
-        <w:t xml:space="preserve">Look for: Explain the </w:t>
-      </w:r>
-      <w:r>
-        <w:rPr>
-          <w:b/>
-        </w:rPr>
-        <w:t>mechanism</w:t>
-      </w:r>
-      <w:r>
-        <w:rPr>
-          <w:b w:val="0"/>
-        </w:rPr>
-        <w:t xml:space="preserve"> and terminology of replication and reproduction</w:t>
+        <w:t>Prepare the fresh retry separately and withhold its solution until after collection</w:t>
       </w:r>
     </w:p>
     <w:p>
@@ -299,19 +308,31 @@
         <w:rPr>
           <w:b w:val="0"/>
         </w:rPr>
-        <w:t xml:space="preserve">Reference example, not the only acceptable wording: Teacher explanation: Reproducing a computation uses recorded artifacts; replication collects new </w:t>
+        <w:t xml:space="preserve">A result depends on the </w:t>
       </w:r>
       <w:r>
         <w:rPr>
           <w:b/>
         </w:rPr>
-        <w:t>evidence</w:t>
+        <w:t>input</w:t>
       </w:r>
       <w:r>
         <w:rPr>
           <w:b w:val="0"/>
         </w:rPr>
-        <w:t xml:space="preserve"> under a comparable question.</w:t>
+        <w:t xml:space="preserve">s, procedure and conditions that produced it. Preserve data roles and distinguish observed outcomes from </w:t>
+      </w:r>
+      <w:r>
+        <w:rPr>
+          <w:b/>
+        </w:rPr>
+        <w:t>prediction</w:t>
+      </w:r>
+      <w:r>
+        <w:rPr>
+          <w:b w:val="0"/>
+        </w:rPr>
+        <w:t>s or unmeasured conditions.</w:t>
       </w:r>
     </w:p>
     <w:p>
@@ -322,26 +343,26 @@
         <w:rPr>
           <w:b w:val="0"/>
         </w:rPr>
-        <w:t>Naming conventions vary, so define the terms in the project. Here replay means same artifacts/procedure; new-data replication means newly collected eligible cases under the same plan.</w:t>
+        <w:t>If the prior concept cannot be explained, use a short retrieval activity before this chapter.</w:t>
       </w:r>
     </w:p>
     <w:p>
       <w:pPr>
-        <w:spacing w:line="336" w:lineRule="auto" w:after="180"/>
-      </w:pPr>
-      <w:r>
-        <w:rPr>
-          <w:b w:val="0"/>
-        </w:rPr>
-        <w:t>Preserve environment, data versions and raw results.</w:t>
+        <w:pStyle w:val="Heading2"/>
+      </w:pPr>
+      <w:r>
+        <w:t>Opening retrieval</w:t>
       </w:r>
     </w:p>
     <w:p>
       <w:pPr>
-        <w:pStyle w:val="Heading3"/>
-      </w:pPr>
-      <w:r>
-        <w:t>Finding primary research</w:t>
+        <w:spacing w:line="336" w:lineRule="auto" w:after="180"/>
+      </w:pPr>
+      <w:r>
+        <w:rPr>
+          <w:b w:val="0"/>
+        </w:rPr>
+        <w:t>Without opening the old lesson, explain one key idea from Replication and reproduction. Give an example and a mistake that the idea helps you avoid.</w:t>
       </w:r>
     </w:p>
     <w:p>
@@ -352,7 +373,19 @@
         <w:rPr>
           <w:b w:val="0"/>
         </w:rPr>
-        <w:t>Without opening the old lesson, explain one key idea from Finding primary research. Give an example and a mistake that the idea helps you avoid.</w:t>
+        <w:t xml:space="preserve">Look for: Explain the </w:t>
+      </w:r>
+      <w:r>
+        <w:rPr>
+          <w:b/>
+        </w:rPr>
+        <w:t>mechanism</w:t>
+      </w:r>
+      <w:r>
+        <w:rPr>
+          <w:b w:val="0"/>
+        </w:rPr>
+        <w:t xml:space="preserve"> and terminology of replication and reproduction</w:t>
       </w:r>
     </w:p>
     <w:p>
@@ -363,19 +396,19 @@
         <w:rPr>
           <w:b w:val="0"/>
         </w:rPr>
-        <w:t xml:space="preserve">Look for: Explain the </w:t>
+        <w:t xml:space="preserve">Reference example, not the only acceptable wording: Teacher explanation: Reproducing a computation uses recorded artifacts; replication collects new </w:t>
       </w:r>
       <w:r>
         <w:rPr>
           <w:b/>
         </w:rPr>
-        <w:t>mechanism</w:t>
+        <w:t>evidence</w:t>
       </w:r>
       <w:r>
         <w:rPr>
           <w:b w:val="0"/>
         </w:rPr>
-        <w:t xml:space="preserve"> and terminology of finding primary research</w:t>
+        <w:t xml:space="preserve"> under a comparable question.</w:t>
       </w:r>
     </w:p>
     <w:p>
@@ -386,19 +419,7 @@
         <w:rPr>
           <w:b w:val="0"/>
         </w:rPr>
-        <w:t xml:space="preserve">Reference example, not the only acceptable wording: Teacher explanation: Primary research presents a study's own methods and results. A summary can help discovery but should not replace inspection of the original </w:t>
-      </w:r>
-      <w:r>
-        <w:rPr>
-          <w:b/>
-        </w:rPr>
-        <w:t>evidence</w:t>
-      </w:r>
-      <w:r>
-        <w:rPr>
-          <w:b w:val="0"/>
-        </w:rPr>
-        <w:t>.</w:t>
+        <w:t>Naming conventions vary, so define the terms in the project. Here replay means same artifacts/procedure; new-data replication means newly collected eligible cases under the same plan.</w:t>
       </w:r>
     </w:p>
     <w:p>
@@ -409,7 +430,7 @@
         <w:rPr>
           <w:b w:val="0"/>
         </w:rPr>
-        <w:t>Record title, authors, version, date, identifier and access location. Distinguish paper, code, data and commentary. Verify that a quoted claim belongs to the cited version.</w:t>
+        <w:t>Preserve environment, data versions and raw results.</w:t>
       </w:r>
     </w:p>
     <w:p>
@@ -420,31 +441,7 @@
         <w:rPr>
           <w:b w:val="0"/>
         </w:rPr>
-        <w:t xml:space="preserve">Compact alternative: two 45-minute sessions for the core explanation and W1–W5 only. The main plan uses three sessions; schedule further time for the complete investigation, project, visual journey and any code examples. A </w:t>
-      </w:r>
-      <w:r>
-        <w:rPr>
-          <w:b/>
-        </w:rPr>
-        <w:t>literature matrix</w:t>
-      </w:r>
-      <w:r>
-        <w:rPr>
-          <w:b w:val="0"/>
-        </w:rPr>
-        <w:t xml:space="preserve"> compares studies using aligned columns rather than sorting headline numbers with different meanings. Use the supplied constructed scenarios to make the </w:t>
-      </w:r>
-      <w:r>
-        <w:rPr>
-          <w:b/>
-        </w:rPr>
-        <w:t>mechanism</w:t>
-      </w:r>
-      <w:r>
-        <w:rPr>
-          <w:b w:val="0"/>
-        </w:rPr>
-        <w:t xml:space="preserve"> inspectable.</w:t>
+        <w:t>Without opening the old lesson, explain one key idea from Finding primary research. Give an example and a mistake that the idea helps you avoid.</w:t>
       </w:r>
     </w:p>
     <w:p>
@@ -455,27 +452,42 @@
         <w:rPr>
           <w:b w:val="0"/>
         </w:rPr>
-        <w:t xml:space="preserve">Collect W4 before sharing solutions. Students should name intermediate </w:t>
+        <w:t xml:space="preserve">Look for: Explain the </w:t>
       </w:r>
       <w:r>
         <w:rPr>
           <w:b/>
         </w:rPr>
-        <w:t>evidence</w:t>
+        <w:t>mechanism</w:t>
       </w:r>
       <w:r>
         <w:rPr>
           <w:b w:val="0"/>
         </w:rPr>
-        <w:t xml:space="preserve"> and limitations; classroom pacing and learning effectiveness remain unvalidated.</w:t>
+        <w:t xml:space="preserve"> and terminology of finding primary research</w:t>
       </w:r>
     </w:p>
     <w:p>
       <w:pPr>
-        <w:pStyle w:val="Heading3"/>
-      </w:pPr>
-      <w:r>
-        <w:t>Outcomes</w:t>
+        <w:spacing w:line="336" w:lineRule="auto" w:after="180"/>
+      </w:pPr>
+      <w:r>
+        <w:rPr>
+          <w:b w:val="0"/>
+        </w:rPr>
+        <w:t xml:space="preserve">Reference example, not the only acceptable wording: Teacher explanation: Primary research presents a study's own methods and results. A summary can help discovery but should not replace inspection of the original </w:t>
+      </w:r>
+      <w:r>
+        <w:rPr>
+          <w:b/>
+        </w:rPr>
+        <w:t>evidence</w:t>
+      </w:r>
+      <w:r>
+        <w:rPr>
+          <w:b w:val="0"/>
+        </w:rPr>
+        <w:t>.</w:t>
       </w:r>
     </w:p>
     <w:p>
@@ -486,30 +498,15 @@
         <w:rPr>
           <w:b w:val="0"/>
         </w:rPr>
-        <w:t xml:space="preserve">Explain the </w:t>
-      </w:r>
-      <w:r>
-        <w:rPr>
-          <w:b/>
-        </w:rPr>
-        <w:t>mechanism</w:t>
-      </w:r>
-      <w:r>
-        <w:rPr>
-          <w:b w:val="0"/>
-        </w:rPr>
-        <w:t xml:space="preserve"> and terminology of a literature comparison matrix</w:t>
+        <w:t>Record title, authors, version, date, identifier and access location. Distinguish paper, code, data and commentary. Verify that a quoted claim belongs to the cited version.</w:t>
       </w:r>
     </w:p>
     <w:p>
       <w:pPr>
-        <w:spacing w:line="336" w:lineRule="auto" w:after="180"/>
-      </w:pPr>
-      <w:r>
-        <w:rPr>
-          <w:b w:val="0"/>
-        </w:rPr>
-        <w:t>Apply the stated procedure to a new case with a traceable result</w:t>
+        <w:pStyle w:val="Heading2"/>
+      </w:pPr>
+      <w:r>
+        <w:t>Pictured end goal</w:t>
       </w:r>
     </w:p>
     <w:p>
@@ -520,48 +517,39 @@
         <w:rPr>
           <w:b w:val="0"/>
         </w:rPr>
-        <w:t>Identify an assumption or limitation and design a revealing follow-up</w:t>
+        <w:t>Explain a literature comparison matrix using the records and boundaries of this fictional investigation.</w:t>
       </w:r>
     </w:p>
     <w:p>
       <w:pPr>
-        <w:pStyle w:val="Heading3"/>
-      </w:pPr>
-      <w:r>
-        <w:t>Preparation</w:t>
+        <w:pStyle w:val="Heading2"/>
+      </w:pPr>
+      <w:r>
+        <w:t>Earlier wording, alternatives and picture transcripts · reference / check after trying</w:t>
       </w:r>
     </w:p>
     <w:p>
       <w:pPr>
-        <w:spacing w:line="336" w:lineRule="auto" w:after="180"/>
-      </w:pPr>
-      <w:r>
-        <w:rPr>
-          <w:b w:val="0"/>
-        </w:rPr>
-        <w:t>Lesson and workbook; paper and pencil</w:t>
+        <w:pStyle w:val="Heading3"/>
+      </w:pPr>
+      <w:r>
+        <w:t>Teach the learning cycle</w:t>
       </w:r>
     </w:p>
     <w:p>
       <w:pPr>
-        <w:spacing w:line="336" w:lineRule="auto" w:after="180"/>
-      </w:pPr>
-      <w:r>
-        <w:rPr>
-          <w:b w:val="0"/>
-        </w:rPr>
-        <w:t>Calculator and optional local Python 3 for arithmetic; no live API or private data</w:t>
+        <w:pStyle w:val="Heading3"/>
+      </w:pPr>
+      <w:r>
+        <w:t>Retrieval answer guidance</w:t>
       </w:r>
     </w:p>
     <w:p>
       <w:pPr>
-        <w:spacing w:line="336" w:lineRule="auto" w:after="180"/>
-      </w:pPr>
-      <w:r>
-        <w:rPr>
-          <w:b w:val="0"/>
-        </w:rPr>
-        <w:t>Prepare the fresh retry separately and withhold its solution until after collection</w:t>
+        <w:pStyle w:val="Heading3"/>
+      </w:pPr>
+      <w:r>
+        <w:t>Replication and reproduction</w:t>
       </w:r>
     </w:p>
     <w:p>
@@ -569,7 +557,7 @@
         <w:pStyle w:val="Heading3"/>
       </w:pPr>
       <w:r>
-        <w:t>Prerequisite answer</w:t>
+        <w:t>Finding primary research</w:t>
       </w:r>
     </w:p>
     <w:p>
@@ -580,31 +568,31 @@
         <w:rPr>
           <w:b w:val="0"/>
         </w:rPr>
-        <w:t xml:space="preserve">A result depends on the </w:t>
+        <w:t xml:space="preserve">Compact alternative: two 45-minute sessions for the core explanation and W1–W5 only. The main plan uses three sessions; schedule further time for the complete investigation, project, visual journey and any code examples. A </w:t>
       </w:r>
       <w:r>
         <w:rPr>
           <w:b/>
         </w:rPr>
-        <w:t>input</w:t>
+        <w:t>literature matrix</w:t>
       </w:r>
       <w:r>
         <w:rPr>
           <w:b w:val="0"/>
         </w:rPr>
-        <w:t xml:space="preserve">s, procedure and conditions that produced it. Preserve data roles and distinguish observed outcomes from </w:t>
+        <w:t xml:space="preserve"> compares studies using aligned columns rather than sorting headline numbers with different meanings. Use the supplied constructed scenarios to make the </w:t>
       </w:r>
       <w:r>
         <w:rPr>
           <w:b/>
         </w:rPr>
-        <w:t>prediction</w:t>
+        <w:t>mechanism</w:t>
       </w:r>
       <w:r>
         <w:rPr>
           <w:b w:val="0"/>
         </w:rPr>
-        <w:t>s or unmeasured conditions.</w:t>
+        <w:t xml:space="preserve"> inspectable.</w:t>
       </w:r>
     </w:p>
     <w:p>
@@ -615,7 +603,19 @@
         <w:rPr>
           <w:b w:val="0"/>
         </w:rPr>
-        <w:t>If the prior concept cannot be explained, use a short retrieval activity before this chapter.</w:t>
+        <w:t xml:space="preserve">Collect W4 before sharing solutions. Students should name intermediate </w:t>
+      </w:r>
+      <w:r>
+        <w:rPr>
+          <w:b/>
+        </w:rPr>
+        <w:t>evidence</w:t>
+      </w:r>
+      <w:r>
+        <w:rPr>
+          <w:b w:val="0"/>
+        </w:rPr>
+        <w:t xml:space="preserve"> and limitations; classroom pacing and learning effectiveness remain unvalidated.</w:t>
       </w:r>
     </w:p>
     <w:p>
@@ -623,7 +623,7 @@
         <w:pStyle w:val="Heading3"/>
       </w:pPr>
       <w:r>
-        <w:t>End goal for the pictorial case</w:t>
+        <w:t>Outcomes</w:t>
       </w:r>
     </w:p>
     <w:p>
@@ -634,7 +634,19 @@
         <w:rPr>
           <w:b w:val="0"/>
         </w:rPr>
-        <w:t>Explain a literature comparison matrix using the records and boundaries of this fictional investigation.</w:t>
+        <w:t xml:space="preserve">Explain the </w:t>
+      </w:r>
+      <w:r>
+        <w:rPr>
+          <w:b/>
+        </w:rPr>
+        <w:t>mechanism</w:t>
+      </w:r>
+      <w:r>
+        <w:rPr>
+          <w:b w:val="0"/>
+        </w:rPr>
+        <w:t xml:space="preserve"> and terminology of a literature comparison matrix</w:t>
       </w:r>
     </w:p>
     <w:p>
@@ -645,43 +657,34 @@
         <w:rPr>
           <w:b w:val="0"/>
         </w:rPr>
-        <w:t>This added worked case illustrates the week’s main idea. Retain all original and connected topics; schedule its practice within the teaching cycle.</w:t>
+        <w:t>Apply the stated procedure to a new case with a traceable result</w:t>
       </w:r>
     </w:p>
     <w:p>
       <w:pPr>
-        <w:pStyle w:val="Heading1"/>
-      </w:pPr>
-      <w:r>
-        <w:t>02. Explain and model the mechanism</w:t>
+        <w:spacing w:line="336" w:lineRule="auto" w:after="180"/>
+      </w:pPr>
+      <w:r>
+        <w:rPr>
+          <w:b w:val="0"/>
+        </w:rPr>
+        <w:t>Identify an assumption or limitation and design a revealing follow-up</w:t>
       </w:r>
     </w:p>
     <w:p>
-      <w:r>
-        <w:t>Model A literature comparison matrix using the supplied case, labelled mechanism and reasoning. Make the scope of each conclusion explicit.</w:t>
+      <w:pPr>
+        <w:pStyle w:val="Heading3"/>
+      </w:pPr>
+      <w:r>
+        <w:t>Preparation</w:t>
       </w:r>
     </w:p>
     <w:p>
       <w:pPr>
-        <w:spacing w:line="336" w:lineRule="auto" w:after="180"/>
-      </w:pPr>
-      <w:r>
-        <w:rPr>
-          <w:b w:val="0"/>
-        </w:rPr>
-        <w:t xml:space="preserve">A </w:t>
-      </w:r>
-      <w:r>
-        <w:rPr>
-          <w:b/>
-        </w:rPr>
-        <w:t>literature matrix</w:t>
-      </w:r>
-      <w:r>
-        <w:rPr>
-          <w:b w:val="0"/>
-        </w:rPr>
-        <w:t xml:space="preserve"> compares studies using aligned columns rather than sorting headline numbers with different meanings.</w:t>
+        <w:pStyle w:val="Heading3"/>
+      </w:pPr>
+      <w:r>
+        <w:t>Prerequisite answer</w:t>
       </w:r>
     </w:p>
     <w:p>
@@ -689,7 +692,7 @@
         <w:pStyle w:val="Heading3"/>
       </w:pPr>
       <w:r>
-        <w:t>Explain A literature comparison matrix · 1</w:t>
+        <w:t>End goal for the pictorial case</w:t>
       </w:r>
     </w:p>
     <w:p>
@@ -700,37 +703,1841 @@
         <w:rPr>
           <w:b w:val="0"/>
         </w:rPr>
-        <w:t>Begin by writing the question the procedure is intended to answer. Identify the information already supplied, the information it will produce and the information still missing.</w:t>
+        <w:t>This added worked case illustrates the week’s main idea. Retain all original and connected topics; schedule its practice within the teaching cycle.</w:t>
       </w:r>
     </w:p>
     <w:p>
       <w:pPr>
-        <w:spacing w:line="336" w:lineRule="auto" w:after="180"/>
-      </w:pPr>
-      <w:r>
-        <w:rPr>
-          <w:b w:val="0"/>
-        </w:rPr>
-        <w:t>These are constructed classroom examples; they do not require live accounts, private records or an external service. Do not treat a plausible explanation as a measured outcome.</w:t>
+        <w:pStyle w:val="Heading1"/>
+      </w:pPr>
+      <w:r>
+        <w:t>02. Teach matrix fields as evidence for comparability judgments</w:t>
       </w:r>
     </w:p>
     <w:p>
-      <w:pPr>
-        <w:spacing w:line="336" w:lineRule="auto" w:after="180"/>
-      </w:pPr>
-      <w:r>
-        <w:rPr>
-          <w:b w:val="0"/>
-        </w:rPr>
-        <w:t>Record question, data, unit, baseline, metric, split, resources and limitations. Mark incomparable fields rather than forcing a ranking.</w:t>
+      <w:r>
+        <w:t>Keep known differences, missing values and numeric results distinct.</w:t>
       </w:r>
     </w:p>
     <w:p>
       <w:pPr>
+        <w:pStyle w:val="Heading2"/>
+      </w:pPr>
+      <w:r>
+        <w:t>Definitions and complete fictional matrix contract</w:t>
+      </w:r>
+    </w:p>
+    <w:p>
+      <w:pPr>
+        <w:spacing w:line="336" w:lineRule="auto" w:after="180"/>
+      </w:pPr>
+      <w:r>
+        <w:rPr>
+          <w:b w:val="0"/>
+        </w:rPr>
+        <w:t xml:space="preserve">A </w:t>
+      </w:r>
+      <w:r>
+        <w:rPr>
+          <w:b/>
+        </w:rPr>
+        <w:t>literature matrix</w:t>
+      </w:r>
+      <w:r>
+        <w:rPr>
+          <w:b w:val="0"/>
+        </w:rPr>
+        <w:t xml:space="preserve"> compares studies using aligned columns rather than sorting headline numbers with different meanings.</w:t>
+      </w:r>
+    </w:p>
+    <w:p>
+      <w:pPr>
+        <w:spacing w:line="336" w:lineRule="auto" w:after="180"/>
+      </w:pPr>
+      <w:r>
+        <w:rPr>
+          <w:b w:val="0"/>
+        </w:rPr>
+        <w:t>Record question, data, unit, baseline, metric, split, resources and limitations. Mark incomparable fields rather than forcing a ranking.</w:t>
+      </w:r>
+    </w:p>
+    <w:tbl>
+      <w:tblPr>
+        <w:tblStyle w:val="LightShading-Accent1"/>
+        <w:tblW w:type="auto" w:w="0"/>
+        <w:tblLook w:firstColumn="1" w:firstRow="1" w:lastColumn="0" w:lastRow="0" w:noHBand="0" w:noVBand="1" w:val="04A0"/>
+      </w:tblPr>
+      <w:tblGrid>
+        <w:gridCol w:w="5112"/>
+        <w:gridCol w:w="5112"/>
+      </w:tblGrid>
+      <w:tr>
+        <w:trPr>
+          <w:tblHeader/>
+        </w:trPr>
+        <w:tc>
+          <w:tcPr>
+            <w:tcW w:type="dxa" w:w="5112"/>
+          </w:tcPr>
+          <w:p>
+            <w:r>
+              <w:t>Matrix rule</w:t>
+            </w:r>
+          </w:p>
+        </w:tc>
+        <w:tc>
+          <w:tcPr>
+            <w:tcW w:type="dxa" w:w="5112"/>
+          </w:tcPr>
+          <w:p>
+            <w:r>
+              <w:t>Complete fictional comparison protocol</w:t>
+            </w:r>
+          </w:p>
+        </w:tc>
+      </w:tr>
+      <w:tr>
+        <w:tc>
+          <w:tcPr>
+            <w:tcW w:type="dxa" w:w="5112"/>
+          </w:tcPr>
+          <w:p>
+            <w:r>
+              <w:t>Study identity</w:t>
+            </w:r>
+          </w:p>
+        </w:tc>
+        <w:tc>
+          <w:tcPr>
+            <w:tcW w:type="dxa" w:w="5112"/>
+          </w:tcPr>
+          <w:p>
+            <w:r>
+              <w:t>Keep exact source/version/locator when known; supplied examples have no real citation</w:t>
+            </w:r>
+          </w:p>
+        </w:tc>
+      </w:tr>
+      <w:tr>
+        <w:tc>
+          <w:tcPr>
+            <w:tcW w:type="dxa" w:w="5112"/>
+          </w:tcPr>
+          <w:p>
+            <w:r>
+              <w:t>Question and task</w:t>
+            </w:r>
+          </w:p>
+        </w:tc>
+        <w:tc>
+          <w:tcPr>
+            <w:tcW w:type="dxa" w:w="5112"/>
+          </w:tcPr>
+          <w:p>
+            <w:r>
+              <w:t>Name what each study evaluates before comparing outcomes</w:t>
+            </w:r>
+          </w:p>
+        </w:tc>
+      </w:tr>
+      <w:tr>
+        <w:tc>
+          <w:tcPr>
+            <w:tcW w:type="dxa" w:w="5112"/>
+          </w:tcPr>
+          <w:p>
+            <w:r>
+              <w:t>Cases and unit</w:t>
+            </w:r>
+          </w:p>
+        </w:tc>
+        <w:tc>
+          <w:tcPr>
+            <w:tcW w:type="dxa" w:w="5112"/>
+          </w:tcPr>
+          <w:p>
+            <w:r>
+              <w:t>Record dataset/population, sample denominator and experimental unit; mark absent details not reported</w:t>
+            </w:r>
+          </w:p>
+        </w:tc>
+      </w:tr>
+      <w:tr>
+        <w:tc>
+          <w:tcPr>
+            <w:tcW w:type="dxa" w:w="5112"/>
+          </w:tcPr>
+          <w:p>
+            <w:r>
+              <w:t>Baseline and metric</w:t>
+            </w:r>
+          </w:p>
+        </w:tc>
+        <w:tc>
+          <w:tcPr>
+            <w:tcW w:type="dxa" w:w="5112"/>
+          </w:tcPr>
+          <w:p>
+            <w:r>
+              <w:t>Keep reference method, outcome definition, cutoff and aggregation rule</w:t>
+            </w:r>
+          </w:p>
+        </w:tc>
+      </w:tr>
+      <w:tr>
+        <w:tc>
+          <w:tcPr>
+            <w:tcW w:type="dxa" w:w="5112"/>
+          </w:tcPr>
+          <w:p>
+            <w:r>
+              <w:t>Split and resources</w:t>
+            </w:r>
+          </w:p>
+        </w:tc>
+        <w:tc>
+          <w:tcPr>
+            <w:tcW w:type="dxa" w:w="5112"/>
+          </w:tcPr>
+          <w:p>
+            <w:r>
+              <w:t>Record training/evaluation separation, environment and resource measurements if supplied</w:t>
+            </w:r>
+          </w:p>
+        </w:tc>
+      </w:tr>
+      <w:tr>
+        <w:tc>
+          <w:tcPr>
+            <w:tcW w:type="dxa" w:w="5112"/>
+          </w:tcPr>
+          <w:p>
+            <w:r>
+              <w:t>Limitations</w:t>
+            </w:r>
+          </w:p>
+        </w:tc>
+        <w:tc>
+          <w:tcPr>
+            <w:tcW w:type="dxa" w:w="5112"/>
+          </w:tcPr>
+          <w:p>
+            <w:r>
+              <w:t>State known task/condition gaps and unknown methods</w:t>
+            </w:r>
+          </w:p>
+        </w:tc>
+      </w:tr>
+      <w:tr>
+        <w:tc>
+          <w:tcPr>
+            <w:tcW w:type="dxa" w:w="5112"/>
+          </w:tcPr>
+          <w:p>
+            <w:r>
+              <w:t>Comparison judgment</w:t>
+            </w:r>
+          </w:p>
+        </w:tc>
+        <w:tc>
+          <w:tcPr>
+            <w:tcW w:type="dxa" w:w="5112"/>
+          </w:tcPr>
+          <w:p>
+            <w:r>
+              <w:t>Aligned for a stated purpose / different known fields / insufficiently reported; no automatic rank</w:t>
+            </w:r>
+          </w:p>
+        </w:tc>
+      </w:tr>
+      <w:tr>
+        <w:tc>
+          <w:tcPr>
+            <w:tcW w:type="dxa" w:w="5112"/>
+          </w:tcPr>
+          <w:p>
+            <w:r>
+              <w:t>No invented counts</w:t>
+            </w:r>
+          </w:p>
+        </w:tc>
+        <w:tc>
+          <w:tcPr>
+            <w:tcW w:type="dxa" w:w="5112"/>
+          </w:tcPr>
+          <w:p>
+            <w:r>
+              <w:t>A percentage alone does not supply its raw numerator or denominator</w:t>
+            </w:r>
+          </w:p>
+        </w:tc>
+      </w:tr>
+      <w:tr>
+        <w:tc>
+          <w:tcPr>
+            <w:tcW w:type="dxa" w:w="5112"/>
+          </w:tcPr>
+          <w:p>
+            <w:r>
+              <w:t>Scope</w:t>
+            </w:r>
+          </w:p>
+        </w:tc>
+        <w:tc>
+          <w:tcPr>
+            <w:tcW w:type="dxa" w:w="5112"/>
+          </w:tcPr>
+          <w:p>
+            <w:r>
+              <w:t>Fictional matrix practice, not real literature synthesis, pooled meta-analysis or tool recommendation</w:t>
+            </w:r>
+          </w:p>
+        </w:tc>
+      </w:tr>
+    </w:tbl>
+    <w:p>
+      <w:pPr>
+        <w:pStyle w:val="Heading2"/>
+      </w:pPr>
+      <w:r>
+        <w:t>Main filled matrix and checked reasoning</w:t>
+      </w:r>
+    </w:p>
+    <w:tbl>
+      <w:tblPr>
+        <w:tblStyle w:val="LightShading-Accent1"/>
+        <w:tblW w:type="auto" w:w="0"/>
+        <w:tblLook w:firstColumn="1" w:firstRow="1" w:lastColumn="0" w:lastRow="0" w:noHBand="0" w:noVBand="1" w:val="04A0"/>
+      </w:tblPr>
+      <w:tblGrid>
+        <w:gridCol w:w="3408"/>
+        <w:gridCol w:w="3408"/>
+        <w:gridCol w:w="3408"/>
+      </w:tblGrid>
+      <w:tr>
+        <w:trPr>
+          <w:tblHeader/>
+        </w:trPr>
+        <w:tc>
+          <w:tcPr>
+            <w:tcW w:type="dxa" w:w="3408"/>
+          </w:tcPr>
+          <w:p>
+            <w:r>
+              <w:t>Main matrix field</w:t>
+            </w:r>
+          </w:p>
+        </w:tc>
+        <w:tc>
+          <w:tcPr>
+            <w:tcW w:type="dxa" w:w="3408"/>
+          </w:tcPr>
+          <w:p>
+            <w:r>
+              <w:t>Study A supplied record</w:t>
+            </w:r>
+          </w:p>
+        </w:tc>
+        <w:tc>
+          <w:tcPr>
+            <w:tcW w:type="dxa" w:w="3408"/>
+          </w:tcPr>
+          <w:p>
+            <w:r>
+              <w:t>Study B supplied record</w:t>
+            </w:r>
+          </w:p>
+        </w:tc>
+      </w:tr>
+      <w:tr>
+        <w:tc>
+          <w:tcPr>
+            <w:tcW w:type="dxa" w:w="3408"/>
+          </w:tcPr>
+          <w:p>
+            <w:r>
+              <w:t>Task</w:t>
+            </w:r>
+          </w:p>
+        </w:tc>
+        <w:tc>
+          <w:tcPr>
+            <w:tcW w:type="dxa" w:w="3408"/>
+          </w:tcPr>
+          <w:p>
+            <w:r>
+              <w:t>Classification, described as easy</w:t>
+            </w:r>
+          </w:p>
+        </w:tc>
+        <w:tc>
+          <w:tcPr>
+            <w:tcW w:type="dxa" w:w="3408"/>
+          </w:tcPr>
+          <w:p>
+            <w:r>
+              <w:t>Generated answers, described as difficult</w:t>
+            </w:r>
+          </w:p>
+        </w:tc>
+      </w:tr>
+      <w:tr>
+        <w:tc>
+          <w:tcPr>
+            <w:tcW w:type="dxa" w:w="3408"/>
+          </w:tcPr>
+          <w:p>
+            <w:r>
+              <w:t>Reported metric/result</w:t>
+            </w:r>
+          </w:p>
+        </w:tc>
+        <w:tc>
+          <w:tcPr>
+            <w:tcW w:type="dxa" w:w="3408"/>
+          </w:tcPr>
+          <w:p>
+            <w:r>
+              <w:t>Accuracy90%</w:t>
+            </w:r>
+          </w:p>
+        </w:tc>
+        <w:tc>
+          <w:tcPr>
+            <w:tcW w:type="dxa" w:w="3408"/>
+          </w:tcPr>
+          <w:p>
+            <w:r>
+              <w:t>Claim support 80%</w:t>
+            </w:r>
+          </w:p>
+        </w:tc>
+      </w:tr>
+      <w:tr>
+        <w:tc>
+          <w:tcPr>
+            <w:tcW w:type="dxa" w:w="3408"/>
+          </w:tcPr>
+          <w:p>
+            <w:r>
+              <w:t>Dataset/corpus and version</w:t>
+            </w:r>
+          </w:p>
+        </w:tc>
+        <w:tc>
+          <w:tcPr>
+            <w:tcW w:type="dxa" w:w="3408"/>
+          </w:tcPr>
+          <w:p>
+            <w:r>
+              <w:t>Not reported</w:t>
+            </w:r>
+          </w:p>
+        </w:tc>
+        <w:tc>
+          <w:tcPr>
+            <w:tcW w:type="dxa" w:w="3408"/>
+          </w:tcPr>
+          <w:p>
+            <w:r>
+              <w:t>Not reported</w:t>
+            </w:r>
+          </w:p>
+        </w:tc>
+      </w:tr>
+      <w:tr>
+        <w:tc>
+          <w:tcPr>
+            <w:tcW w:type="dxa" w:w="3408"/>
+          </w:tcPr>
+          <w:p>
+            <w:r>
+              <w:t>Evaluation unit</w:t>
+            </w:r>
+          </w:p>
+        </w:tc>
+        <w:tc>
+          <w:tcPr>
+            <w:tcW w:type="dxa" w:w="3408"/>
+          </w:tcPr>
+          <w:p>
+            <w:r>
+              <w:t>Classification cases implied; exact definition not reported</w:t>
+            </w:r>
+          </w:p>
+        </w:tc>
+        <w:tc>
+          <w:tcPr>
+            <w:tcW w:type="dxa" w:w="3408"/>
+          </w:tcPr>
+          <w:p>
+            <w:r>
+              <w:t>Claim versus whole-answer aggregation not reported</w:t>
+            </w:r>
+          </w:p>
+        </w:tc>
+      </w:tr>
+      <w:tr>
+        <w:tc>
+          <w:tcPr>
+            <w:tcW w:type="dxa" w:w="3408"/>
+          </w:tcPr>
+          <w:p>
+            <w:r>
+              <w:t>Raw count/denominator</w:t>
+            </w:r>
+          </w:p>
+        </w:tc>
+        <w:tc>
+          <w:tcPr>
+            <w:tcW w:type="dxa" w:w="3408"/>
+          </w:tcPr>
+          <w:p>
+            <w:r>
+              <w:t>Not reported; do not invent 9/10</w:t>
+            </w:r>
+          </w:p>
+        </w:tc>
+        <w:tc>
+          <w:tcPr>
+            <w:tcW w:type="dxa" w:w="3408"/>
+          </w:tcPr>
+          <w:p>
+            <w:r>
+              <w:t>Not reported; do not invent 8/10</w:t>
+            </w:r>
+          </w:p>
+        </w:tc>
+      </w:tr>
+      <w:tr>
+        <w:tc>
+          <w:tcPr>
+            <w:tcW w:type="dxa" w:w="3408"/>
+          </w:tcPr>
+          <w:p>
+            <w:r>
+              <w:t>Baseline/model version</w:t>
+            </w:r>
+          </w:p>
+        </w:tc>
+        <w:tc>
+          <w:tcPr>
+            <w:tcW w:type="dxa" w:w="3408"/>
+          </w:tcPr>
+          <w:p>
+            <w:r>
+              <w:t>Not reported</w:t>
+            </w:r>
+          </w:p>
+        </w:tc>
+        <w:tc>
+          <w:tcPr>
+            <w:tcW w:type="dxa" w:w="3408"/>
+          </w:tcPr>
+          <w:p>
+            <w:r>
+              <w:t>Not reported</w:t>
+            </w:r>
+          </w:p>
+        </w:tc>
+      </w:tr>
+      <w:tr>
+        <w:tc>
+          <w:tcPr>
+            <w:tcW w:type="dxa" w:w="3408"/>
+          </w:tcPr>
+          <w:p>
+            <w:r>
+              <w:t>Split and resource conditions</w:t>
+            </w:r>
+          </w:p>
+        </w:tc>
+        <w:tc>
+          <w:tcPr>
+            <w:tcW w:type="dxa" w:w="3408"/>
+          </w:tcPr>
+          <w:p>
+            <w:r>
+              <w:t>Not reported</w:t>
+            </w:r>
+          </w:p>
+        </w:tc>
+        <w:tc>
+          <w:tcPr>
+            <w:tcW w:type="dxa" w:w="3408"/>
+          </w:tcPr>
+          <w:p>
+            <w:r>
+              <w:t>Not reported</w:t>
+            </w:r>
+          </w:p>
+        </w:tc>
+      </w:tr>
+      <w:tr>
+        <w:tc>
+          <w:tcPr>
+            <w:tcW w:type="dxa" w:w="3408"/>
+          </w:tcPr>
+          <w:p>
+            <w:r>
+              <w:t>Known comparison gap</w:t>
+            </w:r>
+          </w:p>
+        </w:tc>
+        <w:tc>
+          <w:tcPr>
+            <w:tcW w:type="dxa" w:w="3408"/>
+          </w:tcPr>
+          <w:p>
+            <w:r>
+              <w:t>Different task/outcome from B</w:t>
+            </w:r>
+          </w:p>
+        </w:tc>
+        <w:tc>
+          <w:tcPr>
+            <w:tcW w:type="dxa" w:w="3408"/>
+          </w:tcPr>
+          <w:p>
+            <w:r>
+              <w:t>Different task/outcome from A</w:t>
+            </w:r>
+          </w:p>
+        </w:tc>
+      </w:tr>
+      <w:tr>
+        <w:tc>
+          <w:tcPr>
+            <w:tcW w:type="dxa" w:w="3408"/>
+          </w:tcPr>
+          <w:p>
+            <w:r>
+              <w:t>Valid conclusion</w:t>
+            </w:r>
+          </w:p>
+        </w:tc>
+        <w:tc>
+          <w:tcPr>
+            <w:tcW w:type="dxa" w:w="3408"/>
+          </w:tcPr>
+          <w:p>
+            <w:r>
+              <w:t>A’s headline percentage is numerically higher</w:t>
+            </w:r>
+          </w:p>
+        </w:tc>
+        <w:tc>
+          <w:tcPr>
+            <w:tcW w:type="dxa" w:w="3408"/>
+          </w:tcPr>
+          <w:p>
+            <w:r>
+              <w:t>No direct cross-task superiority follows</w:t>
+            </w:r>
+          </w:p>
+        </w:tc>
+      </w:tr>
+    </w:tbl>
+    <w:p>
+      <w:pPr>
+        <w:spacing w:line="336" w:lineRule="auto" w:after="180"/>
+      </w:pPr>
+      <w:r>
+        <w:rPr>
+          <w:b w:val="0"/>
+        </w:rPr>
+        <w:t>Main classification accuracy 90% and generated-answer claim support 80% differ in task/metric; denominators, versions, baseline, split and resources not reported. Do not invent 9/10 or8/10. Picture S1 indoor 8/10 and S2 outdoor 16/20 both 80%, but neither same-photo controlled comparison nor equivalence follows. Removing condition hides known context. Two unknown fields are not confirmed matches.</w:t>
+      </w:r>
+    </w:p>
+    <w:p>
+      <w:pPr>
+        <w:spacing w:line="336" w:lineRule="auto" w:after="180"/>
+      </w:pPr>
+      <w:r>
+        <w:rPr>
+          <w:b w:val="0"/>
+        </w:rPr>
+        <w:t>Selected recall@5 .8 versus precision@3 .9 on another corpus cannot be directly ranked: metric, cutoff and corpus differ. Retain aggregation details as unknown rather than inventing per-query counts; align intended task and judged data before a meaningful comparison.</w:t>
+      </w:r>
+    </w:p>
+    <w:p>
+      <w:pPr>
         <w:pStyle w:val="Heading3"/>
       </w:pPr>
       <w:r>
-        <w:t>Explain A literature comparison matrix · 2</w:t>
+        <w:t>A literature comparison matrix — evidence trace</w:t>
+      </w:r>
+    </w:p>
+    <w:tbl>
+      <w:tblPr>
+        <w:tblStyle w:val="LightShading-Accent1"/>
+        <w:tblW w:type="auto" w:w="0"/>
+        <w:tblLook w:firstColumn="1" w:firstRow="1" w:lastColumn="0" w:lastRow="0" w:noHBand="0" w:noVBand="1" w:val="04A0"/>
+      </w:tblPr>
+      <w:tblGrid>
+        <w:gridCol w:w="3408"/>
+        <w:gridCol w:w="3408"/>
+        <w:gridCol w:w="3408"/>
+      </w:tblGrid>
+      <w:tr>
+        <w:trPr>
+          <w:tblHeader/>
+        </w:trPr>
+        <w:tc>
+          <w:tcPr>
+            <w:tcW w:type="dxa" w:w="3408"/>
+          </w:tcPr>
+          <w:p>
+            <w:r>
+              <w:t>Input and scope</w:t>
+            </w:r>
+          </w:p>
+        </w:tc>
+        <w:tc>
+          <w:tcPr>
+            <w:tcW w:type="dxa" w:w="3408"/>
+          </w:tcPr>
+          <w:p>
+            <w:r>
+              <w:t>Check or calculation</w:t>
+            </w:r>
+          </w:p>
+        </w:tc>
+        <w:tc>
+          <w:tcPr>
+            <w:tcW w:type="dxa" w:w="3408"/>
+          </w:tcPr>
+          <w:p>
+            <w:r>
+              <w:t>Conclusion and limit</w:t>
+            </w:r>
+          </w:p>
+        </w:tc>
+      </w:tr>
+      <w:tr>
+        <w:tc>
+          <w:tcPr>
+            <w:tcW w:type="dxa" w:w="3408"/>
+          </w:tcPr>
+          <w:p>
+            <w:r>
+              <w:t>Study A reports accuracy 90% on easy classification; B reports claim support 80% on difficult generated answers.</w:t>
+            </w:r>
+          </w:p>
+        </w:tc>
+        <w:tc>
+          <w:tcPr>
+            <w:tcW w:type="dxa" w:w="3408"/>
+          </w:tcPr>
+          <w:p>
+            <w:r>
+              <w:t>Record question, data, unit, baseline, metric, split, resources and limitations. Mark incomparable fields rather than forcing a ranking.</w:t>
+            </w:r>
+          </w:p>
+        </w:tc>
+        <w:tc>
+          <w:tcPr>
+            <w:tcW w:type="dxa" w:w="3408"/>
+          </w:tcPr>
+          <w:p>
+            <w:r>
+              <w:t>Different tasks and metrics cannot establish A superior to B. Keep separate columns and identify a common evaluation needed.</w:t>
+            </w:r>
+          </w:p>
+        </w:tc>
+      </w:tr>
+    </w:tbl>
+    <w:p>
+      <w:r>
+        <w:t>The figure connects this chapter's worked input, declared procedure and result. Read the complete worked reasoning for qualifiers and intermediate steps; the abbreviated labels do not replace that reasoning.</w:t>
+      </w:r>
+    </w:p>
+    <w:p>
+      <w:pPr>
+        <w:spacing w:line="336" w:lineRule="auto" w:after="180"/>
+      </w:pPr>
+      <w:r>
+        <w:rPr>
+          <w:b w:val="0"/>
+        </w:rPr>
+        <w:t>Guided: Different tasks and metrics cannot establish A superior to B. Keep separate columns and identify a common evaluation needed.</w:t>
+      </w:r>
+    </w:p>
+    <w:p>
+      <w:pPr>
+        <w:spacing w:line="336" w:lineRule="auto" w:after="180"/>
+      </w:pPr>
+      <w:r>
+        <w:rPr>
+          <w:b w:val="0"/>
+        </w:rPr>
+        <w:t xml:space="preserve">Qualification: A matrix documents comparison limits; it does not create missing common </w:t>
+      </w:r>
+      <w:r>
+        <w:rPr>
+          <w:b/>
+        </w:rPr>
+        <w:t>evidence</w:t>
+      </w:r>
+      <w:r>
+        <w:rPr>
+          <w:b w:val="0"/>
+        </w:rPr>
+        <w:t>.</w:t>
+      </w:r>
+    </w:p>
+    <w:p>
+      <w:pPr>
+        <w:spacing w:line="336" w:lineRule="auto" w:after="180"/>
+      </w:pPr>
+      <w:r>
+        <w:rPr>
+          <w:b w:val="0"/>
+        </w:rPr>
+        <w:t xml:space="preserve">Exit: accept a concrete variation with its predicted outcome and a stated condition that would challenge the </w:t>
+      </w:r>
+      <w:r>
+        <w:rPr>
+          <w:b/>
+        </w:rPr>
+        <w:t>mechanism</w:t>
+      </w:r>
+      <w:r>
+        <w:rPr>
+          <w:b w:val="0"/>
+        </w:rPr>
+        <w:t xml:space="preserve">; reject a claim resting on unmeasured </w:t>
+      </w:r>
+      <w:r>
+        <w:rPr>
+          <w:b/>
+        </w:rPr>
+        <w:t>evidence</w:t>
+      </w:r>
+      <w:r>
+        <w:rPr>
+          <w:b w:val="0"/>
+        </w:rPr>
+        <w:t>.</w:t>
+      </w:r>
+    </w:p>
+    <w:p>
+      <w:pPr>
+        <w:spacing w:line="336" w:lineRule="auto" w:after="180"/>
+      </w:pPr>
+      <w:r>
+        <w:rPr>
+          <w:b w:val="0"/>
+        </w:rPr>
+        <w:t xml:space="preserve">Study A reports accuracy 90% on easy classification; B reports claim support </w:t>
+      </w:r>
+      <w:r>
+        <w:rPr>
+          <w:b/>
+        </w:rPr>
+        <w:t>80%</w:t>
+      </w:r>
+      <w:r>
+        <w:rPr>
+          <w:b w:val="0"/>
+        </w:rPr>
+        <w:t xml:space="preserve"> on difficult generated answers.</w:t>
+      </w:r>
+    </w:p>
+    <w:p>
+      <w:pPr>
+        <w:spacing w:line="336" w:lineRule="auto" w:after="180"/>
+      </w:pPr>
+      <w:r>
+        <w:rPr>
+          <w:b w:val="0"/>
+        </w:rPr>
+        <w:t>Different tasks and metrics cannot establish A superior to B. Keep separate columns and identify a common evaluation needed.</w:t>
+      </w:r>
+    </w:p>
+    <w:p>
+      <w:pPr>
+        <w:spacing w:line="336" w:lineRule="auto" w:after="180"/>
+      </w:pPr>
+      <w:r>
+        <w:rPr>
+          <w:b w:val="0"/>
+        </w:rPr>
+        <w:t xml:space="preserve">Compare the intermediate </w:t>
+      </w:r>
+      <w:r>
+        <w:rPr>
+          <w:b/>
+        </w:rPr>
+        <w:t>evidence</w:t>
+      </w:r>
+      <w:r>
+        <w:rPr>
+          <w:b w:val="0"/>
+        </w:rPr>
+        <w:t xml:space="preserve"> with the final statement. Explain why each number or decision follows from the stated </w:t>
+      </w:r>
+      <w:r>
+        <w:rPr>
+          <w:b/>
+        </w:rPr>
+        <w:t>input</w:t>
+      </w:r>
+      <w:r>
+        <w:rPr>
+          <w:b w:val="0"/>
+        </w:rPr>
+        <w:t>s.</w:t>
+      </w:r>
+    </w:p>
+    <w:p>
+      <w:pPr>
+        <w:spacing w:line="336" w:lineRule="auto" w:after="180"/>
+      </w:pPr>
+      <w:r>
+        <w:rPr>
+          <w:b w:val="0"/>
+        </w:rPr>
+        <w:t xml:space="preserve">The conclusion belongs to this scenario and procedure; changing the </w:t>
+      </w:r>
+      <w:r>
+        <w:rPr>
+          <w:b/>
+        </w:rPr>
+        <w:t>input</w:t>
+      </w:r>
+      <w:r>
+        <w:rPr>
+          <w:b w:val="0"/>
+        </w:rPr>
+        <w:t>s, evaluation population or authority can change what it establishes. Retain the raw record so a later revision can be compared honestly.</w:t>
+      </w:r>
+    </w:p>
+    <w:p>
+      <w:pPr>
+        <w:pStyle w:val="Heading2"/>
+      </w:pPr>
+      <w:r>
+        <w:t>Missing-field, equivalence and pooling probes</w:t>
+      </w:r>
+    </w:p>
+    <w:tbl>
+      <w:tblPr>
+        <w:tblStyle w:val="LightShading-Accent1"/>
+        <w:tblW w:type="auto" w:w="0"/>
+        <w:tblLook w:firstColumn="1" w:firstRow="1" w:lastColumn="0" w:lastRow="0" w:noHBand="0" w:noVBand="1" w:val="04A0"/>
+      </w:tblPr>
+      <w:tblGrid>
+        <w:gridCol w:w="5112"/>
+        <w:gridCol w:w="5112"/>
+      </w:tblGrid>
+      <w:tr>
+        <w:trPr>
+          <w:tblHeader/>
+        </w:trPr>
+        <w:tc>
+          <w:tcPr>
+            <w:tcW w:type="dxa" w:w="5112"/>
+          </w:tcPr>
+          <w:p>
+            <w:r>
+              <w:t>Literature-matrix probe</w:t>
+            </w:r>
+          </w:p>
+        </w:tc>
+        <w:tc>
+          <w:tcPr>
+            <w:tcW w:type="dxa" w:w="5112"/>
+          </w:tcPr>
+          <w:p>
+            <w:r>
+              <w:t>Expected interpretation</w:t>
+            </w:r>
+          </w:p>
+        </w:tc>
+      </w:tr>
+      <w:tr>
+        <w:tc>
+          <w:tcPr>
+            <w:tcW w:type="dxa" w:w="5112"/>
+          </w:tcPr>
+          <w:p>
+            <w:r>
+              <w:t>90% and 80% use different tasks/metrics</w:t>
+            </w:r>
+          </w:p>
+        </w:tc>
+        <w:tc>
+          <w:tcPr>
+            <w:tcW w:type="dxa" w:w="5112"/>
+          </w:tcPr>
+          <w:p>
+            <w:r>
+              <w:t>Do not rank tools by the scalar numbers alone</w:t>
+            </w:r>
+          </w:p>
+        </w:tc>
+      </w:tr>
+      <w:tr>
+        <w:tc>
+          <w:tcPr>
+            <w:tcW w:type="dxa" w:w="5112"/>
+          </w:tcPr>
+          <w:p>
+            <w:r>
+              <w:t>Same80% on different samples</w:t>
+            </w:r>
+          </w:p>
+        </w:tc>
+        <w:tc>
+          <w:tcPr>
+            <w:tcW w:type="dxa" w:w="5112"/>
+          </w:tcPr>
+          <w:p>
+            <w:r>
+              <w:t>Equal observed rates, not established equivalence</w:t>
+            </w:r>
+          </w:p>
+        </w:tc>
+      </w:tr>
+      <w:tr>
+        <w:tc>
+          <w:tcPr>
+            <w:tcW w:type="dxa" w:w="5112"/>
+          </w:tcPr>
+          <w:p>
+            <w:r>
+              <w:t>Denominator absent</w:t>
+            </w:r>
+          </w:p>
+        </w:tc>
+        <w:tc>
+          <w:tcPr>
+            <w:tcW w:type="dxa" w:w="5112"/>
+          </w:tcPr>
+          <w:p>
+            <w:r>
+              <w:t>Mark not reported; no reconstructed raw count</w:t>
+            </w:r>
+          </w:p>
+        </w:tc>
+      </w:tr>
+      <w:tr>
+        <w:tc>
+          <w:tcPr>
+            <w:tcW w:type="dxa" w:w="5112"/>
+          </w:tcPr>
+          <w:p>
+            <w:r>
+              <w:t>Indoor/outdoor field removed</w:t>
+            </w:r>
+          </w:p>
+        </w:tc>
+        <w:tc>
+          <w:tcPr>
+            <w:tcW w:type="dxa" w:w="5112"/>
+          </w:tcPr>
+          <w:p>
+            <w:r>
+              <w:t>Important known condition hidden</w:t>
+            </w:r>
+          </w:p>
+        </w:tc>
+      </w:tr>
+      <w:tr>
+        <w:tc>
+          <w:tcPr>
+            <w:tcW w:type="dxa" w:w="5112"/>
+          </w:tcPr>
+          <w:p>
+            <w:r>
+              <w:t>Both sources omit a field</w:t>
+            </w:r>
+          </w:p>
+        </w:tc>
+        <w:tc>
+          <w:tcPr>
+            <w:tcW w:type="dxa" w:w="5112"/>
+          </w:tcPr>
+          <w:p>
+            <w:r>
+              <w:t>Unknown agreement, not proven matching conditions</w:t>
+            </w:r>
+          </w:p>
+        </w:tc>
+      </w:tr>
+      <w:tr>
+        <w:tc>
+          <w:tcPr>
+            <w:tcW w:type="dxa" w:w="5112"/>
+          </w:tcPr>
+          <w:p>
+            <w:r>
+              <w:t>Different metric/cutoff/corpus</w:t>
+            </w:r>
+          </w:p>
+        </w:tc>
+        <w:tc>
+          <w:tcPr>
+            <w:tcW w:type="dxa" w:w="5112"/>
+          </w:tcPr>
+          <w:p>
+            <w:r>
+              <w:t>No direct score ranking; align the intended comparison first</w:t>
+            </w:r>
+          </w:p>
+        </w:tc>
+      </w:tr>
+      <w:tr>
+        <w:tc>
+          <w:tcPr>
+            <w:tcW w:type="dxa" w:w="5112"/>
+          </w:tcPr>
+          <w:p>
+            <w:r>
+              <w:t>One study has more cases</w:t>
+            </w:r>
+          </w:p>
+        </w:tc>
+        <w:tc>
+          <w:tcPr>
+            <w:tcW w:type="dxa" w:w="5112"/>
+          </w:tcPr>
+          <w:p>
+            <w:r>
+              <w:t>More reported cases alone does not solve task or quality mismatch</w:t>
+            </w:r>
+          </w:p>
+        </w:tc>
+      </w:tr>
+      <w:tr>
+        <w:tc>
+          <w:tcPr>
+            <w:tcW w:type="dxa" w:w="5112"/>
+          </w:tcPr>
+          <w:p>
+            <w:r>
+              <w:t>Average incompatible percentages</w:t>
+            </w:r>
+          </w:p>
+        </w:tc>
+        <w:tc>
+          <w:tcPr>
+            <w:tcW w:type="dxa" w:w="5112"/>
+          </w:tcPr>
+          <w:p>
+            <w:r>
+              <w:t>No meaningful pooled result without a justified common estimand/protocol</w:t>
+            </w:r>
+          </w:p>
+        </w:tc>
+      </w:tr>
+      <w:tr>
+        <w:tc>
+          <w:tcPr>
+            <w:tcW w:type="dxa" w:w="5112"/>
+          </w:tcPr>
+          <w:p>
+            <w:r>
+              <w:t>Matrix completed</w:t>
+            </w:r>
+          </w:p>
+        </w:tc>
+        <w:tc>
+          <w:tcPr>
+            <w:tcW w:type="dxa" w:w="5112"/>
+          </w:tcPr>
+          <w:p>
+            <w:r>
+              <w:t>Evidence organization, not new experiment or causal synthesis</w:t>
+            </w:r>
+          </w:p>
+        </w:tc>
+      </w:tr>
+    </w:tbl>
+    <w:p>
+      <w:pPr>
+        <w:pStyle w:val="Heading2"/>
+      </w:pPr>
+      <w:r>
+        <w:t>Separate indoor/outdoor comparison and intact denominators</w:t>
+      </w:r>
+    </w:p>
+    <w:p>
+      <w:pPr>
+        <w:spacing w:line="336" w:lineRule="auto" w:after="180"/>
+      </w:pPr>
+      <w:r>
+        <w:rPr>
+          <w:b w:val="0"/>
+        </w:rPr>
+        <w:t xml:space="preserve">A </w:t>
+      </w:r>
+      <w:r>
+        <w:rPr>
+          <w:b/>
+        </w:rPr>
+        <w:t>literature matrix</w:t>
+      </w:r>
+      <w:r>
+        <w:rPr>
+          <w:b w:val="0"/>
+        </w:rPr>
+        <w:t xml:space="preserve"> that preserves differences. Two fictional studies evaluate related tools under different conditions.</w:t>
+      </w:r>
+    </w:p>
+    <w:p>
+      <w:pPr>
+        <w:spacing w:line="336" w:lineRule="auto" w:after="180"/>
+      </w:pPr>
+      <w:r>
+        <w:rPr>
+          <w:b w:val="0"/>
+        </w:rPr>
+        <w:t xml:space="preserve">Study S1: 8/10 correct on indoor photos. S2: 16/20 on outdoor photos. Both report </w:t>
+      </w:r>
+      <w:r>
+        <w:rPr>
+          <w:b/>
+        </w:rPr>
+        <w:t>80%</w:t>
+      </w:r>
+      <w:r>
+        <w:rPr>
+          <w:b w:val="0"/>
+        </w:rPr>
+        <w:t>.</w:t>
+      </w:r>
+    </w:p>
+    <w:p>
+      <w:pPr>
+        <w:spacing w:line="336" w:lineRule="auto" w:after="180"/>
+      </w:pPr>
+      <w:r>
+        <w:rPr>
+          <w:b w:val="0"/>
+        </w:rPr>
+        <w:t>The picture is a separate photo-study comparison. S1 reports 8/10 correct on indoor photos; S2 reports 16/20 on outdoor photos. Both rates are 80%, but the samples, denominators and conditions differ. Neither supplied record directly evaluates both tools on the same photos. Equal percentages do not establish equivalent performance or identical uncertainty.</w:t>
+      </w:r>
+    </w:p>
+    <w:p>
+      <w:pPr>
+        <w:spacing w:line="336" w:lineRule="auto" w:after="180"/>
+      </w:pPr>
+      <w:r>
+        <w:rPr>
+          <w:b w:val="0"/>
+        </w:rPr>
+        <w:t>Removing the indoor/outdoor column makes the matrix less informative while leaving the original difference intact. To answer a shared application question, first define an appropriate common task, eligible data, scoring, versions and conditions; a matrix by itself does not run that evaluation.</w:t>
+      </w:r>
+    </w:p>
+    <w:tbl>
+      <w:tblPr>
+        <w:tblStyle w:val="LightShading-Accent1"/>
+        <w:tblW w:type="auto" w:w="0"/>
+        <w:tblLook w:firstColumn="1" w:firstRow="1" w:lastColumn="0" w:lastRow="0" w:noHBand="0" w:noVBand="1" w:val="04A0"/>
+      </w:tblPr>
+      <w:tblGrid>
+        <w:gridCol w:w="3408"/>
+        <w:gridCol w:w="3408"/>
+        <w:gridCol w:w="3408"/>
+      </w:tblGrid>
+      <w:tr>
+        <w:trPr>
+          <w:tblHeader/>
+        </w:trPr>
+        <w:tc>
+          <w:tcPr>
+            <w:tcW w:type="dxa" w:w="3408"/>
+          </w:tcPr>
+          <w:p>
+            <w:r>
+              <w:t>Separate picture matrix field</w:t>
+            </w:r>
+          </w:p>
+        </w:tc>
+        <w:tc>
+          <w:tcPr>
+            <w:tcW w:type="dxa" w:w="3408"/>
+          </w:tcPr>
+          <w:p>
+            <w:r>
+              <w:t>S1</w:t>
+            </w:r>
+          </w:p>
+        </w:tc>
+        <w:tc>
+          <w:tcPr>
+            <w:tcW w:type="dxa" w:w="3408"/>
+          </w:tcPr>
+          <w:p>
+            <w:r>
+              <w:t>S2</w:t>
+            </w:r>
+          </w:p>
+        </w:tc>
+      </w:tr>
+      <w:tr>
+        <w:tc>
+          <w:tcPr>
+            <w:tcW w:type="dxa" w:w="3408"/>
+          </w:tcPr>
+          <w:p>
+            <w:r>
+              <w:t>Photo condition</w:t>
+            </w:r>
+          </w:p>
+        </w:tc>
+        <w:tc>
+          <w:tcPr>
+            <w:tcW w:type="dxa" w:w="3408"/>
+          </w:tcPr>
+          <w:p>
+            <w:r>
+              <w:t>Indoor</w:t>
+            </w:r>
+          </w:p>
+        </w:tc>
+        <w:tc>
+          <w:tcPr>
+            <w:tcW w:type="dxa" w:w="3408"/>
+          </w:tcPr>
+          <w:p>
+            <w:r>
+              <w:t>Outdoor</w:t>
+            </w:r>
+          </w:p>
+        </w:tc>
+      </w:tr>
+      <w:tr>
+        <w:tc>
+          <w:tcPr>
+            <w:tcW w:type="dxa" w:w="3408"/>
+          </w:tcPr>
+          <w:p>
+            <w:r>
+              <w:t>Correct / evaluated</w:t>
+            </w:r>
+          </w:p>
+        </w:tc>
+        <w:tc>
+          <w:tcPr>
+            <w:tcW w:type="dxa" w:w="3408"/>
+          </w:tcPr>
+          <w:p>
+            <w:r>
+              <w:t>8/10</w:t>
+            </w:r>
+          </w:p>
+        </w:tc>
+        <w:tc>
+          <w:tcPr>
+            <w:tcW w:type="dxa" w:w="3408"/>
+          </w:tcPr>
+          <w:p>
+            <w:r>
+              <w:t>16/20</w:t>
+            </w:r>
+          </w:p>
+        </w:tc>
+      </w:tr>
+      <w:tr>
+        <w:tc>
+          <w:tcPr>
+            <w:tcW w:type="dxa" w:w="3408"/>
+          </w:tcPr>
+          <w:p>
+            <w:r>
+              <w:t>Observed correctness rate</w:t>
+            </w:r>
+          </w:p>
+        </w:tc>
+        <w:tc>
+          <w:tcPr>
+            <w:tcW w:type="dxa" w:w="3408"/>
+          </w:tcPr>
+          <w:p>
+            <w:r>
+              <w:t>80%</w:t>
+            </w:r>
+          </w:p>
+        </w:tc>
+        <w:tc>
+          <w:tcPr>
+            <w:tcW w:type="dxa" w:w="3408"/>
+          </w:tcPr>
+          <w:p>
+            <w:r>
+              <w:t>80%</w:t>
+            </w:r>
+          </w:p>
+        </w:tc>
+      </w:tr>
+      <w:tr>
+        <w:tc>
+          <w:tcPr>
+            <w:tcW w:type="dxa" w:w="3408"/>
+          </w:tcPr>
+          <w:p>
+            <w:r>
+              <w:t>Exact photo IDs/population</w:t>
+            </w:r>
+          </w:p>
+        </w:tc>
+        <w:tc>
+          <w:tcPr>
+            <w:tcW w:type="dxa" w:w="3408"/>
+          </w:tcPr>
+          <w:p>
+            <w:r>
+              <w:t>Not reported</w:t>
+            </w:r>
+          </w:p>
+        </w:tc>
+        <w:tc>
+          <w:tcPr>
+            <w:tcW w:type="dxa" w:w="3408"/>
+          </w:tcPr>
+          <w:p>
+            <w:r>
+              <w:t>Not reported</w:t>
+            </w:r>
+          </w:p>
+        </w:tc>
+      </w:tr>
+      <w:tr>
+        <w:tc>
+          <w:tcPr>
+            <w:tcW w:type="dxa" w:w="3408"/>
+          </w:tcPr>
+          <w:p>
+            <w:r>
+              <w:t>Tool/model version and baseline</w:t>
+            </w:r>
+          </w:p>
+        </w:tc>
+        <w:tc>
+          <w:tcPr>
+            <w:tcW w:type="dxa" w:w="3408"/>
+          </w:tcPr>
+          <w:p>
+            <w:r>
+              <w:t>Not reported</w:t>
+            </w:r>
+          </w:p>
+        </w:tc>
+        <w:tc>
+          <w:tcPr>
+            <w:tcW w:type="dxa" w:w="3408"/>
+          </w:tcPr>
+          <w:p>
+            <w:r>
+              <w:t>Not reported</w:t>
+            </w:r>
+          </w:p>
+        </w:tc>
+      </w:tr>
+      <w:tr>
+        <w:tc>
+          <w:tcPr>
+            <w:tcW w:type="dxa" w:w="3408"/>
+          </w:tcPr>
+          <w:p>
+            <w:r>
+              <w:t>Scoring comparability</w:t>
+            </w:r>
+          </w:p>
+        </w:tc>
+        <w:tc>
+          <w:tcPr>
+            <w:tcW w:type="dxa" w:w="3408"/>
+          </w:tcPr>
+          <w:p>
+            <w:r>
+              <w:t>Correctness reported; exact label protocol not supplied</w:t>
+            </w:r>
+          </w:p>
+        </w:tc>
+        <w:tc>
+          <w:tcPr>
+            <w:tcW w:type="dxa" w:w="3408"/>
+          </w:tcPr>
+          <w:p>
+            <w:r>
+              <w:t>Correctness reported; exact label protocol not supplied</w:t>
+            </w:r>
+          </w:p>
+        </w:tc>
+      </w:tr>
+      <w:tr>
+        <w:tc>
+          <w:tcPr>
+            <w:tcW w:type="dxa" w:w="3408"/>
+          </w:tcPr>
+          <w:p>
+            <w:r>
+              <w:t>Split/resources</w:t>
+            </w:r>
+          </w:p>
+        </w:tc>
+        <w:tc>
+          <w:tcPr>
+            <w:tcW w:type="dxa" w:w="3408"/>
+          </w:tcPr>
+          <w:p>
+            <w:r>
+              <w:t>Not reported</w:t>
+            </w:r>
+          </w:p>
+        </w:tc>
+        <w:tc>
+          <w:tcPr>
+            <w:tcW w:type="dxa" w:w="3408"/>
+          </w:tcPr>
+          <w:p>
+            <w:r>
+              <w:t>Not reported</w:t>
+            </w:r>
+          </w:p>
+        </w:tc>
+      </w:tr>
+      <w:tr>
+        <w:tc>
+          <w:tcPr>
+            <w:tcW w:type="dxa" w:w="3408"/>
+          </w:tcPr>
+          <w:p>
+            <w:r>
+              <w:t>Direct same-photo A/B evaluation</w:t>
+            </w:r>
+          </w:p>
+        </w:tc>
+        <w:tc>
+          <w:tcPr>
+            <w:tcW w:type="dxa" w:w="3408"/>
+          </w:tcPr>
+          <w:p>
+            <w:r>
+              <w:t>Not supplied</w:t>
+            </w:r>
+          </w:p>
+        </w:tc>
+        <w:tc>
+          <w:tcPr>
+            <w:tcW w:type="dxa" w:w="3408"/>
+          </w:tcPr>
+          <w:p>
+            <w:r>
+              <w:t>Not supplied</w:t>
+            </w:r>
+          </w:p>
+        </w:tc>
+      </w:tr>
+      <w:tr>
+        <w:tc>
+          <w:tcPr>
+            <w:tcW w:type="dxa" w:w="3408"/>
+          </w:tcPr>
+          <w:p>
+            <w:r>
+              <w:t>Interpretation</w:t>
+            </w:r>
+          </w:p>
+        </w:tc>
+        <w:tc>
+          <w:tcPr>
+            <w:tcW w:type="dxa" w:w="3408"/>
+          </w:tcPr>
+          <w:p>
+            <w:r>
+              <w:t>Indoor supplied-set result</w:t>
+            </w:r>
+          </w:p>
+        </w:tc>
+        <w:tc>
+          <w:tcPr>
+            <w:tcW w:type="dxa" w:w="3408"/>
+          </w:tcPr>
+          <w:p>
+            <w:r>
+              <w:t>Outdoor supplied-set result; no direct equivalence/ranking established</w:t>
+            </w:r>
+          </w:p>
+        </w:tc>
+      </w:tr>
+    </w:tbl>
+    <w:p>
+      <w:pPr>
+        <w:pStyle w:val="Heading2"/>
+      </w:pPr>
+      <w:r>
+        <w:t>Picture trace and removed-condition key</w:t>
+      </w:r>
+    </w:p>
+    <w:p>
+      <w:r>
+        <w:drawing>
+          <wp:inline xmlns:a="http://schemas.openxmlformats.org/drawingml/2006/main" xmlns:pic="http://schemas.openxmlformats.org/drawingml/2006/picture">
+            <wp:extent cx="5486400" cy="3182112"/>
+            <wp:docPr id="1" name="Picture 1" descr="Record each method: Keep population, task, model version and scoring in separate columns. → Compare rates carefully: Both rates are 80%, with different denominators and conditions. → Name missing comparison: Neither study directly compares both tools on the same photos."/>
+            <wp:cNvGraphicFramePr>
+              <a:graphicFrameLocks noChangeAspect="1"/>
+            </wp:cNvGraphicFramePr>
+            <a:graphic>
+              <a:graphicData uri="http://schemas.openxmlformats.org/drawingml/2006/picture">
+                <pic:pic>
+                  <pic:nvPicPr>
+                    <pic:cNvPr id="0" name="academy-story-ai-7-6-02.png"/>
+                    <pic:cNvPicPr/>
+                  </pic:nvPicPr>
+                  <pic:blipFill>
+                    <a:blip r:embed="rId9"/>
+                    <a:stretch>
+                      <a:fillRect/>
+                    </a:stretch>
+                  </pic:blipFill>
+                  <pic:spPr>
+                    <a:xfrm>
+                      <a:off x="0" y="0"/>
+                      <a:ext cx="5486400" cy="3182112"/>
+                    </a:xfrm>
+                    <a:prstGeom prst="rect"/>
+                  </pic:spPr>
+                </pic:pic>
+              </a:graphicData>
+            </a:graphic>
+          </wp:inline>
+        </w:drawing>
+      </w:r>
+    </w:p>
+    <w:p>
+      <w:pPr>
+        <w:pStyle w:val="Heading3"/>
+      </w:pPr>
+      <w:r>
+        <w:t>Read the picture one step at a time</w:t>
+      </w:r>
+    </w:p>
+    <w:tbl>
+      <w:tblPr>
+        <w:tblStyle w:val="LightShading-Accent1"/>
+        <w:tblW w:type="auto" w:w="0"/>
+        <w:tblLook w:firstColumn="1" w:firstRow="1" w:lastColumn="0" w:lastRow="0" w:noHBand="0" w:noVBand="1" w:val="04A0"/>
+      </w:tblPr>
+      <w:tblGrid>
+        <w:gridCol w:w="5112"/>
+        <w:gridCol w:w="5112"/>
+      </w:tblGrid>
+      <w:tr>
+        <w:trPr>
+          <w:tblHeader/>
+        </w:trPr>
+        <w:tc>
+          <w:tcPr>
+            <w:tcW w:type="dxa" w:w="5112"/>
+          </w:tcPr>
+          <w:p>
+            <w:r>
+              <w:t>Step</w:t>
+            </w:r>
+          </w:p>
+        </w:tc>
+        <w:tc>
+          <w:tcPr>
+            <w:tcW w:type="dxa" w:w="5112"/>
+          </w:tcPr>
+          <w:p>
+            <w:r>
+              <w:t>What happens and why</w:t>
+            </w:r>
+          </w:p>
+        </w:tc>
+      </w:tr>
+      <w:tr>
+        <w:tc>
+          <w:tcPr>
+            <w:tcW w:type="dxa" w:w="5112"/>
+          </w:tcPr>
+          <w:p>
+            <w:r>
+              <w:t>1. Record each method</w:t>
+            </w:r>
+          </w:p>
+        </w:tc>
+        <w:tc>
+          <w:tcPr>
+            <w:tcW w:type="dxa" w:w="5112"/>
+          </w:tcPr>
+          <w:p>
+            <w:r>
+              <w:t>Keep population, task, model version and scoring in separate columns.</w:t>
+            </w:r>
+          </w:p>
+        </w:tc>
+      </w:tr>
+      <w:tr>
+        <w:tc>
+          <w:tcPr>
+            <w:tcW w:type="dxa" w:w="5112"/>
+          </w:tcPr>
+          <w:p>
+            <w:r>
+              <w:t>2. Compare rates carefully</w:t>
+            </w:r>
+          </w:p>
+        </w:tc>
+        <w:tc>
+          <w:tcPr>
+            <w:tcW w:type="dxa" w:w="5112"/>
+          </w:tcPr>
+          <w:p>
+            <w:r>
+              <w:t>Both rates are 80%, with different denominators and conditions.</w:t>
+            </w:r>
+          </w:p>
+        </w:tc>
+      </w:tr>
+      <w:tr>
+        <w:tc>
+          <w:tcPr>
+            <w:tcW w:type="dxa" w:w="5112"/>
+          </w:tcPr>
+          <w:p>
+            <w:r>
+              <w:t>3. Name missing comparison</w:t>
+            </w:r>
+          </w:p>
+        </w:tc>
+        <w:tc>
+          <w:tcPr>
+            <w:tcW w:type="dxa" w:w="5112"/>
+          </w:tcPr>
+          <w:p>
+            <w:r>
+              <w:t>Neither study directly compares both tools on the same photos.</w:t>
+            </w:r>
+          </w:p>
+        </w:tc>
+      </w:tr>
+    </w:tbl>
+    <w:p>
+      <w:r>
+        <w:t>Match each pictured step to the supplied facts. This is a worked teaching case, not an independent assessment.</w:t>
+      </w:r>
+    </w:p>
+    <w:p>
+      <w:pPr>
+        <w:spacing w:line="336" w:lineRule="auto" w:after="180"/>
+      </w:pPr>
+      <w:r>
+        <w:rPr>
+          <w:b w:val="0"/>
+        </w:rPr>
+        <w:t xml:space="preserve">A </w:t>
+      </w:r>
+      <w:r>
+        <w:rPr>
+          <w:b/>
+        </w:rPr>
+        <w:t>literature matrix</w:t>
+      </w:r>
+      <w:r>
+        <w:rPr>
+          <w:b w:val="0"/>
+        </w:rPr>
+        <w:t xml:space="preserve"> helps compare </w:t>
+      </w:r>
+      <w:r>
+        <w:rPr>
+          <w:b/>
+        </w:rPr>
+        <w:t>evidence</w:t>
+      </w:r>
+      <w:r>
+        <w:rPr>
+          <w:b w:val="0"/>
+        </w:rPr>
+        <w:t xml:space="preserve"> without flattening differences. Equal percentages do not mean equivalent tasks, samples or methods.</w:t>
+      </w:r>
+    </w:p>
+    <w:p>
+      <w:pPr>
+        <w:spacing w:line="336" w:lineRule="auto" w:after="180"/>
+      </w:pPr>
+      <w:r>
+        <w:rPr>
+          <w:b w:val="0"/>
+        </w:rPr>
+        <w:t>These fictional studies illustrate comparison practice; no real literature finding is asserted.</w:t>
+      </w:r>
+    </w:p>
+    <w:p>
+      <w:pPr>
+        <w:spacing w:line="336" w:lineRule="auto" w:after="180"/>
+      </w:pPr>
+      <w:r>
+        <w:rPr>
+          <w:b w:val="0"/>
+        </w:rPr>
+        <w:t>Change: Remove the indoor/outdoor column.</w:t>
+      </w:r>
+    </w:p>
+    <w:p>
+      <w:pPr>
+        <w:spacing w:line="336" w:lineRule="auto" w:after="180"/>
+      </w:pPr>
+      <w:r>
+        <w:rPr>
+          <w:b/>
+        </w:rPr>
+        <w:t>Prediction</w:t>
+      </w:r>
+      <w:r>
+        <w:rPr>
+          <w:b w:val="0"/>
+        </w:rPr>
+        <w:t>: The matrix conceals an important condition difference.</w:t>
+      </w:r>
+    </w:p>
+    <w:p>
+      <w:pPr>
+        <w:spacing w:line="336" w:lineRule="auto" w:after="180"/>
+      </w:pPr>
+      <w:r>
+        <w:rPr>
+          <w:b w:val="0"/>
+        </w:rPr>
+        <w:t>Reason: A reader might now mistake unlike studies for a controlled head-to-head comparison.</w:t>
+      </w:r>
+    </w:p>
+    <w:p>
+      <w:pPr>
+        <w:pStyle w:val="Heading2"/>
+      </w:pPr>
+      <w:r>
+        <w:t>Earlier wording, alternatives and picture transcripts · reference / check after trying</w:t>
+      </w:r>
+    </w:p>
+    <w:p>
+      <w:pPr>
+        <w:spacing w:line="336" w:lineRule="auto" w:after="180"/>
+      </w:pPr>
+      <w:r>
+        <w:rPr>
+          <w:b w:val="0"/>
+        </w:rPr>
+        <w:t>Begin by writing the question the procedure is intended to answer. Identify the information already supplied, the information it will produce and the information still missing.</w:t>
+      </w:r>
+    </w:p>
+    <w:p>
+      <w:pPr>
+        <w:spacing w:line="336" w:lineRule="auto" w:after="180"/>
+      </w:pPr>
+      <w:r>
+        <w:rPr>
+          <w:b w:val="0"/>
+        </w:rPr>
+        <w:t>These are constructed classroom examples; they do not require live accounts, private records or an external service. Do not treat a plausible explanation as a measured outcome.</w:t>
       </w:r>
     </w:p>
     <w:p>
@@ -886,99 +2693,30 @@
         <w:pStyle w:val="Heading3"/>
       </w:pPr>
       <w:r>
-        <w:t>A literature comparison matrix — evidence trace</w:t>
-      </w:r>
-    </w:p>
-    <w:tbl>
-      <w:tblPr>
-        <w:tblStyle w:val="LightShading-Accent1"/>
-        <w:tblW w:type="auto" w:w="0"/>
-        <w:tblLook w:firstColumn="1" w:firstRow="1" w:lastColumn="0" w:lastRow="0" w:noHBand="0" w:noVBand="1" w:val="04A0"/>
-      </w:tblPr>
-      <w:tblGrid>
-        <w:gridCol w:w="3408"/>
-        <w:gridCol w:w="3408"/>
-        <w:gridCol w:w="3408"/>
-      </w:tblGrid>
-      <w:tr>
-        <w:trPr>
-          <w:tblHeader/>
-        </w:trPr>
-        <w:tc>
-          <w:tcPr>
-            <w:tcW w:type="dxa" w:w="3408"/>
-          </w:tcPr>
-          <w:p>
-            <w:r>
-              <w:t>Input and scope</w:t>
-            </w:r>
-          </w:p>
-        </w:tc>
-        <w:tc>
-          <w:tcPr>
-            <w:tcW w:type="dxa" w:w="3408"/>
-          </w:tcPr>
-          <w:p>
-            <w:r>
-              <w:t>Check or calculation</w:t>
-            </w:r>
-          </w:p>
-        </w:tc>
-        <w:tc>
-          <w:tcPr>
-            <w:tcW w:type="dxa" w:w="3408"/>
-          </w:tcPr>
-          <w:p>
-            <w:r>
-              <w:t>Conclusion and limit</w:t>
-            </w:r>
-          </w:p>
-        </w:tc>
-      </w:tr>
-      <w:tr>
-        <w:tc>
-          <w:tcPr>
-            <w:tcW w:type="dxa" w:w="3408"/>
-          </w:tcPr>
-          <w:p>
-            <w:r>
-              <w:t>Study A reports accuracy90% on easy classification; B reports claim support80% on difficult generated answers.</w:t>
-            </w:r>
-          </w:p>
-        </w:tc>
-        <w:tc>
-          <w:tcPr>
-            <w:tcW w:type="dxa" w:w="3408"/>
-          </w:tcPr>
-          <w:p>
-            <w:r>
-              <w:t>Record question, data, unit, baseline, metric, split, resources and limitations. Mark incomparable fields rather than forcing a ranking.</w:t>
-            </w:r>
-          </w:p>
-        </w:tc>
-        <w:tc>
-          <w:tcPr>
-            <w:tcW w:type="dxa" w:w="3408"/>
-          </w:tcPr>
-          <w:p>
-            <w:r>
-              <w:t>Different tasks and metrics cannot establish A superior to B. Keep separate columns and identify a common evaluation needed.</w:t>
-            </w:r>
-          </w:p>
-        </w:tc>
-      </w:tr>
-    </w:tbl>
-    <w:p>
-      <w:r>
-        <w:t>The figure connects this chapter's worked input, declared procedure and result. Read the complete worked reasoning for qualifiers and intermediate steps; the abbreviated labels do not replace that reasoning.</w:t>
+        <w:t>Model the reasoning aloud</w:t>
       </w:r>
     </w:p>
     <w:p>
       <w:pPr>
-        <w:pStyle w:val="Heading3"/>
-      </w:pPr>
-      <w:r>
-        <w:t>Explain A literature comparison matrix · 3</w:t>
+        <w:spacing w:line="336" w:lineRule="auto" w:after="180"/>
+      </w:pPr>
+      <w:r>
+        <w:rPr>
+          <w:b w:val="0"/>
+        </w:rPr>
+        <w:t xml:space="preserve">Use the complete worked example below before asking learners to complete W2. Reveal a small part, invite a </w:t>
+      </w:r>
+      <w:r>
+        <w:rPr>
+          <w:b/>
+        </w:rPr>
+        <w:t>prediction</w:t>
+      </w:r>
+      <w:r>
+        <w:rPr>
+          <w:b w:val="0"/>
+        </w:rPr>
+        <w:t>, then explain the deciding step.</w:t>
       </w:r>
     </w:p>
     <w:p>
@@ -989,207 +2727,7 @@
         <w:rPr>
           <w:b w:val="0"/>
         </w:rPr>
-        <w:t>Guided: Different tasks and metrics cannot establish A superior to B. Keep separate columns and identify a common evaluation needed.</w:t>
-      </w:r>
-    </w:p>
-    <w:p>
-      <w:pPr>
-        <w:spacing w:line="336" w:lineRule="auto" w:after="180"/>
-      </w:pPr>
-      <w:r>
-        <w:rPr>
-          <w:b w:val="0"/>
-        </w:rPr>
-        <w:t xml:space="preserve">Qualification: A matrix documents comparison limits; it does not create missing common </w:t>
-      </w:r>
-      <w:r>
-        <w:rPr>
-          <w:b/>
-        </w:rPr>
-        <w:t>evidence</w:t>
-      </w:r>
-      <w:r>
-        <w:rPr>
-          <w:b w:val="0"/>
-        </w:rPr>
-        <w:t>.</w:t>
-      </w:r>
-    </w:p>
-    <w:p>
-      <w:pPr>
-        <w:spacing w:line="336" w:lineRule="auto" w:after="180"/>
-      </w:pPr>
-      <w:r>
-        <w:rPr>
-          <w:b w:val="0"/>
-        </w:rPr>
-        <w:t xml:space="preserve">Exit: accept a concrete variation with its predicted outcome and a stated condition that would challenge the </w:t>
-      </w:r>
-      <w:r>
-        <w:rPr>
-          <w:b/>
-        </w:rPr>
-        <w:t>mechanism</w:t>
-      </w:r>
-      <w:r>
-        <w:rPr>
-          <w:b w:val="0"/>
-        </w:rPr>
-        <w:t xml:space="preserve">; reject a claim resting on unmeasured </w:t>
-      </w:r>
-      <w:r>
-        <w:rPr>
-          <w:b/>
-        </w:rPr>
-        <w:t>evidence</w:t>
-      </w:r>
-      <w:r>
-        <w:rPr>
-          <w:b w:val="0"/>
-        </w:rPr>
-        <w:t>.</w:t>
-      </w:r>
-    </w:p>
-    <w:p>
-      <w:pPr>
-        <w:pStyle w:val="Heading3"/>
-      </w:pPr>
-      <w:r>
-        <w:t>Model the reasoning aloud</w:t>
-      </w:r>
-    </w:p>
-    <w:p>
-      <w:pPr>
-        <w:spacing w:line="336" w:lineRule="auto" w:after="180"/>
-      </w:pPr>
-      <w:r>
-        <w:rPr>
-          <w:b w:val="0"/>
-        </w:rPr>
-        <w:t xml:space="preserve">Use the complete worked example below before asking learners to complete W2. Reveal a small part, invite a </w:t>
-      </w:r>
-      <w:r>
-        <w:rPr>
-          <w:b/>
-        </w:rPr>
-        <w:t>prediction</w:t>
-      </w:r>
-      <w:r>
-        <w:rPr>
-          <w:b w:val="0"/>
-        </w:rPr>
-        <w:t>, then explain the deciding step.</w:t>
-      </w:r>
-    </w:p>
-    <w:p>
-      <w:pPr>
-        <w:spacing w:line="336" w:lineRule="auto" w:after="180"/>
-      </w:pPr>
-      <w:r>
-        <w:rPr>
-          <w:b w:val="0"/>
-        </w:rPr>
         <w:t>These teacher notes contain solutions; do not reveal the independent case answer during modelling.</w:t>
-      </w:r>
-    </w:p>
-    <w:p>
-      <w:pPr>
-        <w:spacing w:line="336" w:lineRule="auto" w:after="180"/>
-      </w:pPr>
-      <w:r>
-        <w:rPr>
-          <w:b w:val="0"/>
-        </w:rPr>
-        <w:t>Study A reports accuracy90% on easy classification; B reports claim support</w:t>
-      </w:r>
-      <w:r>
-        <w:rPr>
-          <w:b/>
-        </w:rPr>
-        <w:t>80%</w:t>
-      </w:r>
-      <w:r>
-        <w:rPr>
-          <w:b w:val="0"/>
-        </w:rPr>
-        <w:t xml:space="preserve"> on difficult generated answers.</w:t>
-      </w:r>
-    </w:p>
-    <w:p>
-      <w:pPr>
-        <w:spacing w:line="336" w:lineRule="auto" w:after="180"/>
-      </w:pPr>
-      <w:r>
-        <w:rPr>
-          <w:b w:val="0"/>
-        </w:rPr>
-        <w:t>Different tasks and metrics cannot establish A superior to B. Keep separate columns and identify a common evaluation needed.</w:t>
-      </w:r>
-    </w:p>
-    <w:p>
-      <w:pPr>
-        <w:pStyle w:val="Heading3"/>
-      </w:pPr>
-      <w:r>
-        <w:t>Model the reasoning aloud · 4</w:t>
-      </w:r>
-    </w:p>
-    <w:p>
-      <w:pPr>
-        <w:spacing w:line="336" w:lineRule="auto" w:after="180"/>
-      </w:pPr>
-      <w:r>
-        <w:rPr>
-          <w:b w:val="0"/>
-        </w:rPr>
-        <w:t xml:space="preserve">Compare the intermediate </w:t>
-      </w:r>
-      <w:r>
-        <w:rPr>
-          <w:b/>
-        </w:rPr>
-        <w:t>evidence</w:t>
-      </w:r>
-      <w:r>
-        <w:rPr>
-          <w:b w:val="0"/>
-        </w:rPr>
-        <w:t xml:space="preserve"> with the final statement. Explain why each number or decision follows from the stated </w:t>
-      </w:r>
-      <w:r>
-        <w:rPr>
-          <w:b/>
-        </w:rPr>
-        <w:t>input</w:t>
-      </w:r>
-      <w:r>
-        <w:rPr>
-          <w:b w:val="0"/>
-        </w:rPr>
-        <w:t>s.</w:t>
-      </w:r>
-    </w:p>
-    <w:p>
-      <w:pPr>
-        <w:spacing w:line="336" w:lineRule="auto" w:after="180"/>
-      </w:pPr>
-      <w:r>
-        <w:rPr>
-          <w:b w:val="0"/>
-        </w:rPr>
-        <w:t xml:space="preserve">The conclusion belongs to this scenario and procedure; changing the </w:t>
-      </w:r>
-      <w:r>
-        <w:rPr>
-          <w:b/>
-        </w:rPr>
-        <w:t>input</w:t>
-      </w:r>
-      <w:r>
-        <w:rPr>
-          <w:b w:val="0"/>
-        </w:rPr>
-        <w:t>s, evaluation population or authority can change what it establishes. Retain the raw record so a later revision can be compared honestly.</w:t>
       </w:r>
     </w:p>
     <w:tbl>
@@ -1315,65 +2853,10 @@
     </w:p>
     <w:p>
       <w:pPr>
-        <w:spacing w:line="336" w:lineRule="auto" w:after="180"/>
-      </w:pPr>
-      <w:r>
-        <w:rPr>
-          <w:b w:val="0"/>
-        </w:rPr>
-        <w:t xml:space="preserve">A </w:t>
-      </w:r>
-      <w:r>
-        <w:rPr>
-          <w:b/>
-        </w:rPr>
-        <w:t>literature matrix</w:t>
-      </w:r>
-      <w:r>
-        <w:rPr>
-          <w:b w:val="0"/>
-        </w:rPr>
-        <w:t xml:space="preserve"> that preserves differences. Two fictional studies evaluate related tools under different conditions.</w:t>
-      </w:r>
-    </w:p>
-    <w:p>
-      <w:pPr>
         <w:pStyle w:val="Heading3"/>
       </w:pPr>
       <w:r>
         <w:t>The facts we will use</w:t>
-      </w:r>
-    </w:p>
-    <w:p>
-      <w:pPr>
-        <w:pStyle w:val="Heading3"/>
-      </w:pPr>
-      <w:r>
-        <w:t>Supplied facts</w:t>
-      </w:r>
-    </w:p>
-    <w:p>
-      <w:pPr>
-        <w:spacing w:line="336" w:lineRule="auto" w:after="180"/>
-        <w:shd w:fill="F1F6FC"/>
-      </w:pPr>
-      <w:r>
-        <w:rPr>
-          <w:b w:val="0"/>
-        </w:rPr>
-        <w:t xml:space="preserve">Study S1: 8/10 correct on indoor photos. S2: 16/20 on outdoor photos. Both report </w:t>
-      </w:r>
-      <w:r>
-        <w:rPr>
-          <w:b/>
-        </w:rPr>
-        <w:t>80%</w:t>
-      </w:r>
-      <w:r>
-        <w:rPr>
-          <w:b w:val="0"/>
-        </w:rPr>
-        <w:t>.</w:t>
       </w:r>
     </w:p>
     <w:p>
@@ -1381,7 +2864,7 @@
         <w:drawing>
           <wp:inline xmlns:a="http://schemas.openxmlformats.org/drawingml/2006/main" xmlns:pic="http://schemas.openxmlformats.org/drawingml/2006/picture">
             <wp:extent cx="5486400" cy="3077029"/>
-            <wp:docPr id="1" name="Picture 1" descr="Same rate, different study conditions"/>
+            <wp:docPr id="2" name="Picture 2" descr="Same rate, different study conditions"/>
             <wp:cNvGraphicFramePr>
               <a:graphicFrameLocks noChangeAspect="1"/>
             </wp:cNvGraphicFramePr>
@@ -1393,7 +2876,7 @@
                     <pic:cNvPicPr/>
                   </pic:nvPicPr>
                   <pic:blipFill>
-                    <a:blip r:embed="rId9"/>
+                    <a:blip r:embed="rId10"/>
                     <a:stretch>
                       <a:fillRect/>
                     </a:stretch>
@@ -1417,7 +2900,7 @@
         <w:drawing>
           <wp:inline xmlns:a="http://schemas.openxmlformats.org/drawingml/2006/main" xmlns:pic="http://schemas.openxmlformats.org/drawingml/2006/picture">
             <wp:extent cx="5486400" cy="5261429"/>
-            <wp:docPr id="2" name="Picture 2" descr="A literature comparison matrix. Record each method: Keep population, task, model version and scoring in separate columns.. Compare rates carefully: Both rates are 80%, with different denominators and conditions.. Name missing comparison: Neither study directly compares both tools on the same photos."/>
+            <wp:docPr id="3" name="Picture 3" descr="A literature comparison matrix. Record each method: Keep population, task, model version and scoring in separate columns.. Compare rates carefully: Both rates are 80%, with different denominators and conditions.. Name missing comparison: Neither study directly compares both tools on the same photos."/>
             <wp:cNvGraphicFramePr>
               <a:graphicFrameLocks noChangeAspect="1"/>
             </wp:cNvGraphicFramePr>
@@ -1429,7 +2912,7 @@
                     <pic:cNvPicPr/>
                   </pic:nvPicPr>
                   <pic:blipFill>
-                    <a:blip r:embed="rId10"/>
+                    <a:blip r:embed="rId11"/>
                     <a:stretch>
                       <a:fillRect/>
                     </a:stretch>
@@ -1453,114 +2936,7 @@
         <w:pStyle w:val="Heading3"/>
       </w:pPr>
       <w:r>
-        <w:t>Read the picture one step at a time</w:t>
-      </w:r>
-    </w:p>
-    <w:tbl>
-      <w:tblPr>
-        <w:tblStyle w:val="LightShading-Accent1"/>
-        <w:tblW w:type="auto" w:w="0"/>
-        <w:tblLook w:firstColumn="1" w:firstRow="1" w:lastColumn="0" w:lastRow="0" w:noHBand="0" w:noVBand="1" w:val="04A0"/>
-      </w:tblPr>
-      <w:tblGrid>
-        <w:gridCol w:w="5112"/>
-        <w:gridCol w:w="5112"/>
-      </w:tblGrid>
-      <w:tr>
-        <w:trPr>
-          <w:tblHeader/>
-        </w:trPr>
-        <w:tc>
-          <w:tcPr>
-            <w:tcW w:type="dxa" w:w="5112"/>
-          </w:tcPr>
-          <w:p>
-            <w:r>
-              <w:t>Step</w:t>
-            </w:r>
-          </w:p>
-        </w:tc>
-        <w:tc>
-          <w:tcPr>
-            <w:tcW w:type="dxa" w:w="5112"/>
-          </w:tcPr>
-          <w:p>
-            <w:r>
-              <w:t>What happens and why</w:t>
-            </w:r>
-          </w:p>
-        </w:tc>
-      </w:tr>
-      <w:tr>
-        <w:tc>
-          <w:tcPr>
-            <w:tcW w:type="dxa" w:w="5112"/>
-          </w:tcPr>
-          <w:p>
-            <w:r>
-              <w:t>1. Record each method</w:t>
-            </w:r>
-          </w:p>
-        </w:tc>
-        <w:tc>
-          <w:tcPr>
-            <w:tcW w:type="dxa" w:w="5112"/>
-          </w:tcPr>
-          <w:p>
-            <w:r>
-              <w:t>Keep population, task, model version and scoring in separate columns.</w:t>
-            </w:r>
-          </w:p>
-        </w:tc>
-      </w:tr>
-      <w:tr>
-        <w:tc>
-          <w:tcPr>
-            <w:tcW w:type="dxa" w:w="5112"/>
-          </w:tcPr>
-          <w:p>
-            <w:r>
-              <w:t>2. Compare rates carefully</w:t>
-            </w:r>
-          </w:p>
-        </w:tc>
-        <w:tc>
-          <w:tcPr>
-            <w:tcW w:type="dxa" w:w="5112"/>
-          </w:tcPr>
-          <w:p>
-            <w:r>
-              <w:t>Both rates are 80%, with different denominators and conditions.</w:t>
-            </w:r>
-          </w:p>
-        </w:tc>
-      </w:tr>
-      <w:tr>
-        <w:tc>
-          <w:tcPr>
-            <w:tcW w:type="dxa" w:w="5112"/>
-          </w:tcPr>
-          <w:p>
-            <w:r>
-              <w:t>3. Name missing comparison</w:t>
-            </w:r>
-          </w:p>
-        </w:tc>
-        <w:tc>
-          <w:tcPr>
-            <w:tcW w:type="dxa" w:w="5112"/>
-          </w:tcPr>
-          <w:p>
-            <w:r>
-              <w:t>Neither study directly compares both tools on the same photos.</w:t>
-            </w:r>
-          </w:p>
-        </w:tc>
-      </w:tr>
-    </w:tbl>
-    <w:p>
-      <w:r>
-        <w:t>Match each pictured step to the supplied facts. This is a worked teaching case, not an independent assessment.</w:t>
+        <w:t>Why this result follows</w:t>
       </w:r>
     </w:p>
     <w:p>
@@ -1568,7 +2944,7 @@
         <w:pStyle w:val="Heading3"/>
       </w:pPr>
       <w:r>
-        <w:t>Why this result follows</w:t>
+        <w:t>What this example does not establish</w:t>
       </w:r>
     </w:p>
     <w:p>
@@ -1576,161 +2952,180 @@
         <w:pStyle w:val="Heading3"/>
       </w:pPr>
       <w:r>
-        <w:t>Why the result follows</w:t>
+        <w:t>Change one thing in the pictured case</w:t>
       </w:r>
     </w:p>
     <w:p>
       <w:pPr>
-        <w:spacing w:line="336" w:lineRule="auto" w:after="180"/>
-        <w:shd w:fill="F1F6FC"/>
-      </w:pPr>
-      <w:r>
-        <w:rPr>
-          <w:b w:val="0"/>
-        </w:rPr>
-        <w:t xml:space="preserve">A </w:t>
-      </w:r>
-      <w:r>
-        <w:rPr>
-          <w:b/>
-        </w:rPr>
-        <w:t>literature matrix</w:t>
-      </w:r>
-      <w:r>
-        <w:rPr>
-          <w:b w:val="0"/>
-        </w:rPr>
-        <w:t xml:space="preserve"> helps compare </w:t>
-      </w:r>
-      <w:r>
-        <w:rPr>
-          <w:b/>
-        </w:rPr>
-        <w:t>evidence</w:t>
-      </w:r>
-      <w:r>
-        <w:rPr>
-          <w:b w:val="0"/>
-        </w:rPr>
-        <w:t xml:space="preserve"> without flattening differences. Equal percentages do not mean equivalent tasks, samples or methods.</w:t>
+        <w:pStyle w:val="Heading3"/>
+      </w:pPr>
+      <w:r>
+        <w:t>Ask while showing the picture</w:t>
       </w:r>
     </w:p>
     <w:p>
       <w:pPr>
-        <w:pStyle w:val="Heading3"/>
-      </w:pPr>
-      <w:r>
-        <w:t>What this example does not establish</w:t>
+        <w:spacing w:line="336" w:lineRule="auto" w:after="180"/>
+      </w:pPr>
+      <w:r>
+        <w:rPr>
+          <w:b w:val="0"/>
+        </w:rPr>
+        <w:t xml:space="preserve">Cover the result. Ask learners to name the </w:t>
+      </w:r>
+      <w:r>
+        <w:rPr>
+          <w:b/>
+        </w:rPr>
+        <w:t>input</w:t>
+      </w:r>
+      <w:r>
+        <w:rPr>
+          <w:b w:val="0"/>
+        </w:rPr>
+        <w:t xml:space="preserve">s and predict the next step. Uncover one step, connect the icon to the actual procedure, and explain its </w:t>
+      </w:r>
+      <w:r>
+        <w:rPr>
+          <w:b/>
+        </w:rPr>
+        <w:t>evidence</w:t>
+      </w:r>
+      <w:r>
+        <w:rPr>
+          <w:b w:val="0"/>
+        </w:rPr>
+        <w:t>. Then change the supplied condition and compare.</w:t>
       </w:r>
     </w:p>
     <w:p>
       <w:pPr>
-        <w:pStyle w:val="Heading3"/>
-      </w:pPr>
-      <w:r>
-        <w:t>Keep the stated limit</w:t>
+        <w:spacing w:line="336" w:lineRule="auto" w:after="180"/>
+      </w:pPr>
+      <w:r>
+        <w:rPr>
+          <w:b w:val="0"/>
+        </w:rPr>
+        <w:t>The picture is a representation; it does not document execution of a real AI model.</w:t>
       </w:r>
     </w:p>
     <w:p>
       <w:pPr>
-        <w:spacing w:line="336" w:lineRule="auto" w:after="180"/>
-        <w:shd w:fill="FFF5E6"/>
-      </w:pPr>
-      <w:r>
-        <w:rPr>
-          <w:b w:val="0"/>
-        </w:rPr>
-        <w:t>These fictional studies illustrate comparison practice; no real literature finding is asserted.</w:t>
+        <w:pStyle w:val="Heading1"/>
+      </w:pPr>
+      <w:r>
+        <w:t>03. Model a step,then remove help</w:t>
       </w:r>
     </w:p>
     <w:p>
-      <w:pPr>
-        <w:pStyle w:val="Heading3"/>
-      </w:pPr>
-      <w:r>
-        <w:t>Change one thing in the pictured case</w:t>
+      <w:r>
+        <w:t>Collect each learner’s reasoning before showing a key.</w:t>
       </w:r>
     </w:p>
     <w:p>
       <w:pPr>
-        <w:pStyle w:val="Heading3"/>
-      </w:pPr>
-      <w:r>
-        <w:t>Change one thing</w:t>
+        <w:pStyle w:val="Heading2"/>
+      </w:pPr>
+      <w:r>
+        <w:t>Current completion task and checked reasoning</w:t>
       </w:r>
     </w:p>
     <w:p>
       <w:pPr>
         <w:spacing w:line="336" w:lineRule="auto" w:after="180"/>
-        <w:shd w:fill="F5F1FB"/>
       </w:pPr>
       <w:r>
         <w:rPr>
           <w:b w:val="0"/>
         </w:rPr>
-        <w:t>Change: Remove the indoor/outdoor column.</w:t>
+        <w:t xml:space="preserve">Completion task: Study A reports accuracy 90% on easy classification; B reports claim support </w:t>
+      </w:r>
+      <w:r>
+        <w:rPr>
+          <w:b/>
+        </w:rPr>
+        <w:t>80%</w:t>
+      </w:r>
+      <w:r>
+        <w:rPr>
+          <w:b w:val="0"/>
+        </w:rPr>
+        <w:t xml:space="preserve"> on difficult generated answers. Show the intermediate steps and give the conclusion with its scope.</w:t>
       </w:r>
     </w:p>
     <w:p>
       <w:pPr>
-        <w:pStyle w:val="Heading3"/>
-      </w:pPr>
-      <w:r>
-        <w:t>Predicted result</w:t>
+        <w:spacing w:line="336" w:lineRule="auto" w:after="180"/>
+      </w:pPr>
+      <w:r>
+        <w:rPr>
+          <w:b w:val="0"/>
+        </w:rPr>
+        <w:t>Teacher check: Teacher explanation: Different tasks and metrics cannot establish A superior to B. Keep separate columns and identify a common evaluation needed.</w:t>
       </w:r>
     </w:p>
     <w:p>
       <w:pPr>
         <w:spacing w:line="336" w:lineRule="auto" w:after="180"/>
-        <w:shd w:fill="F1F6FC"/>
-      </w:pPr>
+      </w:pPr>
+      <w:r>
+        <w:rPr>
+          <w:b w:val="0"/>
+        </w:rPr>
+        <w:t xml:space="preserve">Start by identifying the given </w:t>
+      </w:r>
       <w:r>
         <w:rPr>
           <w:b/>
         </w:rPr>
-        <w:t>Prediction</w:t>
+        <w:t>input</w:t>
       </w:r>
       <w:r>
         <w:rPr>
           <w:b w:val="0"/>
         </w:rPr>
-        <w:t>: The matrix conceals an important condition difference.</w:t>
+        <w:t>s together. Leave the intermediate steps blank. If needed, model one step, then withdraw that help on the next step. Move to a full trace only when the partial trace is understood.</w:t>
       </w:r>
     </w:p>
     <w:p>
       <w:pPr>
-        <w:pStyle w:val="Heading3"/>
-      </w:pPr>
-      <w:r>
-        <w:t>Why the result follows</w:t>
+        <w:spacing w:line="336" w:lineRule="auto" w:after="180"/>
+      </w:pPr>
+      <w:r>
+        <w:rPr>
+          <w:b w:val="0"/>
+        </w:rPr>
+        <w:t>For partners, alternate explainer and checker; collect a response from every learner before discussion.</w:t>
       </w:r>
     </w:p>
     <w:p>
       <w:pPr>
-        <w:spacing w:line="336" w:lineRule="auto" w:after="180"/>
-        <w:shd w:fill="F1F6FC"/>
-      </w:pPr>
-      <w:r>
-        <w:rPr>
-          <w:b w:val="0"/>
-        </w:rPr>
-        <w:t>Reason: A reader might now mistake unlike studies for a controlled head-to-head comparison.</w:t>
+        <w:pStyle w:val="Heading2"/>
+      </w:pPr>
+      <w:r>
+        <w:t>Individual misconception check</w:t>
       </w:r>
     </w:p>
     <w:p>
       <w:pPr>
-        <w:pStyle w:val="Heading3"/>
-      </w:pPr>
-      <w:r>
-        <w:t>Ask while showing the picture</w:t>
+        <w:spacing w:line="336" w:lineRule="auto" w:after="180"/>
+      </w:pPr>
+      <w:r>
+        <w:rPr>
+          <w:b w:val="0"/>
+        </w:rPr>
+        <w:t>Use the worked case for A literature comparison matrix. Proposed explanation: “The worked result establishes every future case”. Decide whether this explanation is supported.</w:t>
       </w:r>
     </w:p>
     <w:p>
       <w:pPr>
-        <w:pStyle w:val="Heading3"/>
-      </w:pPr>
-      <w:r>
-        <w:t>Ask while showing the picture · 5</w:t>
+        <w:spacing w:line="336" w:lineRule="auto" w:after="180"/>
+      </w:pPr>
+      <w:r>
+        <w:rPr>
+          <w:b w:val="0"/>
+        </w:rPr>
+        <w:t>Point to the step or supplied fact that decides; explain your repair if needed.</w:t>
       </w:r>
     </w:p>
     <w:p>
@@ -1741,31 +3136,19 @@
         <w:rPr>
           <w:b w:val="0"/>
         </w:rPr>
-        <w:t xml:space="preserve">Cover the result. Ask learners to name the </w:t>
+        <w:t xml:space="preserve">Expected correction: A matrix documents comparison limits; it does not create missing common </w:t>
       </w:r>
       <w:r>
         <w:rPr>
           <w:b/>
         </w:rPr>
-        <w:t>input</w:t>
+        <w:t>evidence</w:t>
       </w:r>
       <w:r>
         <w:rPr>
           <w:b w:val="0"/>
         </w:rPr>
-        <w:t xml:space="preserve">s and predict the next step. Uncover one step, connect the icon to the actual procedure, and explain its </w:t>
-      </w:r>
-      <w:r>
-        <w:rPr>
-          <w:b/>
-        </w:rPr>
-        <w:t>evidence</w:t>
-      </w:r>
-      <w:r>
-        <w:rPr>
-          <w:b w:val="0"/>
-        </w:rPr>
-        <w:t>. Then change the supplied condition and compare.</w:t>
+        <w:t>.</w:t>
       </w:r>
     </w:p>
     <w:p>
@@ -1776,20 +3159,214 @@
         <w:rPr>
           <w:b w:val="0"/>
         </w:rPr>
-        <w:t>The picture is a representation; it does not document execution of a real AI model.</w:t>
+        <w:t>Collect explanations, not only yes/no votes. If a misunderstanding is common, re-model the relevant step for the class.</w:t>
       </w:r>
     </w:p>
     <w:p>
       <w:pPr>
-        <w:pStyle w:val="Heading1"/>
-      </w:pPr>
-      <w:r>
-        <w:t>03. Demonstrate and guide practice</w:t>
+        <w:spacing w:line="336" w:lineRule="auto" w:after="180"/>
+      </w:pPr>
+      <w:r>
+        <w:rPr>
+          <w:b w:val="0"/>
+        </w:rPr>
+        <w:t>If it affects a few learners, give a short targeted group explanation while others solve a more demanding variation.</w:t>
       </w:r>
     </w:p>
     <w:p>
-      <w:r>
-        <w:t>Demonstrate A literature comparison matrix, reduce support deliberately and check individual reasoning before discussing answers.</w:t>
+      <w:pPr>
+        <w:pStyle w:val="Heading2"/>
+      </w:pPr>
+      <w:r>
+        <w:t>Pictured reasoning and changed case</w:t>
+      </w:r>
+    </w:p>
+    <w:p>
+      <w:pPr>
+        <w:spacing w:line="336" w:lineRule="auto" w:after="180"/>
+      </w:pPr>
+      <w:r>
+        <w:rPr>
+          <w:b w:val="0"/>
+        </w:rPr>
+        <w:t xml:space="preserve">Explain why 8/10 indoors and 16/20 outdoors share a rate but not a controlled comparison. Which condition column must the </w:t>
+      </w:r>
+      <w:r>
+        <w:rPr>
+          <w:b/>
+        </w:rPr>
+        <w:t>literature matrix</w:t>
+      </w:r>
+      <w:r>
+        <w:rPr>
+          <w:b w:val="0"/>
+        </w:rPr>
+        <w:t xml:space="preserve"> preserve?</w:t>
+      </w:r>
+    </w:p>
+    <w:p>
+      <w:pPr>
+        <w:spacing w:line="336" w:lineRule="auto" w:after="180"/>
+      </w:pPr>
+      <w:r>
+        <w:rPr>
+          <w:b w:val="0"/>
+        </w:rPr>
+        <w:t xml:space="preserve">Keep population, task, model version and scoring in separate columns. Both rates are </w:t>
+      </w:r>
+      <w:r>
+        <w:rPr>
+          <w:b/>
+        </w:rPr>
+        <w:t>80%</w:t>
+      </w:r>
+      <w:r>
+        <w:rPr>
+          <w:b w:val="0"/>
+        </w:rPr>
+        <w:t>, with different denominators and conditions. Neither study directly compares both tools on the same photos.</w:t>
+      </w:r>
+    </w:p>
+    <w:p>
+      <w:pPr>
+        <w:spacing w:line="336" w:lineRule="auto" w:after="180"/>
+      </w:pPr>
+      <w:r>
+        <w:rPr>
+          <w:b w:val="0"/>
+        </w:rPr>
+        <w:t>Changed case: The matrix conceals an important condition difference. A reader might now mistake unlike studies for a controlled head-to-head comparison.</w:t>
+      </w:r>
+    </w:p>
+    <w:p>
+      <w:pPr>
+        <w:spacing w:line="336" w:lineRule="auto" w:after="180"/>
+      </w:pPr>
+      <w:r>
+        <w:rPr>
+          <w:b w:val="0"/>
+        </w:rPr>
+        <w:t>Changed-case reasoning: The matrix conceals an important condition difference. A reader might now mistake unlike studies for a controlled head-to-head comparison.</w:t>
+      </w:r>
+    </w:p>
+    <w:p>
+      <w:pPr>
+        <w:spacing w:line="336" w:lineRule="auto" w:after="180"/>
+      </w:pPr>
+      <w:r>
+        <w:rPr>
+          <w:b w:val="0"/>
+        </w:rPr>
+        <w:t xml:space="preserve">Collect each learner’s explanation before discussion. Use the first missing connection between </w:t>
+      </w:r>
+      <w:r>
+        <w:rPr>
+          <w:b/>
+        </w:rPr>
+        <w:t>input</w:t>
+      </w:r>
+      <w:r>
+        <w:rPr>
+          <w:b w:val="0"/>
+        </w:rPr>
+        <w:t xml:space="preserve">, deciding step and result to choose support. This question is worked-case practice, not fresh mastery </w:t>
+      </w:r>
+      <w:r>
+        <w:rPr>
+          <w:b/>
+        </w:rPr>
+        <w:t>evidence</w:t>
+      </w:r>
+      <w:r>
+        <w:rPr>
+          <w:b w:val="0"/>
+        </w:rPr>
+        <w:t>.</w:t>
+      </w:r>
+    </w:p>
+    <w:p>
+      <w:pPr>
+        <w:pStyle w:val="Heading2"/>
+      </w:pPr>
+      <w:r>
+        <w:t>Accessible support and extension</w:t>
+      </w:r>
+    </w:p>
+    <w:p>
+      <w:pPr>
+        <w:spacing w:line="336" w:lineRule="auto" w:after="180"/>
+      </w:pPr>
+      <w:r>
+        <w:rPr>
+          <w:b w:val="0"/>
+        </w:rPr>
+        <w:t xml:space="preserve">Use the worked example in Sections 3 and 6. Collect a </w:t>
+      </w:r>
+      <w:r>
+        <w:rPr>
+          <w:b/>
+        </w:rPr>
+        <w:t>prediction</w:t>
+      </w:r>
+      <w:r>
+        <w:rPr>
+          <w:b w:val="0"/>
+        </w:rPr>
+        <w:t xml:space="preserve"> before revealing its result; ask the learner to point to each intermediate fact.</w:t>
+      </w:r>
+    </w:p>
+    <w:p>
+      <w:pPr>
+        <w:spacing w:line="336" w:lineRule="auto" w:after="180"/>
+      </w:pPr>
+      <w:r>
+        <w:rPr>
+          <w:b w:val="0"/>
+        </w:rPr>
+        <w:t xml:space="preserve">Provide an </w:t>
+      </w:r>
+      <w:r>
+        <w:rPr>
+          <w:b/>
+        </w:rPr>
+        <w:t>input</w:t>
+      </w:r>
+      <w:r>
+        <w:rPr>
+          <w:b w:val="0"/>
+        </w:rPr>
+        <w:t>/procedure/result/limit frame and a calculator when needed. Ask students to identify the first step before completing the whole trace.</w:t>
+      </w:r>
+    </w:p>
+    <w:p>
+      <w:pPr>
+        <w:spacing w:line="336" w:lineRule="auto" w:after="180"/>
+      </w:pPr>
+      <w:r>
+        <w:rPr>
+          <w:b w:val="0"/>
+        </w:rPr>
+        <w:t xml:space="preserve">Extension: compare two concrete variants of this </w:t>
+      </w:r>
+      <w:r>
+        <w:rPr>
+          <w:b/>
+        </w:rPr>
+        <w:t>mechanism</w:t>
+      </w:r>
+      <w:r>
+        <w:rPr>
+          <w:b w:val="0"/>
+        </w:rPr>
+        <w:t xml:space="preserve"> while holding unrelated conditions fixed; report both successful and unsuccessful outcomes.</w:t>
+      </w:r>
+    </w:p>
+    <w:p>
+      <w:pPr>
+        <w:pStyle w:val="Heading2"/>
+      </w:pPr>
+      <w:r>
+        <w:t>Earlier wording, alternatives and picture transcripts · reference / check after trying</w:t>
       </w:r>
     </w:p>
     <w:tbl>
@@ -2006,71 +3583,26 @@
     </w:tbl>
     <w:p>
       <w:pPr>
-        <w:spacing w:line="336" w:lineRule="auto" w:after="180"/>
-      </w:pPr>
-      <w:r>
-        <w:rPr>
-          <w:b w:val="0"/>
-        </w:rPr>
-        <w:t xml:space="preserve">Use the worked example in Sections 3 and 6. Collect a </w:t>
-      </w:r>
-      <w:r>
-        <w:rPr>
-          <w:b/>
-        </w:rPr>
-        <w:t>prediction</w:t>
-      </w:r>
-      <w:r>
-        <w:rPr>
-          <w:b w:val="0"/>
-        </w:rPr>
-        <w:t xml:space="preserve"> before revealing its result; ask the learner to point to each intermediate fact.</w:t>
+        <w:pStyle w:val="Heading3"/>
+      </w:pPr>
+      <w:r>
+        <w:t>Reduce help deliberately</w:t>
       </w:r>
     </w:p>
     <w:p>
       <w:pPr>
-        <w:spacing w:line="336" w:lineRule="auto" w:after="180"/>
-      </w:pPr>
-      <w:r>
-        <w:rPr>
-          <w:b w:val="0"/>
-        </w:rPr>
-        <w:t xml:space="preserve">Provide an </w:t>
-      </w:r>
-      <w:r>
-        <w:rPr>
-          <w:b/>
-        </w:rPr>
-        <w:t>input</w:t>
-      </w:r>
-      <w:r>
-        <w:rPr>
-          <w:b w:val="0"/>
-        </w:rPr>
-        <w:t>/procedure/result/limit frame and a calculator when needed. Ask students to identify the first step before completing the whole trace.</w:t>
+        <w:pStyle w:val="Heading3"/>
+      </w:pPr>
+      <w:r>
+        <w:t>Individual reasoning check</w:t>
       </w:r>
     </w:p>
     <w:p>
       <w:pPr>
-        <w:spacing w:line="336" w:lineRule="auto" w:after="180"/>
-      </w:pPr>
-      <w:r>
-        <w:rPr>
-          <w:b w:val="0"/>
-        </w:rPr>
-        <w:t xml:space="preserve">Extension: compare two concrete variants of this </w:t>
-      </w:r>
-      <w:r>
-        <w:rPr>
-          <w:b/>
-        </w:rPr>
-        <w:t>mechanism</w:t>
-      </w:r>
-      <w:r>
-        <w:rPr>
-          <w:b w:val="0"/>
-        </w:rPr>
-        <w:t xml:space="preserve"> while holding unrelated conditions fixed; report both successful and unsuccessful outcomes.</w:t>
+        <w:pStyle w:val="Heading3"/>
+      </w:pPr>
+      <w:r>
+        <w:t>Pictorial practice question</w:t>
       </w:r>
     </w:p>
     <w:p>
@@ -2078,59 +3610,39 @@
         <w:pStyle w:val="Heading3"/>
       </w:pPr>
       <w:r>
-        <w:t>Reduce help deliberately</w:t>
+        <w:t>Reasoned teacher answer</w:t>
       </w:r>
     </w:p>
     <w:p>
       <w:pPr>
-        <w:pStyle w:val="Heading3"/>
-      </w:pPr>
-      <w:r>
-        <w:t>Completion practice</w:t>
+        <w:pStyle w:val="Heading1"/>
+      </w:pPr>
+      <w:r>
+        <w:t>04. Run the complete supplied investigation</w:t>
       </w:r>
     </w:p>
     <w:p>
-      <w:pPr>
-        <w:spacing w:line="336" w:lineRule="auto" w:after="180"/>
-        <w:shd w:fill="F5F1FB"/>
-      </w:pPr>
-      <w:r>
-        <w:rPr>
-          <w:b w:val="0"/>
-        </w:rPr>
-        <w:t>Completion task: Study A reports accuracy90% on easy classification; B reports claim support</w:t>
-      </w:r>
-      <w:r>
-        <w:rPr>
-          <w:b/>
-        </w:rPr>
-        <w:t>80%</w:t>
-      </w:r>
-      <w:r>
-        <w:rPr>
-          <w:b w:val="0"/>
-        </w:rPr>
-        <w:t xml:space="preserve"> on difficult generated answers. Show the intermediate steps and give the conclusion with its scope.</w:t>
+      <w:r>
+        <w:t>Separate predictions,actual runs and paper traces.</w:t>
       </w:r>
     </w:p>
     <w:p>
       <w:pPr>
-        <w:pStyle w:val="Heading3"/>
-      </w:pPr>
-      <w:r>
-        <w:t>Reasoning to listen for</w:t>
+        <w:pStyle w:val="Heading2"/>
+      </w:pPr>
+      <w:r>
+        <w:t>Complete inputs,expected results and limits</w:t>
       </w:r>
     </w:p>
     <w:p>
       <w:pPr>
         <w:spacing w:line="336" w:lineRule="auto" w:after="180"/>
-        <w:shd w:fill="F1F6FC"/>
       </w:pPr>
       <w:r>
         <w:rPr>
           <w:b w:val="0"/>
         </w:rPr>
-        <w:t>Teacher check: Teacher explanation: Different tasks and metrics cannot establish A superior to B. Keep separate columns and identify a common evaluation needed.</w:t>
+        <w:t>Main 90/80% numbers cannot rank classification versus generated-answer support; unknown fields stay not reported. Picture both 80% but different indoor/outdoor cases and denominators do not establish equivalence or direct ranking. Selected recall@5 .8 versus precision@3 .9 on another corpus has different metric, cutoff and data; align task and judged data before comparison.</w:t>
       </w:r>
     </w:p>
     <w:p>
@@ -2141,38 +3653,38 @@
         <w:rPr>
           <w:b w:val="0"/>
         </w:rPr>
-        <w:t xml:space="preserve">Start by identifying the given </w:t>
-      </w:r>
-      <w:r>
-        <w:rPr>
-          <w:b/>
-        </w:rPr>
-        <w:t>input</w:t>
-      </w:r>
-      <w:r>
-        <w:rPr>
-          <w:b w:val="0"/>
-        </w:rPr>
-        <w:t>s together. Leave the intermediate steps blank. If needed, model one step, then withdraw that help on the next step. Move to a full trace only when the partial trace is understood.</w:t>
+        <w:t>Do not invent aggregation or raw counts from the decimals.</w:t>
       </w:r>
     </w:p>
     <w:p>
       <w:pPr>
-        <w:spacing w:line="336" w:lineRule="auto" w:after="180"/>
-      </w:pPr>
-      <w:r>
-        <w:rPr>
-          <w:b w:val="0"/>
-        </w:rPr>
-        <w:t>For partners, alternate explainer and checker; collect a response from every learner before discussion.</w:t>
+        <w:pStyle w:val="Heading2"/>
+      </w:pPr>
+      <w:r>
+        <w:t>Diagnose the current misconceptions</w:t>
       </w:r>
     </w:p>
     <w:p>
       <w:pPr>
-        <w:pStyle w:val="Heading3"/>
-      </w:pPr>
-      <w:r>
-        <w:t>Individual reasoning check</w:t>
+        <w:spacing w:line="336" w:lineRule="auto" w:after="180"/>
+      </w:pPr>
+      <w:r>
+        <w:rPr>
+          <w:b w:val="0"/>
+        </w:rPr>
+        <w:t xml:space="preserve">The worked result establishes every future case: A matrix documents comparison limits; it does not create missing common </w:t>
+      </w:r>
+      <w:r>
+        <w:rPr>
+          <w:b/>
+        </w:rPr>
+        <w:t>evidence</w:t>
+      </w:r>
+      <w:r>
+        <w:rPr>
+          <w:b w:val="0"/>
+        </w:rPr>
+        <w:t>.</w:t>
       </w:r>
     </w:p>
     <w:p>
@@ -2183,7 +3695,31 @@
         <w:rPr>
           <w:b w:val="0"/>
         </w:rPr>
-        <w:t>Use the worked case for A literature comparison matrix. Proposed explanation: “The worked result establishes every future case”. Decide whether this explanation is supported.</w:t>
+        <w:t xml:space="preserve">A missing </w:t>
+      </w:r>
+      <w:r>
+        <w:rPr>
+          <w:b/>
+        </w:rPr>
+        <w:t>input</w:t>
+      </w:r>
+      <w:r>
+        <w:rPr>
+          <w:b w:val="0"/>
+        </w:rPr>
+        <w:t xml:space="preserve"> may be replaced without recording the change: A replacement changes the </w:t>
+      </w:r>
+      <w:r>
+        <w:rPr>
+          <w:b/>
+        </w:rPr>
+        <w:t>evidence</w:t>
+      </w:r>
+      <w:r>
+        <w:rPr>
+          <w:b w:val="0"/>
+        </w:rPr>
+        <w:t xml:space="preserve"> or contract. Record the change and its justification; do not silently turn unknown into a measured value.</w:t>
       </w:r>
     </w:p>
     <w:p>
@@ -2194,318 +3730,62 @@
         <w:rPr>
           <w:b w:val="0"/>
         </w:rPr>
-        <w:t>Point to the step or supplied fact that decides; explain your repair if needed.</w:t>
+        <w:t xml:space="preserve">Repeating an assessed case is new independent </w:t>
+      </w:r>
+      <w:r>
+        <w:rPr>
+          <w:b/>
+        </w:rPr>
+        <w:t>evidence</w:t>
+      </w:r>
+      <w:r>
+        <w:rPr>
+          <w:b w:val="0"/>
+        </w:rPr>
+        <w:t>: A replay checks consistency. An example used for feedback or revision cannot later be described as untouched final evaluation.</w:t>
       </w:r>
     </w:p>
     <w:p>
       <w:pPr>
-        <w:pStyle w:val="Heading3"/>
-      </w:pPr>
-      <w:r>
-        <w:t>Expected repair</w:t>
+        <w:spacing w:line="336" w:lineRule="auto" w:after="180"/>
+      </w:pPr>
+      <w:r>
+        <w:rPr>
+          <w:b w:val="0"/>
+        </w:rPr>
+        <w:t xml:space="preserve">Use Section 9 for the </w:t>
+      </w:r>
+      <w:r>
+        <w:rPr>
+          <w:b/>
+        </w:rPr>
+        <w:t>evidence</w:t>
+      </w:r>
+      <w:r>
+        <w:rPr>
+          <w:b w:val="0"/>
+        </w:rPr>
+        <w:t xml:space="preserve"> ledger. Add a boundary or missing-</w:t>
+      </w:r>
+      <w:r>
+        <w:rPr>
+          <w:b/>
+        </w:rPr>
+        <w:t>input</w:t>
+      </w:r>
+      <w:r>
+        <w:rPr>
+          <w:b w:val="0"/>
+        </w:rPr>
+        <w:t xml:space="preserve"> case and record the expected response before checking. More successful repeats of one case do not establish wider coverage.</w:t>
       </w:r>
     </w:p>
     <w:p>
       <w:pPr>
-        <w:spacing w:line="336" w:lineRule="auto" w:after="180"/>
-        <w:shd w:fill="F1F6FC"/>
-      </w:pPr>
-      <w:r>
-        <w:rPr>
-          <w:b w:val="0"/>
-        </w:rPr>
-        <w:t xml:space="preserve">Expected correction: A matrix documents comparison limits; it does not create missing common </w:t>
-      </w:r>
-      <w:r>
-        <w:rPr>
-          <w:b/>
-        </w:rPr>
-        <w:t>evidence</w:t>
-      </w:r>
-      <w:r>
-        <w:rPr>
-          <w:b w:val="0"/>
-        </w:rPr>
-        <w:t>.</w:t>
-      </w:r>
-    </w:p>
-    <w:p>
-      <w:pPr>
-        <w:spacing w:line="336" w:lineRule="auto" w:after="180"/>
-      </w:pPr>
-      <w:r>
-        <w:rPr>
-          <w:b w:val="0"/>
-        </w:rPr>
-        <w:t>Collect explanations, not only yes/no votes. If a misunderstanding is common, re-model the relevant step for the class.</w:t>
-      </w:r>
-    </w:p>
-    <w:p>
-      <w:pPr>
-        <w:spacing w:line="336" w:lineRule="auto" w:after="180"/>
-      </w:pPr>
-      <w:r>
-        <w:rPr>
-          <w:b w:val="0"/>
-        </w:rPr>
-        <w:t>If it affects a few learners, give a short targeted group explanation while others solve a more demanding variation.</w:t>
-      </w:r>
-    </w:p>
-    <w:p>
-      <w:pPr>
-        <w:pStyle w:val="Heading3"/>
-      </w:pPr>
-      <w:r>
-        <w:t>Pictorial practice question</w:t>
-      </w:r>
-    </w:p>
-    <w:p>
-      <w:pPr>
-        <w:spacing w:line="336" w:lineRule="auto" w:after="180"/>
-        <w:shd w:fill="F5F1FB"/>
-      </w:pPr>
-      <w:r>
-        <w:rPr>
-          <w:b w:val="0"/>
-        </w:rPr>
-        <w:t xml:space="preserve">Explain why 8/10 indoors and 16/20 outdoors share a rate but not a controlled comparison. Which condition column must the </w:t>
-      </w:r>
-      <w:r>
-        <w:rPr>
-          <w:b/>
-        </w:rPr>
-        <w:t>literature matrix</w:t>
-      </w:r>
-      <w:r>
-        <w:rPr>
-          <w:b w:val="0"/>
-        </w:rPr>
-        <w:t xml:space="preserve"> preserve?</w:t>
-      </w:r>
-    </w:p>
-    <w:p>
-      <w:pPr>
-        <w:pStyle w:val="Heading3"/>
-      </w:pPr>
-      <w:r>
-        <w:t>Reasoned teacher answer</w:t>
-      </w:r>
-    </w:p>
-    <w:p>
-      <w:pPr>
-        <w:spacing w:line="336" w:lineRule="auto" w:after="180"/>
-      </w:pPr>
-      <w:r>
-        <w:rPr>
-          <w:b w:val="0"/>
-        </w:rPr>
-        <w:t xml:space="preserve">Keep population, task, model version and scoring in separate columns. Both rates are </w:t>
-      </w:r>
-      <w:r>
-        <w:rPr>
-          <w:b/>
-        </w:rPr>
-        <w:t>80%</w:t>
-      </w:r>
-      <w:r>
-        <w:rPr>
-          <w:b w:val="0"/>
-        </w:rPr>
-        <w:t>, with different denominators and conditions. Neither study directly compares both tools on the same photos.</w:t>
-      </w:r>
-    </w:p>
-    <w:p>
-      <w:pPr>
-        <w:spacing w:line="336" w:lineRule="auto" w:after="180"/>
-      </w:pPr>
-      <w:r>
-        <w:rPr>
-          <w:b w:val="0"/>
-        </w:rPr>
-        <w:t>Changed case: The matrix conceals an important condition difference. A reader might now mistake unlike studies for a controlled head-to-head comparison.</w:t>
-      </w:r>
-    </w:p>
-    <w:p>
-      <w:pPr>
-        <w:spacing w:line="336" w:lineRule="auto" w:after="180"/>
-      </w:pPr>
-      <w:r>
-        <w:rPr>
-          <w:b w:val="0"/>
-        </w:rPr>
-        <w:t>Changed-case reasoning: The matrix conceals an important condition difference. A reader might now mistake unlike studies for a controlled head-to-head comparison.</w:t>
-      </w:r>
-    </w:p>
-    <w:p>
-      <w:pPr>
-        <w:spacing w:line="336" w:lineRule="auto" w:after="180"/>
-      </w:pPr>
-      <w:r>
-        <w:rPr>
-          <w:b w:val="0"/>
-        </w:rPr>
-        <w:t xml:space="preserve">Collect each learner’s explanation before discussion. Use the first missing connection between </w:t>
-      </w:r>
-      <w:r>
-        <w:rPr>
-          <w:b/>
-        </w:rPr>
-        <w:t>input</w:t>
-      </w:r>
-      <w:r>
-        <w:rPr>
-          <w:b w:val="0"/>
-        </w:rPr>
-        <w:t xml:space="preserve">, deciding step and result to choose support. This question is worked-case practice, not fresh mastery </w:t>
-      </w:r>
-      <w:r>
-        <w:rPr>
-          <w:b/>
-        </w:rPr>
-        <w:t>evidence</w:t>
-      </w:r>
-      <w:r>
-        <w:rPr>
-          <w:b w:val="0"/>
-        </w:rPr>
-        <w:t>.</w:t>
-      </w:r>
-    </w:p>
-    <w:p>
-      <w:pPr>
-        <w:pStyle w:val="Heading1"/>
-      </w:pPr>
-      <w:r>
-        <w:t>04. Run the investigation and diagnose misconceptions</w:t>
-      </w:r>
-    </w:p>
-    <w:p>
-      <w:r>
-        <w:t>Run the A literature comparison matrix investigation and use the first unsupported step to choose a teaching response.</w:t>
-      </w:r>
-    </w:p>
-    <w:p>
-      <w:pPr>
-        <w:spacing w:line="336" w:lineRule="auto" w:after="180"/>
-      </w:pPr>
-      <w:r>
-        <w:rPr>
-          <w:b w:val="0"/>
-        </w:rPr>
-        <w:t xml:space="preserve">The worked result establishes every future case: A matrix documents comparison limits; it does not create missing common </w:t>
-      </w:r>
-      <w:r>
-        <w:rPr>
-          <w:b/>
-        </w:rPr>
-        <w:t>evidence</w:t>
-      </w:r>
-      <w:r>
-        <w:rPr>
-          <w:b w:val="0"/>
-        </w:rPr>
-        <w:t>.</w:t>
-      </w:r>
-    </w:p>
-    <w:p>
-      <w:pPr>
-        <w:spacing w:line="336" w:lineRule="auto" w:after="180"/>
-      </w:pPr>
-      <w:r>
-        <w:rPr>
-          <w:b w:val="0"/>
-        </w:rPr>
-        <w:t xml:space="preserve">A missing </w:t>
-      </w:r>
-      <w:r>
-        <w:rPr>
-          <w:b/>
-        </w:rPr>
-        <w:t>input</w:t>
-      </w:r>
-      <w:r>
-        <w:rPr>
-          <w:b w:val="0"/>
-        </w:rPr>
-        <w:t xml:space="preserve"> may be replaced without recording the change: A replacement changes the </w:t>
-      </w:r>
-      <w:r>
-        <w:rPr>
-          <w:b/>
-        </w:rPr>
-        <w:t>evidence</w:t>
-      </w:r>
-      <w:r>
-        <w:rPr>
-          <w:b w:val="0"/>
-        </w:rPr>
-        <w:t xml:space="preserve"> or contract. Record the change and its justification; do not silently turn unknown into a measured value.</w:t>
-      </w:r>
-    </w:p>
-    <w:p>
-      <w:pPr>
-        <w:spacing w:line="336" w:lineRule="auto" w:after="180"/>
-      </w:pPr>
-      <w:r>
-        <w:rPr>
-          <w:b w:val="0"/>
-        </w:rPr>
-        <w:t xml:space="preserve">Repeating an assessed case is new independent </w:t>
-      </w:r>
-      <w:r>
-        <w:rPr>
-          <w:b/>
-        </w:rPr>
-        <w:t>evidence</w:t>
-      </w:r>
-      <w:r>
-        <w:rPr>
-          <w:b w:val="0"/>
-        </w:rPr>
-        <w:t>: A replay checks consistency. An example used for feedback or revision cannot later be described as untouched final evaluation.</w:t>
-      </w:r>
-    </w:p>
-    <w:p>
-      <w:pPr>
-        <w:spacing w:line="336" w:lineRule="auto" w:after="180"/>
-      </w:pPr>
-      <w:r>
-        <w:rPr>
-          <w:b w:val="0"/>
-        </w:rPr>
-        <w:t xml:space="preserve">Use Section 9 for the </w:t>
-      </w:r>
-      <w:r>
-        <w:rPr>
-          <w:b/>
-        </w:rPr>
-        <w:t>evidence</w:t>
-      </w:r>
-      <w:r>
-        <w:rPr>
-          <w:b w:val="0"/>
-        </w:rPr>
-        <w:t xml:space="preserve"> ledger. Add a boundary or missing-</w:t>
-      </w:r>
-      <w:r>
-        <w:rPr>
-          <w:b/>
-        </w:rPr>
-        <w:t>input</w:t>
-      </w:r>
-      <w:r>
-        <w:rPr>
-          <w:b w:val="0"/>
-        </w:rPr>
-        <w:t xml:space="preserve"> case and record the expected response before checking. More successful repeats of one case do not establish wider coverage.</w:t>
-      </w:r>
-    </w:p>
-    <w:p>
-      <w:pPr>
-        <w:pStyle w:val="Heading3"/>
-      </w:pPr>
-      <w:r>
-        <w:t>Match the support to the first error</w:t>
+        <w:pStyle w:val="Heading2"/>
+      </w:pPr>
+      <w:r>
+        <w:t>Choose accessible support</w:t>
       </w:r>
     </w:p>
     <w:tbl>
@@ -2678,57 +3958,39 @@
     </w:p>
     <w:p>
       <w:pPr>
-        <w:pStyle w:val="Heading1"/>
-      </w:pPr>
-      <w:r>
-        <w:t>05. Assess and explain the answers</w:t>
+        <w:pStyle w:val="Heading2"/>
+      </w:pPr>
+      <w:r>
+        <w:t>Earlier wording, alternatives and picture transcripts · reference / check after trying</w:t>
       </w:r>
     </w:p>
     <w:p>
-      <w:r>
-        <w:t>Use the A literature comparison matrix questions, teacher keys and criteria after the relevant attempts. Previously discussed cases are practice; protect the separately selected independent task.</w:t>
+      <w:pPr>
+        <w:pStyle w:val="Heading3"/>
+      </w:pPr>
+      <w:r>
+        <w:t>Match the support to the first error</w:t>
       </w:r>
     </w:p>
     <w:p>
       <w:pPr>
-        <w:pStyle w:val="Heading3"/>
-      </w:pPr>
-      <w:r>
-        <w:t>Guided and exit questions</w:t>
+        <w:pStyle w:val="Heading1"/>
+      </w:pPr>
+      <w:r>
+        <w:t>05. Assess the new research scenario</w:t>
       </w:r>
     </w:p>
     <w:p>
-      <w:pPr>
-        <w:spacing w:line="336" w:lineRule="auto" w:after="180"/>
-      </w:pPr>
-      <w:r>
-        <w:rPr>
-          <w:b w:val="0"/>
-        </w:rPr>
-        <w:t>Guided: Different tasks and metrics cannot establish A superior to B. Keep separate columns and identify a common evaluation needed.</w:t>
+      <w:r>
+        <w:t>Keep the selected answer private until after a first attempt.</w:t>
       </w:r>
     </w:p>
     <w:p>
       <w:pPr>
-        <w:spacing w:line="336" w:lineRule="auto" w:after="180"/>
-      </w:pPr>
-      <w:r>
-        <w:rPr>
-          <w:b w:val="0"/>
-        </w:rPr>
-        <w:t xml:space="preserve">Qualification: A matrix documents comparison limits; it does not create missing common </w:t>
-      </w:r>
-      <w:r>
-        <w:rPr>
-          <w:b/>
-        </w:rPr>
-        <w:t>evidence</w:t>
-      </w:r>
-      <w:r>
-        <w:rPr>
-          <w:b w:val="0"/>
-        </w:rPr>
-        <w:t>.</w:t>
+        <w:pStyle w:val="Heading2"/>
+      </w:pPr>
+      <w:r>
+        <w:t>Selected independent task and checked answer</w:t>
       </w:r>
     </w:p>
     <w:p>
@@ -2739,583 +4001,26 @@
         <w:rPr>
           <w:b w:val="0"/>
         </w:rPr>
-        <w:t xml:space="preserve">Exit: accept a concrete variation with its predicted outcome and a stated condition that would challenge the </w:t>
-      </w:r>
-      <w:r>
-        <w:rPr>
-          <w:b/>
-        </w:rPr>
-        <w:t>mechanism</w:t>
-      </w:r>
-      <w:r>
-        <w:rPr>
-          <w:b w:val="0"/>
-        </w:rPr>
-        <w:t xml:space="preserve">; reject a claim resting on unmeasured </w:t>
-      </w:r>
-      <w:r>
-        <w:rPr>
-          <w:b/>
-        </w:rPr>
-        <w:t>evidence</w:t>
-      </w:r>
-      <w:r>
-        <w:rPr>
-          <w:b w:val="0"/>
-        </w:rPr>
-        <w:t>.</w:t>
+        <w:t>Selected case: A has recall@5 .8; B has precision@3 .9 on another corpus. Can you rank them?</w:t>
       </w:r>
     </w:p>
     <w:p>
       <w:pPr>
-        <w:pStyle w:val="Heading3"/>
-      </w:pPr>
-      <w:r>
-        <w:t>W1 Explain the mechanism</w:t>
+        <w:spacing w:line="336" w:lineRule="auto" w:after="180"/>
+      </w:pPr>
+      <w:r>
+        <w:rPr>
+          <w:b w:val="0"/>
+        </w:rPr>
+        <w:t>Teacher explanation: No directly comparable ranking: cutoff, metric and corpus differ. Align task and judged data before comparison.</w:t>
       </w:r>
     </w:p>
     <w:p>
       <w:pPr>
-        <w:pStyle w:val="Heading3"/>
-      </w:pPr>
-      <w:r>
-        <w:t>Workbook question · W1</w:t>
-      </w:r>
-    </w:p>
-    <w:p>
-      <w:pPr>
-        <w:spacing w:line="336" w:lineRule="auto" w:after="180"/>
-        <w:shd w:fill="F5F1FB"/>
-      </w:pPr>
-      <w:r>
-        <w:rPr>
-          <w:b w:val="0"/>
-        </w:rPr>
-        <w:t xml:space="preserve">Explain the weekly </w:t>
-      </w:r>
-      <w:r>
-        <w:rPr>
-          <w:b/>
-        </w:rPr>
-        <w:t>mechanism</w:t>
-      </w:r>
-      <w:r>
-        <w:rPr>
-          <w:b w:val="0"/>
-        </w:rPr>
-        <w:t xml:space="preserve"> in your own words. Use the worked scenario to name its </w:t>
-      </w:r>
-      <w:r>
-        <w:rPr>
-          <w:b/>
-        </w:rPr>
-        <w:t>input</w:t>
-      </w:r>
-      <w:r>
-        <w:rPr>
-          <w:b w:val="0"/>
-        </w:rPr>
-        <w:t xml:space="preserve">, decision rule and </w:t>
-      </w:r>
-      <w:r>
-        <w:rPr>
-          <w:b/>
-        </w:rPr>
-        <w:t>output</w:t>
-      </w:r>
-      <w:r>
-        <w:rPr>
-          <w:b w:val="0"/>
-        </w:rPr>
-        <w:t>.</w:t>
-      </w:r>
-    </w:p>
-    <w:p>
-      <w:pPr>
-        <w:pStyle w:val="Heading3"/>
-      </w:pPr>
-      <w:r>
-        <w:t>Teacher reasoning · W1</w:t>
-      </w:r>
-    </w:p>
-    <w:p>
-      <w:pPr>
-        <w:spacing w:line="336" w:lineRule="auto" w:after="180"/>
-        <w:shd w:fill="F1F6FC"/>
-      </w:pPr>
-      <w:r>
-        <w:rPr>
-          <w:b w:val="0"/>
-        </w:rPr>
-        <w:t xml:space="preserve">Teacher explanation: A </w:t>
-      </w:r>
-      <w:r>
-        <w:rPr>
-          <w:b/>
-        </w:rPr>
-        <w:t>literature matrix</w:t>
-      </w:r>
-      <w:r>
-        <w:rPr>
-          <w:b w:val="0"/>
-        </w:rPr>
-        <w:t xml:space="preserve"> compares studies using aligned columns rather than sorting headline numbers with different meanings. Record question, data, unit, baseline, metric, split, resources and limitations.</w:t>
-      </w:r>
-    </w:p>
-    <w:p>
-      <w:pPr>
-        <w:spacing w:line="336" w:lineRule="auto" w:after="180"/>
-        <w:shd w:fill="F1F6FC"/>
-      </w:pPr>
-      <w:r>
-        <w:rPr>
-          <w:b w:val="0"/>
-        </w:rPr>
-        <w:t>Mark incomparable fields rather than forcing a ranking.</w:t>
-      </w:r>
-    </w:p>
-    <w:p>
-      <w:pPr>
-        <w:pStyle w:val="Heading3"/>
-      </w:pPr>
-      <w:r>
-        <w:t>W2 Trace the worked case</w:t>
-      </w:r>
-    </w:p>
-    <w:p>
-      <w:pPr>
-        <w:pStyle w:val="Heading3"/>
-      </w:pPr>
-      <w:r>
-        <w:t>Workbook question · W2</w:t>
-      </w:r>
-    </w:p>
-    <w:p>
-      <w:pPr>
-        <w:spacing w:line="336" w:lineRule="auto" w:after="180"/>
-        <w:shd w:fill="F5F1FB"/>
-      </w:pPr>
-      <w:r>
-        <w:rPr>
-          <w:b w:val="0"/>
-        </w:rPr>
-        <w:t>Study A reports accuracy90% on easy classification; B reports claim support</w:t>
-      </w:r>
-      <w:r>
-        <w:rPr>
-          <w:b/>
-        </w:rPr>
-        <w:t>80%</w:t>
-      </w:r>
-      <w:r>
-        <w:rPr>
-          <w:b w:val="0"/>
-        </w:rPr>
-        <w:t xml:space="preserve"> on difficult generated answers. Show the intermediate steps and give the conclusion with its scope.</w:t>
-      </w:r>
-    </w:p>
-    <w:p>
-      <w:pPr>
-        <w:pStyle w:val="Heading3"/>
-      </w:pPr>
-      <w:r>
-        <w:t>Teacher reasoning · W2</w:t>
-      </w:r>
-    </w:p>
-    <w:p>
-      <w:pPr>
-        <w:spacing w:line="336" w:lineRule="auto" w:after="180"/>
-        <w:shd w:fill="F1F6FC"/>
-      </w:pPr>
-      <w:r>
-        <w:rPr>
-          <w:b w:val="0"/>
-        </w:rPr>
-        <w:t>Teacher explanation: Different tasks and metrics cannot establish A superior to B. Keep separate columns and identify a common evaluation needed.</w:t>
-      </w:r>
-    </w:p>
-    <w:p>
-      <w:pPr>
-        <w:pStyle w:val="Heading3"/>
-      </w:pPr>
-      <w:r>
-        <w:t>W3 Audit the limit</w:t>
-      </w:r>
-    </w:p>
-    <w:p>
-      <w:pPr>
-        <w:pStyle w:val="Heading3"/>
-      </w:pPr>
-      <w:r>
-        <w:t>Workbook question · W3</w:t>
-      </w:r>
-    </w:p>
-    <w:p>
-      <w:pPr>
-        <w:spacing w:line="336" w:lineRule="auto" w:after="180"/>
-        <w:shd w:fill="F5F1FB"/>
-      </w:pPr>
-      <w:r>
-        <w:rPr>
-          <w:b w:val="0"/>
-        </w:rPr>
-        <w:t xml:space="preserve">A report omits this qualification: A matrix documents comparison limits; it does not create missing common </w:t>
-      </w:r>
-      <w:r>
-        <w:rPr>
-          <w:b/>
-        </w:rPr>
-        <w:t>evidence</w:t>
-      </w:r>
-      <w:r>
-        <w:rPr>
-          <w:b w:val="0"/>
-        </w:rPr>
-        <w:t>. Explain how omitting it could change a reader's interpretation, and write an accurate replacement.</w:t>
-      </w:r>
-    </w:p>
-    <w:p>
-      <w:pPr>
-        <w:pStyle w:val="Heading3"/>
-      </w:pPr>
-      <w:r>
-        <w:t>Teacher reasoning · W3</w:t>
-      </w:r>
-    </w:p>
-    <w:p>
-      <w:pPr>
-        <w:spacing w:line="336" w:lineRule="auto" w:after="180"/>
-        <w:shd w:fill="F1F6FC"/>
-      </w:pPr>
-      <w:r>
-        <w:rPr>
-          <w:b w:val="0"/>
-        </w:rPr>
-        <w:t xml:space="preserve">Teacher explanation: A matrix documents comparison limits; it does not create missing common </w:t>
-      </w:r>
-      <w:r>
-        <w:rPr>
-          <w:b/>
-        </w:rPr>
-        <w:t>evidence</w:t>
-      </w:r>
-      <w:r>
-        <w:rPr>
-          <w:b w:val="0"/>
-        </w:rPr>
-        <w:t>.</w:t>
-      </w:r>
-    </w:p>
-    <w:p>
-      <w:pPr>
-        <w:spacing w:line="336" w:lineRule="auto" w:after="180"/>
-        <w:shd w:fill="F1F6FC"/>
-      </w:pPr>
-      <w:r>
-        <w:rPr>
-          <w:b w:val="0"/>
-        </w:rPr>
-        <w:t xml:space="preserve">State the observed result separately from the unverified or out-of-scope claim; preserve the original </w:t>
-      </w:r>
-      <w:r>
-        <w:rPr>
-          <w:b/>
-        </w:rPr>
-        <w:t>evidence</w:t>
-      </w:r>
-      <w:r>
-        <w:rPr>
-          <w:b w:val="0"/>
-        </w:rPr>
-        <w:t xml:space="preserve"> rather than inventing a missing fact.</w:t>
-      </w:r>
-    </w:p>
-    <w:p>
-      <w:pPr>
-        <w:pStyle w:val="Heading3"/>
-      </w:pPr>
-      <w:r>
-        <w:t>W4 Apply a new case independently</w:t>
-      </w:r>
-    </w:p>
-    <w:p>
-      <w:pPr>
-        <w:pStyle w:val="Heading3"/>
-      </w:pPr>
-      <w:r>
-        <w:t>Workbook question · W4</w:t>
-      </w:r>
-    </w:p>
-    <w:p>
-      <w:pPr>
-        <w:spacing w:line="336" w:lineRule="auto" w:after="180"/>
-        <w:shd w:fill="F5F1FB"/>
-      </w:pPr>
-      <w:r>
-        <w:rPr>
-          <w:b w:val="0"/>
-        </w:rPr>
-        <w:t>A has recall@5 .8; B has precision@3 .9 on another corpus. Can you rank them?</w:t>
-      </w:r>
-    </w:p>
-    <w:p>
-      <w:pPr>
-        <w:pStyle w:val="Heading3"/>
-      </w:pPr>
-      <w:r>
-        <w:t>Teacher reasoning · W4</w:t>
-      </w:r>
-    </w:p>
-    <w:p>
-      <w:pPr>
-        <w:spacing w:line="336" w:lineRule="auto" w:after="180"/>
-        <w:shd w:fill="F1F6FC"/>
-      </w:pPr>
-      <w:r>
-        <w:rPr>
-          <w:b w:val="0"/>
-        </w:rPr>
-        <w:t>Teacher explanation: No directly comparable ranking:cutoff, metric and corpus differ. Align task and judged data before comparison.</w:t>
-      </w:r>
-    </w:p>
-    <w:p>
-      <w:pPr>
-        <w:pStyle w:val="Heading3"/>
-      </w:pPr>
-      <w:r>
-        <w:t>W5 Design a revealing follow-up</w:t>
-      </w:r>
-    </w:p>
-    <w:p>
-      <w:pPr>
-        <w:pStyle w:val="Heading3"/>
-      </w:pPr>
-      <w:r>
-        <w:t>Workbook question · W5</w:t>
-      </w:r>
-    </w:p>
-    <w:p>
-      <w:pPr>
-        <w:spacing w:line="336" w:lineRule="auto" w:after="180"/>
-        <w:shd w:fill="F5F1FB"/>
-      </w:pPr>
-      <w:r>
-        <w:rPr>
-          <w:b w:val="0"/>
-        </w:rPr>
-        <w:t>For the worked scenario, propose one additional case that could reveal a failure, describe its expected outcome before running it, and explain what would need to remain fixed for a fair comparison.</w:t>
-      </w:r>
-    </w:p>
-    <w:p>
-      <w:pPr>
-        <w:spacing w:line="336" w:lineRule="auto" w:after="180"/>
-        <w:shd w:fill="F5F1FB"/>
-      </w:pPr>
-      <w:r>
-        <w:rPr>
-          <w:b w:val="0"/>
-        </w:rPr>
-        <w:t>Do not reuse W4 as a new final test after receiving feedback.</w:t>
-      </w:r>
-    </w:p>
-    <w:p>
-      <w:pPr>
-        <w:pStyle w:val="Heading3"/>
-      </w:pPr>
-      <w:r>
-        <w:t>Teacher reasoning · W5</w:t>
-      </w:r>
-    </w:p>
-    <w:p>
-      <w:pPr>
-        <w:spacing w:line="336" w:lineRule="auto" w:after="180"/>
-        <w:shd w:fill="F1F6FC"/>
-      </w:pPr>
-      <w:r>
-        <w:rPr>
-          <w:b w:val="0"/>
-        </w:rPr>
-        <w:t xml:space="preserve">Teacher explanation: Accept a concrete variant of the worked </w:t>
-      </w:r>
-      <w:r>
-        <w:rPr>
-          <w:b/>
-        </w:rPr>
-        <w:t>input</w:t>
-      </w:r>
-      <w:r>
-        <w:rPr>
-          <w:b w:val="0"/>
-        </w:rPr>
-        <w:t xml:space="preserve"> or a missing/conflicting/boundary condition, with an expectation derived from the declared procedure.</w:t>
-      </w:r>
-    </w:p>
-    <w:p>
-      <w:pPr>
-        <w:spacing w:line="336" w:lineRule="auto" w:after="180"/>
-        <w:shd w:fill="F1F6FC"/>
-      </w:pPr>
-      <w:r>
-        <w:rPr>
-          <w:b w:val="0"/>
-        </w:rPr>
-        <w:t xml:space="preserve">Require preserved settings, original </w:t>
-      </w:r>
-      <w:r>
-        <w:rPr>
-          <w:b/>
-        </w:rPr>
-        <w:t>output</w:t>
-      </w:r>
-      <w:r>
-        <w:rPr>
-          <w:b w:val="0"/>
-        </w:rPr>
-        <w:t xml:space="preserve">s and data roles. A matrix documents comparison limits; it does not create missing common </w:t>
-      </w:r>
-      <w:r>
-        <w:rPr>
-          <w:b/>
-        </w:rPr>
-        <w:t>evidence</w:t>
-      </w:r>
-      <w:r>
-        <w:rPr>
-          <w:b w:val="0"/>
-        </w:rPr>
-        <w:t>.</w:t>
-      </w:r>
-    </w:p>
-    <w:p>
-      <w:pPr>
-        <w:spacing w:line="336" w:lineRule="auto" w:after="180"/>
-        <w:shd w:fill="F1F6FC"/>
-      </w:pPr>
-      <w:r>
-        <w:rPr>
-          <w:b w:val="0"/>
-        </w:rPr>
-        <w:t xml:space="preserve">The new case should test this particular </w:t>
-      </w:r>
-      <w:r>
-        <w:rPr>
-          <w:b/>
-        </w:rPr>
-        <w:t>mechanism</w:t>
-      </w:r>
-      <w:r>
-        <w:rPr>
-          <w:b w:val="0"/>
-        </w:rPr>
-        <w:t xml:space="preserve"> rather than merely restate the original result.</w:t>
-      </w:r>
-    </w:p>
-    <w:p>
-      <w:pPr>
-        <w:pStyle w:val="Heading3"/>
-      </w:pPr>
-      <w:r>
-        <w:t>Independent assessment and fresh retry</w:t>
-      </w:r>
-    </w:p>
-    <w:p>
-      <w:pPr>
-        <w:pStyle w:val="Heading3"/>
-      </w:pPr>
-      <w:r>
-        <w:t>Teacher key · Independent assessment and fresh retry</w:t>
-      </w:r>
-    </w:p>
-    <w:p>
-      <w:pPr>
-        <w:spacing w:line="336" w:lineRule="auto" w:after="180"/>
-        <w:shd w:fill="F1F6FC"/>
-      </w:pPr>
-      <w:r>
-        <w:rPr>
-          <w:b w:val="0"/>
-        </w:rPr>
-        <w:t>W4: No directly comparable ranking:cutoff, metric and corpus differ. Align task and judged data before comparison. Require intermediate reasoning and the stated scope.</w:t>
-      </w:r>
-    </w:p>
-    <w:p>
-      <w:pPr>
-        <w:spacing w:line="336" w:lineRule="auto" w:after="180"/>
-        <w:shd w:fill="F1F6FC"/>
-      </w:pPr>
-      <w:r>
-        <w:rPr>
-          <w:b w:val="0"/>
-        </w:rPr>
-        <w:t>Fresh retry: One study reports mean latency, another median on different hardware. Expected reasoning: Record statistic/workload/hardware differences; headline values are not a matched comparison.</w:t>
-      </w:r>
-    </w:p>
-    <w:p>
-      <w:pPr>
-        <w:spacing w:line="336" w:lineRule="auto" w:after="180"/>
-        <w:shd w:fill="F1F6FC"/>
-      </w:pPr>
-      <w:r>
-        <w:rPr>
-          <w:b w:val="0"/>
-        </w:rPr>
-        <w:t>If students need support, record it and reassess with another new case rather than awarding independence to a copied answer.</w:t>
-      </w:r>
-    </w:p>
-    <w:p>
-      <w:pPr>
-        <w:pStyle w:val="Heading3"/>
-      </w:pPr>
-      <w:r>
-        <w:t>Assess independent transfer</w:t>
-      </w:r>
-    </w:p>
-    <w:p>
-      <w:pPr>
-        <w:pStyle w:val="Heading3"/>
-      </w:pPr>
-      <w:r>
-        <w:t>Independent question · withhold the key</w:t>
-      </w:r>
-    </w:p>
-    <w:p>
-      <w:pPr>
-        <w:spacing w:line="336" w:lineRule="auto" w:after="180"/>
-        <w:shd w:fill="F5F1FB"/>
-      </w:pPr>
-      <w:r>
-        <w:rPr>
-          <w:b w:val="0"/>
-        </w:rPr>
-        <w:t>Selected case: A has recall@5 .8; B has precision@3 .9 on another corpus. Can you rank them?</w:t>
-      </w:r>
-    </w:p>
-    <w:p>
-      <w:pPr>
-        <w:pStyle w:val="Heading3"/>
-      </w:pPr>
-      <w:r>
-        <w:t>Selected case answer</w:t>
-      </w:r>
-    </w:p>
-    <w:p>
-      <w:pPr>
-        <w:pStyle w:val="Heading3"/>
-      </w:pPr>
-      <w:r>
-        <w:t>Teacher key · Selected case answer</w:t>
-      </w:r>
-    </w:p>
-    <w:p>
-      <w:pPr>
-        <w:spacing w:line="336" w:lineRule="auto" w:after="180"/>
-        <w:shd w:fill="F1F6FC"/>
-      </w:pPr>
-      <w:r>
-        <w:rPr>
-          <w:b w:val="0"/>
-        </w:rPr>
-        <w:t>Teacher explanation: No directly comparable ranking:cutoff, metric and corpus differ. Align task and judged data before comparison.</w:t>
+        <w:pStyle w:val="Heading2"/>
+      </w:pPr>
+      <w:r>
+        <w:t>Judge explanation,trace and limits</w:t>
       </w:r>
     </w:p>
     <w:tbl>
@@ -3422,54 +4127,55 @@
     </w:tbl>
     <w:p>
       <w:pPr>
-        <w:pStyle w:val="Heading3"/>
-      </w:pPr>
-      <w:r>
-        <w:t>Teacher key · Selected case answer</w:t>
+        <w:spacing w:line="336" w:lineRule="auto" w:after="180"/>
+      </w:pPr>
+      <w:r>
+        <w:rPr>
+          <w:b w:val="0"/>
+        </w:rPr>
+        <w:t>Record each dimension as not yet, with support, or independent. Accept a valid alternative procedure with a defensible trace.</w:t>
       </w:r>
     </w:p>
     <w:p>
       <w:pPr>
         <w:spacing w:line="336" w:lineRule="auto" w:after="180"/>
-        <w:shd w:fill="F1F6FC"/>
       </w:pPr>
       <w:r>
         <w:rPr>
           <w:b w:val="0"/>
         </w:rPr>
-        <w:t>Record each dimension as not yet, with support, or independent. Accept a valid alternative procedure with a defensible trace.</w:t>
+        <w:t xml:space="preserve">Do not penalise an honestly recorded model failure if the learner correctly explains its </w:t>
+      </w:r>
+      <w:r>
+        <w:rPr>
+          <w:b/>
+        </w:rPr>
+        <w:t>evidence</w:t>
+      </w:r>
+      <w:r>
+        <w:rPr>
+          <w:b w:val="0"/>
+        </w:rPr>
+        <w:t xml:space="preserve"> and limits.</w:t>
       </w:r>
     </w:p>
     <w:p>
       <w:pPr>
-        <w:spacing w:line="336" w:lineRule="auto" w:after="180"/>
-        <w:shd w:fill="F1F6FC"/>
-      </w:pPr>
-      <w:r>
-        <w:rPr>
-          <w:b w:val="0"/>
-        </w:rPr>
-        <w:t xml:space="preserve">Do not penalise an honestly recorded model failure if the learner correctly explains its </w:t>
-      </w:r>
-      <w:r>
-        <w:rPr>
-          <w:b/>
-        </w:rPr>
-        <w:t>evidence</w:t>
-      </w:r>
-      <w:r>
-        <w:rPr>
-          <w:b w:val="0"/>
-        </w:rPr>
-        <w:t xml:space="preserve"> and limits.</w:t>
+        <w:pStyle w:val="Heading2"/>
+      </w:pPr>
+      <w:r>
+        <w:t>Give one usable repair</w:t>
       </w:r>
     </w:p>
     <w:p>
       <w:pPr>
-        <w:pStyle w:val="Heading3"/>
-      </w:pPr>
-      <w:r>
-        <w:t>Feedback that the learner uses</w:t>
+        <w:spacing w:line="336" w:lineRule="auto" w:after="180"/>
+      </w:pPr>
+      <w:r>
+        <w:rPr>
+          <w:b w:val="0"/>
+        </w:rPr>
+        <w:t>Name the earliest unsupported step and give one action to repair it. Have the learner make that repair now and explain why. Then assess the relevant skill on a fresh, fully specified case.</w:t>
       </w:r>
     </w:p>
     <w:p>
@@ -3480,31 +4186,85 @@
         <w:rPr>
           <w:b w:val="0"/>
         </w:rPr>
-        <w:t>Name the earliest unsupported step and give one action to repair it. Have the learner make that repair now and explain why. Then assess the relevant skill on a fresh, fully specified case.</w:t>
+        <w:t>Confirm it was not previously practised with feedback; solve and check the new case before assigning it. A follow-up design prompt is a starting brief, not automatically an equivalent test.</w:t>
       </w:r>
     </w:p>
     <w:p>
       <w:pPr>
-        <w:spacing w:line="336" w:lineRule="auto" w:after="180"/>
-      </w:pPr>
-      <w:r>
-        <w:rPr>
-          <w:b w:val="0"/>
-        </w:rPr>
-        <w:t>Confirm it was not previously practised with feedback; solve and check the new case before assigning it. A follow-up design prompt is a starting brief, not automatically an equivalent test.</w:t>
+        <w:pStyle w:val="Heading2"/>
+      </w:pPr>
+      <w:r>
+        <w:t>W1 Explain the mechanism</w:t>
       </w:r>
     </w:p>
     <w:p>
       <w:pPr>
-        <w:pStyle w:val="Heading1"/>
-      </w:pPr>
-      <w:r>
-        <w:t>06. Connect the project, support and next lesson</w:t>
+        <w:spacing w:line="336" w:lineRule="auto" w:after="180"/>
+      </w:pPr>
+      <w:r>
+        <w:rPr>
+          <w:b w:val="0"/>
+        </w:rPr>
+        <w:t xml:space="preserve">Explain the weekly </w:t>
+      </w:r>
+      <w:r>
+        <w:rPr>
+          <w:b/>
+        </w:rPr>
+        <w:t>mechanism</w:t>
+      </w:r>
+      <w:r>
+        <w:rPr>
+          <w:b w:val="0"/>
+        </w:rPr>
+        <w:t xml:space="preserve"> in your own words. Use the worked scenario to name its </w:t>
+      </w:r>
+      <w:r>
+        <w:rPr>
+          <w:b/>
+        </w:rPr>
+        <w:t>input</w:t>
+      </w:r>
+      <w:r>
+        <w:rPr>
+          <w:b w:val="0"/>
+        </w:rPr>
+        <w:t xml:space="preserve">, decision rule and </w:t>
+      </w:r>
+      <w:r>
+        <w:rPr>
+          <w:b/>
+        </w:rPr>
+        <w:t>output</w:t>
+      </w:r>
+      <w:r>
+        <w:rPr>
+          <w:b w:val="0"/>
+        </w:rPr>
+        <w:t>.</w:t>
       </w:r>
     </w:p>
     <w:p>
-      <w:r>
-        <w:t>Connect A literature comparison matrix to Reproducible AI Research Study, adapt support and plan a later changed-case check.</w:t>
+      <w:pPr>
+        <w:spacing w:line="336" w:lineRule="auto" w:after="180"/>
+      </w:pPr>
+      <w:r>
+        <w:rPr>
+          <w:b w:val="0"/>
+        </w:rPr>
+        <w:t xml:space="preserve">Teacher explanation: A </w:t>
+      </w:r>
+      <w:r>
+        <w:rPr>
+          <w:b/>
+        </w:rPr>
+        <w:t>literature matrix</w:t>
+      </w:r>
+      <w:r>
+        <w:rPr>
+          <w:b w:val="0"/>
+        </w:rPr>
+        <w:t xml:space="preserve"> compares studies using aligned columns rather than sorting headline numbers with different meanings. Record question, data, unit, baseline, metric, split, resources and limitations.</w:t>
       </w:r>
     </w:p>
     <w:p>
@@ -3515,66 +4275,15 @@
         <w:rPr>
           <w:b w:val="0"/>
         </w:rPr>
-        <w:t xml:space="preserve">Add a labelled a literature comparison matrix </w:t>
-      </w:r>
-      <w:r>
-        <w:rPr>
-          <w:b/>
-        </w:rPr>
-        <w:t>evidence</w:t>
-      </w:r>
-      <w:r>
-        <w:rPr>
-          <w:b w:val="0"/>
-        </w:rPr>
-        <w:t xml:space="preserve"> sheet to Reproducible AI Research Study. Show how you can explain the </w:t>
-      </w:r>
-      <w:r>
-        <w:rPr>
-          <w:b/>
-        </w:rPr>
-        <w:t>mechanism</w:t>
-      </w:r>
-      <w:r>
-        <w:rPr>
-          <w:b w:val="0"/>
-        </w:rPr>
-        <w:t xml:space="preserve"> and terminology of a literature comparison matrix.</w:t>
+        <w:t>Mark incomparable fields rather than forcing a ranking.</w:t>
       </w:r>
     </w:p>
     <w:p>
       <w:pPr>
-        <w:spacing w:line="336" w:lineRule="auto" w:after="180"/>
-      </w:pPr>
-      <w:r>
-        <w:rPr>
-          <w:b w:val="0"/>
-        </w:rPr>
-        <w:t xml:space="preserve">Use the supplied fictional case and keep its </w:t>
-      </w:r>
-      <w:r>
-        <w:rPr>
-          <w:b/>
-        </w:rPr>
-        <w:t>input</w:t>
-      </w:r>
-      <w:r>
-        <w:rPr>
-          <w:b w:val="0"/>
-        </w:rPr>
-        <w:t xml:space="preserve">s, intermediate steps, calculation or </w:t>
-      </w:r>
-      <w:r>
-        <w:rPr>
-          <w:b/>
-        </w:rPr>
-        <w:t>prediction</w:t>
-      </w:r>
-      <w:r>
-        <w:rPr>
-          <w:b w:val="0"/>
-        </w:rPr>
-        <w:t>, and limitation. Connect this record to last week’s record; a matching answer without a trace is insufficient.</w:t>
+        <w:pStyle w:val="Heading2"/>
+      </w:pPr>
+      <w:r>
+        <w:t>W2 Trace the worked case</w:t>
       </w:r>
     </w:p>
     <w:p>
@@ -3585,19 +4294,19 @@
         <w:rPr>
           <w:b w:val="0"/>
         </w:rPr>
-        <w:t xml:space="preserve">Provide an </w:t>
+        <w:t xml:space="preserve">Study A reports accuracy 90% on easy classification; B reports claim support </w:t>
       </w:r>
       <w:r>
         <w:rPr>
           <w:b/>
         </w:rPr>
-        <w:t>input</w:t>
+        <w:t>80%</w:t>
       </w:r>
       <w:r>
         <w:rPr>
           <w:b w:val="0"/>
         </w:rPr>
-        <w:t>/procedure/result/limit frame and a calculator when needed. Ask students to identify the first step before completing the whole trace.</w:t>
+        <w:t xml:space="preserve"> on difficult generated answers. Show the intermediate steps and give the conclusion with its scope.</w:t>
       </w:r>
     </w:p>
     <w:p>
@@ -3608,42 +4317,15 @@
         <w:rPr>
           <w:b w:val="0"/>
         </w:rPr>
-        <w:t xml:space="preserve">Extension: compare two concrete variants of this </w:t>
-      </w:r>
-      <w:r>
-        <w:rPr>
-          <w:b/>
-        </w:rPr>
-        <w:t>mechanism</w:t>
-      </w:r>
-      <w:r>
-        <w:rPr>
-          <w:b w:val="0"/>
-        </w:rPr>
-        <w:t xml:space="preserve"> while holding unrelated conditions fixed; report both successful and unsuccessful outcomes.</w:t>
+        <w:t>Teacher explanation: Different tasks and metrics cannot establish A superior to B. Keep separate columns and identify a common evaluation needed.</w:t>
       </w:r>
     </w:p>
     <w:p>
       <w:pPr>
-        <w:spacing w:line="336" w:lineRule="auto" w:after="180"/>
-      </w:pPr>
-      <w:r>
-        <w:rPr>
-          <w:b w:val="0"/>
-        </w:rPr>
-        <w:t xml:space="preserve">Next connection: Hypotheses and measurable outcomes. Preserve the current case record and retrieve its </w:t>
-      </w:r>
-      <w:r>
-        <w:rPr>
-          <w:b/>
-        </w:rPr>
-        <w:t>evidence</w:t>
-      </w:r>
-      <w:r>
-        <w:rPr>
-          <w:b w:val="0"/>
-        </w:rPr>
-        <w:t xml:space="preserve"> boundary before moving on.</w:t>
+        <w:pStyle w:val="Heading2"/>
+      </w:pPr>
+      <w:r>
+        <w:t>W3 Audit the limit</w:t>
       </w:r>
     </w:p>
     <w:p>
@@ -3654,15 +4336,556 @@
         <w:rPr>
           <w:b w:val="0"/>
         </w:rPr>
-        <w:t>Retain the project ledger and assess a changed case after support. Check the relevant prerequisite before carrying this component forward.</w:t>
+        <w:t xml:space="preserve">A report omits this qualification: A matrix documents comparison limits; it does not create missing common </w:t>
+      </w:r>
+      <w:r>
+        <w:rPr>
+          <w:b/>
+        </w:rPr>
+        <w:t>evidence</w:t>
+      </w:r>
+      <w:r>
+        <w:rPr>
+          <w:b w:val="0"/>
+        </w:rPr>
+        <w:t>. Explain how omitting it could change a reader's interpretation, and write an accurate replacement.</w:t>
       </w:r>
     </w:p>
     <w:p>
       <w:pPr>
+        <w:spacing w:line="336" w:lineRule="auto" w:after="180"/>
+      </w:pPr>
+      <w:r>
+        <w:rPr>
+          <w:b w:val="0"/>
+        </w:rPr>
+        <w:t xml:space="preserve">Teacher explanation: A matrix documents comparison limits; it does not create missing common </w:t>
+      </w:r>
+      <w:r>
+        <w:rPr>
+          <w:b/>
+        </w:rPr>
+        <w:t>evidence</w:t>
+      </w:r>
+      <w:r>
+        <w:rPr>
+          <w:b w:val="0"/>
+        </w:rPr>
+        <w:t>.</w:t>
+      </w:r>
+    </w:p>
+    <w:p>
+      <w:pPr>
+        <w:spacing w:line="336" w:lineRule="auto" w:after="180"/>
+      </w:pPr>
+      <w:r>
+        <w:rPr>
+          <w:b w:val="0"/>
+        </w:rPr>
+        <w:t xml:space="preserve">State the observed result separately from the unverified or out-of-scope claim; preserve the original </w:t>
+      </w:r>
+      <w:r>
+        <w:rPr>
+          <w:b/>
+        </w:rPr>
+        <w:t>evidence</w:t>
+      </w:r>
+      <w:r>
+        <w:rPr>
+          <w:b w:val="0"/>
+        </w:rPr>
+        <w:t xml:space="preserve"> rather than inventing a missing fact.</w:t>
+      </w:r>
+    </w:p>
+    <w:p>
+      <w:pPr>
+        <w:pStyle w:val="Heading2"/>
+      </w:pPr>
+      <w:r>
+        <w:t>W5 Design a revealing follow-up</w:t>
+      </w:r>
+    </w:p>
+    <w:p>
+      <w:pPr>
+        <w:spacing w:line="336" w:lineRule="auto" w:after="180"/>
+      </w:pPr>
+      <w:r>
+        <w:rPr>
+          <w:b w:val="0"/>
+        </w:rPr>
+        <w:t>For the worked scenario, propose one additional case that could reveal a failure, describe its expected outcome before running it, and explain what would need to remain fixed for a fair comparison.</w:t>
+      </w:r>
+    </w:p>
+    <w:p>
+      <w:pPr>
+        <w:spacing w:line="336" w:lineRule="auto" w:after="180"/>
+      </w:pPr>
+      <w:r>
+        <w:rPr>
+          <w:b w:val="0"/>
+        </w:rPr>
+        <w:t>Do not reuse W4 as a new final test after receiving feedback.</w:t>
+      </w:r>
+    </w:p>
+    <w:p>
+      <w:pPr>
+        <w:spacing w:line="336" w:lineRule="auto" w:after="180"/>
+      </w:pPr>
+      <w:r>
+        <w:rPr>
+          <w:b w:val="0"/>
+        </w:rPr>
+        <w:t xml:space="preserve">Teacher explanation: Accept a concrete variant of the worked </w:t>
+      </w:r>
+      <w:r>
+        <w:rPr>
+          <w:b/>
+        </w:rPr>
+        <w:t>input</w:t>
+      </w:r>
+      <w:r>
+        <w:rPr>
+          <w:b w:val="0"/>
+        </w:rPr>
+        <w:t xml:space="preserve"> or a missing/conflicting/boundary condition, with an expectation derived from the declared procedure.</w:t>
+      </w:r>
+    </w:p>
+    <w:p>
+      <w:pPr>
+        <w:spacing w:line="336" w:lineRule="auto" w:after="180"/>
+      </w:pPr>
+      <w:r>
+        <w:rPr>
+          <w:b w:val="0"/>
+        </w:rPr>
+        <w:t xml:space="preserve">Require preserved settings, original </w:t>
+      </w:r>
+      <w:r>
+        <w:rPr>
+          <w:b/>
+        </w:rPr>
+        <w:t>output</w:t>
+      </w:r>
+      <w:r>
+        <w:rPr>
+          <w:b w:val="0"/>
+        </w:rPr>
+        <w:t xml:space="preserve">s and data roles. A matrix documents comparison limits; it does not create missing common </w:t>
+      </w:r>
+      <w:r>
+        <w:rPr>
+          <w:b/>
+        </w:rPr>
+        <w:t>evidence</w:t>
+      </w:r>
+      <w:r>
+        <w:rPr>
+          <w:b w:val="0"/>
+        </w:rPr>
+        <w:t>.</w:t>
+      </w:r>
+    </w:p>
+    <w:p>
+      <w:pPr>
+        <w:spacing w:line="336" w:lineRule="auto" w:after="180"/>
+      </w:pPr>
+      <w:r>
+        <w:rPr>
+          <w:b w:val="0"/>
+        </w:rPr>
+        <w:t xml:space="preserve">The new case should test this particular </w:t>
+      </w:r>
+      <w:r>
+        <w:rPr>
+          <w:b/>
+        </w:rPr>
+        <w:t>mechanism</w:t>
+      </w:r>
+      <w:r>
+        <w:rPr>
+          <w:b w:val="0"/>
+        </w:rPr>
+        <w:t xml:space="preserve"> rather than merely restate the original result.</w:t>
+      </w:r>
+    </w:p>
+    <w:p>
+      <w:pPr>
+        <w:pStyle w:val="Heading2"/>
+      </w:pPr>
+      <w:r>
+        <w:t>Earlier wording, alternatives and picture transcripts · reference / check after trying</w:t>
+      </w:r>
+    </w:p>
+    <w:p>
+      <w:pPr>
         <w:pStyle w:val="Heading3"/>
       </w:pPr>
       <w:r>
-        <w:t>Plan the delayed return</w:t>
+        <w:t>Guided and exit questions</w:t>
+      </w:r>
+    </w:p>
+    <w:p>
+      <w:pPr>
+        <w:spacing w:line="336" w:lineRule="auto" w:after="180"/>
+      </w:pPr>
+      <w:r>
+        <w:rPr>
+          <w:b w:val="0"/>
+        </w:rPr>
+        <w:t>Guided: Different tasks and metrics cannot establish A superior to B. Keep separate columns and identify a common evaluation needed.</w:t>
+      </w:r>
+    </w:p>
+    <w:p>
+      <w:pPr>
+        <w:spacing w:line="336" w:lineRule="auto" w:after="180"/>
+      </w:pPr>
+      <w:r>
+        <w:rPr>
+          <w:b w:val="0"/>
+        </w:rPr>
+        <w:t xml:space="preserve">Qualification: A matrix documents comparison limits; it does not create missing common </w:t>
+      </w:r>
+      <w:r>
+        <w:rPr>
+          <w:b/>
+        </w:rPr>
+        <w:t>evidence</w:t>
+      </w:r>
+      <w:r>
+        <w:rPr>
+          <w:b w:val="0"/>
+        </w:rPr>
+        <w:t>.</w:t>
+      </w:r>
+    </w:p>
+    <w:p>
+      <w:pPr>
+        <w:spacing w:line="336" w:lineRule="auto" w:after="180"/>
+      </w:pPr>
+      <w:r>
+        <w:rPr>
+          <w:b w:val="0"/>
+        </w:rPr>
+        <w:t xml:space="preserve">Exit: accept a concrete variation with its predicted outcome and a stated condition that would challenge the </w:t>
+      </w:r>
+      <w:r>
+        <w:rPr>
+          <w:b/>
+        </w:rPr>
+        <w:t>mechanism</w:t>
+      </w:r>
+      <w:r>
+        <w:rPr>
+          <w:b w:val="0"/>
+        </w:rPr>
+        <w:t xml:space="preserve">; reject a claim resting on unmeasured </w:t>
+      </w:r>
+      <w:r>
+        <w:rPr>
+          <w:b/>
+        </w:rPr>
+        <w:t>evidence</w:t>
+      </w:r>
+      <w:r>
+        <w:rPr>
+          <w:b w:val="0"/>
+        </w:rPr>
+        <w:t>.</w:t>
+      </w:r>
+    </w:p>
+    <w:p>
+      <w:pPr>
+        <w:pStyle w:val="Heading3"/>
+      </w:pPr>
+      <w:r>
+        <w:t>W1 Explain the mechanism</w:t>
+      </w:r>
+    </w:p>
+    <w:p>
+      <w:pPr>
+        <w:pStyle w:val="Heading3"/>
+      </w:pPr>
+      <w:r>
+        <w:t>W2 Trace the worked case</w:t>
+      </w:r>
+    </w:p>
+    <w:p>
+      <w:pPr>
+        <w:pStyle w:val="Heading3"/>
+      </w:pPr>
+      <w:r>
+        <w:t>W3 Audit the limit</w:t>
+      </w:r>
+    </w:p>
+    <w:p>
+      <w:pPr>
+        <w:pStyle w:val="Heading3"/>
+      </w:pPr>
+      <w:r>
+        <w:t>W4 Apply a new case independently</w:t>
+      </w:r>
+    </w:p>
+    <w:p>
+      <w:pPr>
+        <w:spacing w:line="336" w:lineRule="auto" w:after="180"/>
+      </w:pPr>
+      <w:r>
+        <w:rPr>
+          <w:b w:val="0"/>
+        </w:rPr>
+        <w:t>A has recall@5 .8; B has precision@3 .9 on another corpus. Can you rank them?</w:t>
+      </w:r>
+    </w:p>
+    <w:p>
+      <w:pPr>
+        <w:spacing w:line="336" w:lineRule="auto" w:after="180"/>
+      </w:pPr>
+      <w:r>
+        <w:rPr>
+          <w:b w:val="0"/>
+        </w:rPr>
+        <w:t>Teacher explanation: No directly comparable ranking: cutoff, metric and corpus differ. Align task and judged data before comparison.</w:t>
+      </w:r>
+    </w:p>
+    <w:p>
+      <w:pPr>
+        <w:pStyle w:val="Heading3"/>
+      </w:pPr>
+      <w:r>
+        <w:t>W5 Design a revealing follow-up</w:t>
+      </w:r>
+    </w:p>
+    <w:p>
+      <w:pPr>
+        <w:pStyle w:val="Heading3"/>
+      </w:pPr>
+      <w:r>
+        <w:t>Independent assessment and fresh retry</w:t>
+      </w:r>
+    </w:p>
+    <w:p>
+      <w:pPr>
+        <w:spacing w:line="336" w:lineRule="auto" w:after="180"/>
+      </w:pPr>
+      <w:r>
+        <w:rPr>
+          <w:b w:val="0"/>
+        </w:rPr>
+        <w:t>W4: No directly comparable ranking: cutoff, metric and corpus differ. Align task and judged data before comparison. Require intermediate reasoning and the stated scope. Fresh retry: One study reports mean latency, another median on different hardware. Expected reasoning: Record statistic/workload/hardware differences; headline values are not a matched comparison. If students need support, record it and reassess with another new case rather than awarding independence to a copied answer.</w:t>
+      </w:r>
+    </w:p>
+    <w:p>
+      <w:pPr>
+        <w:pStyle w:val="Heading3"/>
+      </w:pPr>
+      <w:r>
+        <w:t>Assess independent transfer</w:t>
+      </w:r>
+    </w:p>
+    <w:p>
+      <w:pPr>
+        <w:pStyle w:val="Heading3"/>
+      </w:pPr>
+      <w:r>
+        <w:t>Selected case answer</w:t>
+      </w:r>
+    </w:p>
+    <w:p>
+      <w:pPr>
+        <w:pStyle w:val="Heading3"/>
+      </w:pPr>
+      <w:r>
+        <w:t>Feedback that the learner uses</w:t>
+      </w:r>
+    </w:p>
+    <w:p>
+      <w:pPr>
+        <w:pStyle w:val="Heading1"/>
+      </w:pPr>
+      <w:r>
+        <w:t>06. Connect, support and revisit research reasoning</w:t>
+      </w:r>
+    </w:p>
+    <w:p>
+      <w:r>
+        <w:t>Use saved evidence and assumptions to choose the next question.</w:t>
+      </w:r>
+    </w:p>
+    <w:p>
+      <w:pPr>
+        <w:pStyle w:val="Heading2"/>
+      </w:pPr>
+      <w:r>
+        <w:t>Project and next-week bridge</w:t>
+      </w:r>
+    </w:p>
+    <w:p>
+      <w:pPr>
+        <w:spacing w:line="336" w:lineRule="auto" w:after="180"/>
+      </w:pPr>
+      <w:r>
+        <w:rPr>
+          <w:b w:val="0"/>
+        </w:rPr>
+        <w:t xml:space="preserve">Add a labelled a literature comparison matrix </w:t>
+      </w:r>
+      <w:r>
+        <w:rPr>
+          <w:b/>
+        </w:rPr>
+        <w:t>evidence</w:t>
+      </w:r>
+      <w:r>
+        <w:rPr>
+          <w:b w:val="0"/>
+        </w:rPr>
+        <w:t xml:space="preserve"> sheet to Reproducible AI Research Study. Show how you can explain the </w:t>
+      </w:r>
+      <w:r>
+        <w:rPr>
+          <w:b/>
+        </w:rPr>
+        <w:t>mechanism</w:t>
+      </w:r>
+      <w:r>
+        <w:rPr>
+          <w:b w:val="0"/>
+        </w:rPr>
+        <w:t xml:space="preserve"> and terminology of a literature comparison matrix.</w:t>
+      </w:r>
+    </w:p>
+    <w:p>
+      <w:pPr>
+        <w:spacing w:line="336" w:lineRule="auto" w:after="180"/>
+      </w:pPr>
+      <w:r>
+        <w:rPr>
+          <w:b w:val="0"/>
+        </w:rPr>
+        <w:t xml:space="preserve">Use the supplied fictional case and keep its </w:t>
+      </w:r>
+      <w:r>
+        <w:rPr>
+          <w:b/>
+        </w:rPr>
+        <w:t>input</w:t>
+      </w:r>
+      <w:r>
+        <w:rPr>
+          <w:b w:val="0"/>
+        </w:rPr>
+        <w:t xml:space="preserve">s, intermediate steps, calculation or </w:t>
+      </w:r>
+      <w:r>
+        <w:rPr>
+          <w:b/>
+        </w:rPr>
+        <w:t>prediction</w:t>
+      </w:r>
+      <w:r>
+        <w:rPr>
+          <w:b w:val="0"/>
+        </w:rPr>
+        <w:t>, and limitation. Connect this record to last week’s record; a matching answer without a trace is insufficient.</w:t>
+      </w:r>
+    </w:p>
+    <w:p>
+      <w:pPr>
+        <w:spacing w:line="336" w:lineRule="auto" w:after="180"/>
+      </w:pPr>
+      <w:r>
+        <w:rPr>
+          <w:b w:val="0"/>
+        </w:rPr>
+        <w:t xml:space="preserve">Provide an </w:t>
+      </w:r>
+      <w:r>
+        <w:rPr>
+          <w:b/>
+        </w:rPr>
+        <w:t>input</w:t>
+      </w:r>
+      <w:r>
+        <w:rPr>
+          <w:b w:val="0"/>
+        </w:rPr>
+        <w:t>/procedure/result/limit frame and a calculator when needed. Ask students to identify the first step before completing the whole trace.</w:t>
+      </w:r>
+    </w:p>
+    <w:p>
+      <w:pPr>
+        <w:spacing w:line="336" w:lineRule="auto" w:after="180"/>
+      </w:pPr>
+      <w:r>
+        <w:rPr>
+          <w:b w:val="0"/>
+        </w:rPr>
+        <w:t xml:space="preserve">Extension: compare two concrete variants of this </w:t>
+      </w:r>
+      <w:r>
+        <w:rPr>
+          <w:b/>
+        </w:rPr>
+        <w:t>mechanism</w:t>
+      </w:r>
+      <w:r>
+        <w:rPr>
+          <w:b w:val="0"/>
+        </w:rPr>
+        <w:t xml:space="preserve"> while holding unrelated conditions fixed; report both successful and unsuccessful outcomes.</w:t>
+      </w:r>
+    </w:p>
+    <w:p>
+      <w:pPr>
+        <w:spacing w:line="336" w:lineRule="auto" w:after="180"/>
+      </w:pPr>
+      <w:r>
+        <w:rPr>
+          <w:b w:val="0"/>
+        </w:rPr>
+        <w:t xml:space="preserve">Next connection: Hypotheses and measurable outcomes. Preserve the current case record and retrieve its </w:t>
+      </w:r>
+      <w:r>
+        <w:rPr>
+          <w:b/>
+        </w:rPr>
+        <w:t>evidence</w:t>
+      </w:r>
+      <w:r>
+        <w:rPr>
+          <w:b w:val="0"/>
+        </w:rPr>
+        <w:t xml:space="preserve"> boundary before moving on.</w:t>
+      </w:r>
+    </w:p>
+    <w:p>
+      <w:pPr>
+        <w:spacing w:line="336" w:lineRule="auto" w:after="180"/>
+      </w:pPr>
+      <w:r>
+        <w:rPr>
+          <w:b w:val="0"/>
+        </w:rPr>
+        <w:t>Retain the project ledger and assess a changed case after support. Check the relevant prerequisite before carrying this component forward.</w:t>
+      </w:r>
+    </w:p>
+    <w:p>
+      <w:pPr>
+        <w:spacing w:line="336" w:lineRule="auto" w:after="180"/>
+      </w:pPr>
+      <w:r>
+        <w:rPr>
+          <w:b w:val="0"/>
+        </w:rPr>
+        <w:t>For the Reproducible AI Research Study, retain an annotated worked trace and the changed-case reasoning. Connect the claim to its records, units and assumptions so another investigator can challenge or reproduce it.</w:t>
+      </w:r>
+    </w:p>
+    <w:p>
+      <w:pPr>
+        <w:pStyle w:val="Heading2"/>
+      </w:pPr>
+      <w:r>
+        <w:t>Delayed return and support record</w:t>
       </w:r>
     </w:p>
     <w:p>
@@ -3879,48 +5102,60 @@
     </w:p>
     <w:p>
       <w:pPr>
-        <w:pStyle w:val="Heading3"/>
-      </w:pPr>
-      <w:r>
-        <w:t>Project evidence from this case</w:t>
+        <w:pStyle w:val="Heading2"/>
+      </w:pPr>
+      <w:r>
+        <w:t>Earlier wording, alternatives and picture transcripts · reference / check after trying</w:t>
       </w:r>
     </w:p>
     <w:p>
       <w:pPr>
-        <w:spacing w:line="336" w:lineRule="auto" w:after="180"/>
-      </w:pPr>
-      <w:r>
-        <w:rPr>
-          <w:b w:val="0"/>
-        </w:rPr>
-        <w:t>For the Reproducible AI Research Study, retain an annotated worked trace and the changed-case reasoning. Connect the claim to its records, units and assumptions so another investigator can challenge or reproduce it.</w:t>
+        <w:pStyle w:val="Heading3"/>
+      </w:pPr>
+      <w:r>
+        <w:t>Plan the delayed return</w:t>
       </w:r>
     </w:p>
     <w:p>
       <w:pPr>
-        <w:pStyle w:val="Heading1"/>
-      </w:pPr>
-      <w:r>
-        <w:t>07. Prepare, teach and assess</w:t>
+        <w:pStyle w:val="Heading3"/>
+      </w:pPr>
+      <w:r>
+        <w:t>Project evidence from this case</w:t>
       </w:r>
     </w:p>
     <w:p>
-      <w:r>
-        <w:t>Use this preparation summary alongside the detailed A literature comparison matrix lesson; it is a checklist rather than a replacement for the full sequence.</w:t>
+      <w:pPr>
+        <w:pStyle w:val="Heading1"/>
+      </w:pPr>
+      <w:r>
+        <w:t>Reference bank and extra practice</w:t>
       </w:r>
     </w:p>
     <w:p>
       <w:pPr>
-        <w:pStyle w:val="Heading3"/>
-      </w:pPr>
-      <w:r>
-        <w:t>Teaching target</w:t>
+        <w:pStyle w:val="Heading1"/>
+      </w:pPr>
+      <w:r>
+        <w:t>07. Reference · Alternative planning checklist</w:t>
       </w:r>
     </w:p>
     <w:p>
+      <w:r>
+        <w:t>Use alongside the main route when helpful.</w:t>
+      </w:r>
+    </w:p>
+    <w:p>
+      <w:pPr>
+        <w:pStyle w:val="Heading2"/>
+      </w:pPr>
+      <w:r>
+        <w:t>Planning,assessment and project reminders</w:t>
+      </w:r>
+    </w:p>
+    <w:p>
       <w:pPr>
         <w:spacing w:line="336" w:lineRule="auto" w:after="180"/>
-        <w:shd w:fill="EDF7F3"/>
       </w:pPr>
       <w:r>
         <w:rPr>
@@ -4115,7 +5350,7 @@
         <w:rPr>
           <w:b w:val="0"/>
         </w:rPr>
-        <w:t>Before class, solve the supported practice: Study A reports accuracy90% on easy classification; B reports claim support</w:t>
+        <w:t xml:space="preserve">Before class, solve the supported practice: Study A reports accuracy 90% on easy classification; B reports claim support </w:t>
       </w:r>
       <w:r>
         <w:rPr>
@@ -4132,22 +5367,24 @@
     </w:p>
     <w:p>
       <w:pPr>
-        <w:pStyle w:val="Heading3"/>
-      </w:pPr>
-      <w:r>
-        <w:t>Supported practice answer</w:t>
+        <w:spacing w:line="336" w:lineRule="auto" w:after="180"/>
+      </w:pPr>
+      <w:r>
+        <w:rPr>
+          <w:b w:val="0"/>
+        </w:rPr>
+        <w:t>Reasoned practice answer: Teacher explanation: Different tasks and metrics cannot establish A superior to B. Keep separate columns and identify a common evaluation needed.</w:t>
       </w:r>
     </w:p>
     <w:p>
       <w:pPr>
         <w:spacing w:line="336" w:lineRule="auto" w:after="180"/>
-        <w:shd w:fill="F1F6FC"/>
       </w:pPr>
       <w:r>
         <w:rPr>
           <w:b w:val="0"/>
         </w:rPr>
-        <w:t>Reasoned practice answer: Teacher explanation: Different tasks and metrics cannot establish A superior to B. Keep separate columns and identify a common evaluation needed.</w:t>
+        <w:t>Check every learner before discussion: Use the worked case for A literature comparison matrix. Proposed explanation: “The worked result establishes every future case”. Decide whether this explanation is supported.</w:t>
       </w:r>
     </w:p>
     <w:p>
@@ -4158,7 +5395,7 @@
         <w:rPr>
           <w:b w:val="0"/>
         </w:rPr>
-        <w:t>Check every learner before discussion: Use the worked case for A literature comparison matrix. Proposed explanation: “The worked result establishes every future case”. Decide whether this explanation is supported.</w:t>
+        <w:t>Point to the step or supplied fact that decides; explain your repair if needed.</w:t>
       </w:r>
     </w:p>
     <w:p>
@@ -4169,129 +5406,81 @@
         <w:rPr>
           <w:b w:val="0"/>
         </w:rPr>
-        <w:t>Point to the step or supplied fact that decides; explain your repair if needed.</w:t>
+        <w:t xml:space="preserve">Misconception repair: A matrix documents comparison limits; it does not create missing common </w:t>
+      </w:r>
+      <w:r>
+        <w:rPr>
+          <w:b/>
+        </w:rPr>
+        <w:t>evidence</w:t>
+      </w:r>
+      <w:r>
+        <w:rPr>
+          <w:b w:val="0"/>
+        </w:rPr>
+        <w:t>.</w:t>
       </w:r>
     </w:p>
     <w:p>
       <w:pPr>
-        <w:pStyle w:val="Heading3"/>
-      </w:pPr>
-      <w:r>
-        <w:t>Repair the misconception</w:t>
+        <w:spacing w:line="336" w:lineRule="auto" w:after="180"/>
+      </w:pPr>
+      <w:r>
+        <w:rPr>
+          <w:b w:val="0"/>
+        </w:rPr>
+        <w:t xml:space="preserve">Support: read the exact case aloud, enlarge the labelled picture, supply </w:t>
+      </w:r>
+      <w:r>
+        <w:rPr>
+          <w:b/>
+        </w:rPr>
+        <w:t>input</w:t>
+      </w:r>
+      <w:r>
+        <w:rPr>
+          <w:b w:val="0"/>
+        </w:rPr>
+        <w:t xml:space="preserve"> cards and model only the first deciding step. Accept a spoken explanation or drawing; retain the reasoning goal.</w:t>
       </w:r>
     </w:p>
     <w:p>
       <w:pPr>
         <w:spacing w:line="336" w:lineRule="auto" w:after="180"/>
-        <w:shd w:fill="FFF5E6"/>
       </w:pPr>
       <w:r>
         <w:rPr>
           <w:b w:val="0"/>
         </w:rPr>
-        <w:t xml:space="preserve">Misconception repair: A matrix documents comparison limits; it does not create missing common </w:t>
+        <w:t xml:space="preserve">Extension: Remove the indoor/outdoor column. Require a </w:t>
       </w:r>
       <w:r>
         <w:rPr>
           <w:b/>
         </w:rPr>
-        <w:t>evidence</w:t>
+        <w:t>prediction</w:t>
       </w:r>
       <w:r>
         <w:rPr>
           <w:b w:val="0"/>
         </w:rPr>
-        <w:t>.</w:t>
+        <w:t xml:space="preserve"> and a reason before comparing. Expected result: The matrix conceals an important condition difference.</w:t>
       </w:r>
     </w:p>
     <w:p>
       <w:pPr>
-        <w:pStyle w:val="Heading3"/>
-      </w:pPr>
-      <w:r>
-        <w:t>Support without giving away the answer</w:t>
+        <w:spacing w:line="336" w:lineRule="auto" w:after="180"/>
+      </w:pPr>
+      <w:r>
+        <w:rPr>
+          <w:b w:val="0"/>
+        </w:rPr>
+        <w:t>Reason: A reader might now mistake unlike studies for a controlled head-to-head comparison.</w:t>
       </w:r>
     </w:p>
     <w:p>
       <w:pPr>
         <w:spacing w:line="336" w:lineRule="auto" w:after="180"/>
-        <w:shd w:fill="F1F6F8"/>
-      </w:pPr>
-      <w:r>
-        <w:rPr>
-          <w:b w:val="0"/>
-        </w:rPr>
-        <w:t xml:space="preserve">Support: read the exact case aloud, enlarge the labelled picture, supply </w:t>
-      </w:r>
-      <w:r>
-        <w:rPr>
-          <w:b/>
-        </w:rPr>
-        <w:t>input</w:t>
-      </w:r>
-      <w:r>
-        <w:rPr>
-          <w:b w:val="0"/>
-        </w:rPr>
-        <w:t xml:space="preserve"> cards and model only the first deciding step. Accept a spoken explanation or drawing; retain the reasoning goal.</w:t>
-      </w:r>
-    </w:p>
-    <w:p>
-      <w:pPr>
-        <w:pStyle w:val="Heading3"/>
-      </w:pPr>
-      <w:r>
-        <w:t>Extend the reasoning</w:t>
-      </w:r>
-    </w:p>
-    <w:p>
-      <w:pPr>
-        <w:spacing w:line="336" w:lineRule="auto" w:after="180"/>
-        <w:shd w:fill="F5F1FB"/>
-      </w:pPr>
-      <w:r>
-        <w:rPr>
-          <w:b w:val="0"/>
-        </w:rPr>
-        <w:t xml:space="preserve">Extension: Remove the indoor/outdoor column. Require a </w:t>
-      </w:r>
-      <w:r>
-        <w:rPr>
-          <w:b/>
-        </w:rPr>
-        <w:t>prediction</w:t>
-      </w:r>
-      <w:r>
-        <w:rPr>
-          <w:b w:val="0"/>
-        </w:rPr>
-        <w:t xml:space="preserve"> and a reason before comparing. Expected result: The matrix conceals an important condition difference.</w:t>
-      </w:r>
-    </w:p>
-    <w:p>
-      <w:pPr>
-        <w:spacing w:line="336" w:lineRule="auto" w:after="180"/>
-        <w:shd w:fill="F5F1FB"/>
-      </w:pPr>
-      <w:r>
-        <w:rPr>
-          <w:b w:val="0"/>
-        </w:rPr>
-        <w:t>Reason: A reader might now mistake unlike studies for a controlled head-to-head comparison.</w:t>
-      </w:r>
-    </w:p>
-    <w:p>
-      <w:pPr>
-        <w:pStyle w:val="Heading3"/>
-      </w:pPr>
-      <w:r>
-        <w:t>Protect the independent attempt</w:t>
-      </w:r>
-    </w:p>
-    <w:p>
-      <w:pPr>
-        <w:spacing w:line="336" w:lineRule="auto" w:after="180"/>
-        <w:shd w:fill="FFF5E6"/>
       </w:pPr>
       <w:r>
         <w:rPr>
@@ -4486,70 +5675,69 @@
     </w:tbl>
     <w:p>
       <w:pPr>
-        <w:pStyle w:val="Heading3"/>
-      </w:pPr>
-      <w:r>
-        <w:t>Project checkpoint</w:t>
+        <w:spacing w:line="336" w:lineRule="auto" w:after="180"/>
+      </w:pPr>
+      <w:r>
+        <w:rPr>
+          <w:b w:val="0"/>
+        </w:rPr>
+        <w:t xml:space="preserve">Project checkpoint: Frame the need. Name the user, the problem, allowed </w:t>
+      </w:r>
+      <w:r>
+        <w:rPr>
+          <w:b/>
+        </w:rPr>
+        <w:t>input</w:t>
+      </w:r>
+      <w:r>
+        <w:rPr>
+          <w:b w:val="0"/>
+        </w:rPr>
+        <w:t>s and a safe simple starting method.</w:t>
       </w:r>
     </w:p>
     <w:p>
       <w:pPr>
         <w:spacing w:line="336" w:lineRule="auto" w:after="180"/>
-        <w:shd w:fill="EDF7F3"/>
       </w:pPr>
       <w:r>
         <w:rPr>
           <w:b w:val="0"/>
         </w:rPr>
-        <w:t xml:space="preserve">Project checkpoint: Frame the need. Name the user, the problem, allowed </w:t>
+        <w:t xml:space="preserve">Use the weekly teacher answer for topic-specific reasoning. A saved progress tick is an activity record; judge mastery from the learner’s explanation and </w:t>
       </w:r>
       <w:r>
         <w:rPr>
           <w:b/>
         </w:rPr>
-        <w:t>input</w:t>
+        <w:t>evidence</w:t>
       </w:r>
       <w:r>
         <w:rPr>
           <w:b w:val="0"/>
         </w:rPr>
-        <w:t>s and a safe simple starting method.</w:t>
+        <w:t>.</w:t>
       </w:r>
     </w:p>
     <w:p>
       <w:pPr>
-        <w:spacing w:line="336" w:lineRule="auto" w:after="180"/>
-      </w:pPr>
-      <w:r>
-        <w:rPr>
-          <w:b w:val="0"/>
-        </w:rPr>
-        <w:t xml:space="preserve">Use the weekly teacher answer for topic-specific reasoning. A saved progress tick is an activity record; judge mastery from the learner’s explanation and </w:t>
-      </w:r>
-      <w:r>
-        <w:rPr>
-          <w:b/>
-        </w:rPr>
-        <w:t>evidence</w:t>
-      </w:r>
-      <w:r>
-        <w:rPr>
-          <w:b w:val="0"/>
-        </w:rPr>
-        <w:t>.</w:t>
+        <w:pStyle w:val="Heading1"/>
+      </w:pPr>
+      <w:r>
+        <w:t>08. Reference · Feedback,labs and repair paths</w:t>
       </w:r>
     </w:p>
     <w:p>
-      <w:pPr>
-        <w:pStyle w:val="Heading1"/>
-      </w:pPr>
-      <w:r>
-        <w:t>08. Use feedback, labs and repair paths</w:t>
+      <w:r>
+        <w:t>Retain the first attempt and the evidence used for a repair.</w:t>
       </w:r>
     </w:p>
     <w:p>
-      <w:r>
-        <w:t>Use feedback, earlier review and portfolios purposefully. Apply the coding routine only when this lesson has an executable lab.</w:t>
+      <w:pPr>
+        <w:pStyle w:val="Heading2"/>
+      </w:pPr>
+      <w:r>
+        <w:t>Feedback and record guidance</w:t>
       </w:r>
     </w:p>
     <w:p>
@@ -4587,40 +5775,42 @@
       </w:r>
     </w:p>
     <w:p>
-      <w:pPr>
-        <w:pStyle w:val="Heading3"/>
-      </w:pPr>
-      <w:r>
-        <w:t>For later coding lessons</w:t>
+      <w:r>
+        <w:t>This week has no code block. Use this routine when a later lesson includes an executable lab.</w:t>
       </w:r>
     </w:p>
     <w:p>
-      <w:r>
-        <w:t>This week has no code block. Use this routine when a later lesson includes an executable lab.</w:t>
+      <w:pPr>
+        <w:spacing w:line="336" w:lineRule="auto" w:after="180"/>
+      </w:pPr>
+      <w:r>
+        <w:rPr>
+          <w:b w:val="0"/>
+        </w:rPr>
+        <w:t xml:space="preserve">Ask students to predict before running code. Preserve errors and actual </w:t>
+      </w:r>
+      <w:r>
+        <w:rPr>
+          <w:b/>
+        </w:rPr>
+        <w:t>output</w:t>
+      </w:r>
+      <w:r>
+        <w:rPr>
+          <w:b w:val="0"/>
+        </w:rPr>
+        <w:t>s; collect a changed test and an explanation. The branch-boundary and indexing lessons deliberately include failure cases.</w:t>
       </w:r>
     </w:p>
     <w:p>
       <w:pPr>
         <w:spacing w:line="336" w:lineRule="auto" w:after="180"/>
-        <w:shd w:fill="F1F6F8"/>
       </w:pPr>
       <w:r>
         <w:rPr>
           <w:b w:val="0"/>
         </w:rPr>
-        <w:t xml:space="preserve">Ask students to predict before running code. Preserve errors and actual </w:t>
-      </w:r>
-      <w:r>
-        <w:rPr>
-          <w:b/>
-        </w:rPr>
-        <w:t>output</w:t>
-      </w:r>
-      <w:r>
-        <w:rPr>
-          <w:b w:val="0"/>
-        </w:rPr>
-        <w:t>s; collect a changed test and an explanation. The branch-boundary and indexing lessons deliberately include failure cases.</w:t>
+        <w:t>Use the earlier worked-explanation links to address a specific missing building block, then return to the current question. Adapt this suggestion after observing the learner; it is not an automatic diagnosis.</w:t>
       </w:r>
     </w:p>
     <w:p>
@@ -4631,71 +5821,37 @@
         <w:rPr>
           <w:b w:val="0"/>
         </w:rPr>
-        <w:t>Use the earlier worked-explanation links to address a specific missing building block, then return to the current question. Adapt this suggestion after observing the learner; it is not an automatic diagnosis.</w:t>
+        <w:t xml:space="preserve">Collect the completed-work portfolio as </w:t>
+      </w:r>
+      <w:r>
+        <w:rPr>
+          <w:b/>
+        </w:rPr>
+        <w:t>evidence</w:t>
+      </w:r>
+      <w:r>
+        <w:rPr>
+          <w:b w:val="0"/>
+        </w:rPr>
+        <w:t>. Record support separately from correctness, and assess explanation, trace/test and limitations. Progress ticks and quiz selections alone do not establish mastery.</w:t>
       </w:r>
     </w:p>
     <w:p>
       <w:pPr>
-        <w:spacing w:line="336" w:lineRule="auto" w:after="180"/>
-      </w:pPr>
-      <w:r>
-        <w:rPr>
-          <w:b w:val="0"/>
-        </w:rPr>
-        <w:t xml:space="preserve">Collect the completed-work portfolio as </w:t>
-      </w:r>
-      <w:r>
-        <w:rPr>
-          <w:b/>
-        </w:rPr>
-        <w:t>evidence</w:t>
-      </w:r>
-      <w:r>
-        <w:rPr>
-          <w:b w:val="0"/>
-        </w:rPr>
-        <w:t>. Record support separately from correctness, and assess explanation, trace/test and limitations. Progress ticks and quiz selections alone do not establish mastery.</w:t>
+        <w:pStyle w:val="Heading1"/>
+      </w:pPr>
+      <w:r>
+        <w:t>09. Reference · Teach with the six pictures</w:t>
       </w:r>
     </w:p>
     <w:p>
-      <w:pPr>
-        <w:pStyle w:val="Heading1"/>
-      </w:pPr>
-      <w:r>
-        <w:t>09. Visual concept journey</w:t>
+      <w:r>
+        <w:t>Choose one picture for a particular reasoning move.</w:t>
       </w:r>
     </w:p>
     <w:p>
-      <w:r>
-        <w:t>Show one A literature comparison matrix graphic at a time, request a prediction and discuss its trace before the independent assessment.</w:t>
-      </w:r>
-    </w:p>
-    <w:p>
-      <w:pPr>
-        <w:spacing w:line="336" w:lineRule="auto" w:after="180"/>
-      </w:pPr>
-      <w:r>
-        <w:rPr>
-          <w:b w:val="0"/>
-        </w:rPr>
-        <w:t xml:space="preserve">Use one picture at a time. Hide a worked result before asking for a </w:t>
-      </w:r>
-      <w:r>
-        <w:rPr>
-          <w:b/>
-        </w:rPr>
-        <w:t>prediction</w:t>
-      </w:r>
-      <w:r>
-        <w:rPr>
-          <w:b w:val="0"/>
-        </w:rPr>
-        <w:t>, then reveal it for feedback. These are supported teaching cases; retain the separate independent assessment for a fresh first attempt.</w:t>
-      </w:r>
-    </w:p>
-    <w:p>
-      <w:pPr>
-        <w:pStyle w:val="Heading3"/>
+      <w:pPr>
+        <w:pStyle w:val="Heading2"/>
       </w:pPr>
       <w:r>
         <w:t>01. A literature comparison matrix: the case</w:t>
@@ -4706,7 +5862,7 @@
         <w:drawing>
           <wp:inline xmlns:a="http://schemas.openxmlformats.org/drawingml/2006/main" xmlns:pic="http://schemas.openxmlformats.org/drawingml/2006/picture">
             <wp:extent cx="5486400" cy="2834640"/>
-            <wp:docPr id="3" name="Picture 3" descr="A literature matrix that preserves differences. Two fictional studies evaluate related tools under different conditions. Supplied facts: Study S1: 8/10 correct on indoor photos. S2: 16/20 on outdoor photos. Both report 80%."/>
+            <wp:docPr id="4" name="Picture 4" descr="A literature matrix that preserves differences. Two fictional studies evaluate related tools under different conditions. Supplied facts: Study S1: 8/10 correct on indoor photos. S2: 16/20 on outdoor photos. Both report 80%."/>
             <wp:cNvGraphicFramePr>
               <a:graphicFrameLocks noChangeAspect="1"/>
             </wp:cNvGraphicFramePr>
@@ -4718,7 +5874,7 @@
                     <pic:cNvPicPr/>
                   </pic:nvPicPr>
                   <pic:blipFill>
-                    <a:blip r:embed="rId11"/>
+                    <a:blip r:embed="rId12"/>
                     <a:stretch>
                       <a:fillRect/>
                     </a:stretch>
@@ -4775,7 +5931,6 @@
     <w:p>
       <w:pPr>
         <w:spacing w:line="336" w:lineRule="auto" w:after="180"/>
-        <w:shd w:fill="F5F1FB"/>
       </w:pPr>
       <w:r>
         <w:rPr>
@@ -4786,27 +5941,18 @@
     </w:p>
     <w:p>
       <w:pPr>
-        <w:pStyle w:val="Heading3"/>
-      </w:pPr>
-      <w:r>
-        <w:t>Discuss while showing the picture</w:t>
+        <w:spacing w:line="336" w:lineRule="auto" w:after="180"/>
+      </w:pPr>
+      <w:r>
+        <w:rPr>
+          <w:b w:val="0"/>
+        </w:rPr>
+        <w:t>Teacher prompt: Point to the given fact that matters most. Explain why it matters. Ask learners to describe one label or arrow in ordinary words. Use the adjacent transcript if the image is difficult to see.</w:t>
       </w:r>
     </w:p>
     <w:p>
       <w:pPr>
-        <w:spacing w:line="336" w:lineRule="auto" w:after="180"/>
-        <w:shd w:fill="F1F6F8"/>
-      </w:pPr>
-      <w:r>
-        <w:rPr>
-          <w:b w:val="0"/>
-        </w:rPr>
-        <w:t>Teacher prompt: Point to the given fact that matters most. Explain why it matters. Ask learners to describe one label or arrow in ordinary words. Use the adjacent transcript if the image is difficult to see.</w:t>
-      </w:r>
-    </w:p>
-    <w:p>
-      <w:pPr>
-        <w:pStyle w:val="Heading3"/>
+        <w:pStyle w:val="Heading2"/>
       </w:pPr>
       <w:r>
         <w:t>02. Follow the deciding steps</w:t>
@@ -4817,7 +5963,7 @@
         <w:drawing>
           <wp:inline xmlns:a="http://schemas.openxmlformats.org/drawingml/2006/main" xmlns:pic="http://schemas.openxmlformats.org/drawingml/2006/picture">
             <wp:extent cx="5486400" cy="3182112"/>
-            <wp:docPr id="4" name="Picture 4" descr="Record each method: Keep population, task, model version and scoring in separate columns. → Compare rates carefully: Both rates are 80%, with different denominators and conditions. → Name missing comparison: Neither study directly compares both tools on the same photos."/>
+            <wp:docPr id="5" name="Picture 5" descr="Record each method: Keep population, task, model version and scoring in separate columns. → Compare rates carefully: Both rates are 80%, with different denominators and conditions. → Name missing comparison: Neither study directly compares both tools on the same photos."/>
             <wp:cNvGraphicFramePr>
               <a:graphicFrameLocks noChangeAspect="1"/>
             </wp:cNvGraphicFramePr>
@@ -4829,7 +5975,7 @@
                     <pic:cNvPicPr/>
                   </pic:nvPicPr>
                   <pic:blipFill>
-                    <a:blip r:embed="rId12"/>
+                    <a:blip r:embed="rId9"/>
                     <a:stretch>
                       <a:fillRect/>
                     </a:stretch>
@@ -4874,7 +6020,6 @@
     <w:p>
       <w:pPr>
         <w:spacing w:line="336" w:lineRule="auto" w:after="180"/>
-        <w:shd w:fill="F5F1FB"/>
       </w:pPr>
       <w:r>
         <w:rPr>
@@ -4897,39 +6042,30 @@
     </w:p>
     <w:p>
       <w:pPr>
-        <w:pStyle w:val="Heading3"/>
-      </w:pPr>
-      <w:r>
-        <w:t>Discuss while showing the picture</w:t>
+        <w:spacing w:line="336" w:lineRule="auto" w:after="180"/>
+      </w:pPr>
+      <w:r>
+        <w:rPr>
+          <w:b w:val="0"/>
+        </w:rPr>
+        <w:t xml:space="preserve">Teacher prompt: Point to each numbered stage and explain which recorded </w:t>
+      </w:r>
+      <w:r>
+        <w:rPr>
+          <w:b/>
+        </w:rPr>
+        <w:t>input</w:t>
+      </w:r>
+      <w:r>
+        <w:rPr>
+          <w:b w:val="0"/>
+        </w:rPr>
+        <w:t xml:space="preserve"> it uses. Ask learners to describe one label or arrow in ordinary words. Use the adjacent transcript if the image is difficult to see.</w:t>
       </w:r>
     </w:p>
     <w:p>
       <w:pPr>
-        <w:spacing w:line="336" w:lineRule="auto" w:after="180"/>
-        <w:shd w:fill="F1F6F8"/>
-      </w:pPr>
-      <w:r>
-        <w:rPr>
-          <w:b w:val="0"/>
-        </w:rPr>
-        <w:t xml:space="preserve">Teacher prompt: Point to each numbered stage and explain which recorded </w:t>
-      </w:r>
-      <w:r>
-        <w:rPr>
-          <w:b/>
-        </w:rPr>
-        <w:t>input</w:t>
-      </w:r>
-      <w:r>
-        <w:rPr>
-          <w:b w:val="0"/>
-        </w:rPr>
-        <w:t xml:space="preserve"> it uses. Ask learners to describe one label or arrow in ordinary words. Use the adjacent transcript if the image is difficult to see.</w:t>
-      </w:r>
-    </w:p>
-    <w:p>
-      <w:pPr>
-        <w:pStyle w:val="Heading3"/>
+        <w:pStyle w:val="Heading2"/>
       </w:pPr>
       <w:r>
         <w:t>03. Same rate, different study conditions</w:t>
@@ -4940,7 +6076,7 @@
         <w:drawing>
           <wp:inline xmlns:a="http://schemas.openxmlformats.org/drawingml/2006/main" xmlns:pic="http://schemas.openxmlformats.org/drawingml/2006/picture">
             <wp:extent cx="5486400" cy="3096768"/>
-            <wp:docPr id="5" name="Picture 5" descr="Same rate, different study conditions. Study S1: Correct = 8, Total = 10, Condition = Indoor. Study S2: Correct = 16, Total = 20, Condition = Outdoor."/>
+            <wp:docPr id="6" name="Picture 6" descr="Same rate, different study conditions. Study S1: Correct = 8, Total = 10, Condition = Indoor. Study S2: Correct = 16, Total = 20, Condition = Outdoor."/>
             <wp:cNvGraphicFramePr>
               <a:graphicFrameLocks noChangeAspect="1"/>
             </wp:cNvGraphicFramePr>
@@ -4985,7 +6121,6 @@
     <w:p>
       <w:pPr>
         <w:spacing w:line="336" w:lineRule="auto" w:after="180"/>
-        <w:shd w:fill="F5F1FB"/>
       </w:pPr>
       <w:r>
         <w:rPr>
@@ -4996,39 +6131,29 @@
     </w:p>
     <w:p>
       <w:pPr>
-        <w:pStyle w:val="Heading3"/>
-      </w:pPr>
-      <w:r>
-        <w:t>Discuss while showing the picture</w:t>
+        <w:spacing w:line="336" w:lineRule="auto" w:after="180"/>
+      </w:pPr>
+      <w:r>
+        <w:rPr>
+          <w:b w:val="0"/>
+        </w:rPr>
+        <w:t>Teacher prompt: Read the labels and values. Explain the relationship the model shows. Ask learners to describe one label or arrow in ordinary words. Use the adjacent transcript if the image is difficult to see.</w:t>
       </w:r>
     </w:p>
     <w:p>
       <w:pPr>
         <w:spacing w:line="336" w:lineRule="auto" w:after="180"/>
-        <w:shd w:fill="F1F6F8"/>
       </w:pPr>
       <w:r>
         <w:rPr>
           <w:b w:val="0"/>
         </w:rPr>
-        <w:t>Teacher prompt: Read the labels and values. Explain the relationship the model shows. Ask learners to describe one label or arrow in ordinary words. Use the adjacent transcript if the image is difficult to see.</w:t>
+        <w:t>Check row/column meanings, units and denominators before discussing a difference. Supplied toy values are not real class or model results.</w:t>
       </w:r>
     </w:p>
     <w:p>
       <w:pPr>
-        <w:spacing w:line="336" w:lineRule="auto" w:after="180"/>
-        <w:shd w:fill="F1F6F8"/>
-      </w:pPr>
-      <w:r>
-        <w:rPr>
-          <w:b w:val="0"/>
-        </w:rPr>
-        <w:t>Check row/column meanings, units and denominators before discussing a difference. Supplied toy values are not real class or model results.</w:t>
-      </w:r>
-    </w:p>
-    <w:p>
-      <w:pPr>
-        <w:pStyle w:val="Heading3"/>
+        <w:pStyle w:val="Heading2"/>
       </w:pPr>
       <w:r>
         <w:t>04. Change one thing. Trace what follows.</w:t>
@@ -5039,7 +6164,7 @@
         <w:drawing>
           <wp:inline xmlns:a="http://schemas.openxmlformats.org/drawingml/2006/main" xmlns:pic="http://schemas.openxmlformats.org/drawingml/2006/picture">
             <wp:extent cx="5486400" cy="3026664"/>
-            <wp:docPr id="6" name="Picture 6" descr="Original case: Neither study directly compares both tools on the same photos. Changed condition: Remove the indoor/outdoor column. Expected result: The matrix conceals an important condition difference. Reason: A reader might now mistake unlike studies for a controlled head-to-head comparison."/>
+            <wp:docPr id="7" name="Picture 7" descr="Original case: Neither study directly compares both tools on the same photos. Changed condition: Remove the indoor/outdoor column. Expected result: The matrix conceals an important condition difference. Reason: A reader might now mistake unlike studies for a controlled head-to-head comparison."/>
             <wp:cNvGraphicFramePr>
               <a:graphicFrameLocks noChangeAspect="1"/>
             </wp:cNvGraphicFramePr>
@@ -5095,7 +6220,6 @@
     <w:p>
       <w:pPr>
         <w:spacing w:line="336" w:lineRule="auto" w:after="180"/>
-        <w:shd w:fill="F5F1FB"/>
       </w:pPr>
       <w:r>
         <w:rPr>
@@ -5106,39 +6230,29 @@
     </w:p>
     <w:p>
       <w:pPr>
-        <w:pStyle w:val="Heading3"/>
-      </w:pPr>
-      <w:r>
-        <w:t>Discuss while showing the picture</w:t>
+        <w:spacing w:line="336" w:lineRule="auto" w:after="180"/>
+      </w:pPr>
+      <w:r>
+        <w:rPr>
+          <w:b w:val="0"/>
+        </w:rPr>
+        <w:t>Teacher prompt: Predict before checking the worked changed-case result. Name what changed and what the supplied facts allow you to conclude. Ask learners to describe one label or arrow in ordinary words.</w:t>
       </w:r>
     </w:p>
     <w:p>
       <w:pPr>
         <w:spacing w:line="336" w:lineRule="auto" w:after="180"/>
-        <w:shd w:fill="F1F6F8"/>
       </w:pPr>
       <w:r>
         <w:rPr>
           <w:b w:val="0"/>
         </w:rPr>
-        <w:t>Teacher prompt: Predict before checking the worked changed-case result. Name what changed and what the supplied facts allow you to conclude. Ask learners to describe one label or arrow in ordinary words.</w:t>
+        <w:t>Use the adjacent transcript if the image is difficult to see. Changed-case reasoning: A reader might now mistake unlike studies for a controlled head-to-head comparison.</w:t>
       </w:r>
     </w:p>
     <w:p>
       <w:pPr>
-        <w:spacing w:line="336" w:lineRule="auto" w:after="180"/>
-        <w:shd w:fill="F1F6F8"/>
-      </w:pPr>
-      <w:r>
-        <w:rPr>
-          <w:b w:val="0"/>
-        </w:rPr>
-        <w:t>Use the adjacent transcript if the image is difficult to see. Changed-case reasoning: A reader might now mistake unlike studies for a controlled head-to-head comparison.</w:t>
-      </w:r>
-    </w:p>
-    <w:p>
-      <w:pPr>
-        <w:pStyle w:val="Heading3"/>
+        <w:pStyle w:val="Heading2"/>
       </w:pPr>
       <w:r>
         <w:t>05. Connect the explanation to its limit</w:t>
@@ -5149,7 +6263,7 @@
         <w:drawing>
           <wp:inline xmlns:a="http://schemas.openxmlformats.org/drawingml/2006/main" xmlns:pic="http://schemas.openxmlformats.org/drawingml/2006/picture">
             <wp:extent cx="5486400" cy="2834640"/>
-            <wp:docPr id="7" name="Picture 7" descr="A literature matrix helps compare evidence without flattening differences. Equal percentages do not mean equivalent tasks, samples or methods. Limit: These fictional studies illustrate comparison practice; no real literature finding is asserted."/>
+            <wp:docPr id="8" name="Picture 8" descr="A literature matrix helps compare evidence without flattening differences. Equal percentages do not mean equivalent tasks, samples or methods. Limit: These fictional studies illustrate comparison practice; no real literature finding is asserted."/>
             <wp:cNvGraphicFramePr>
               <a:graphicFrameLocks noChangeAspect="1"/>
             </wp:cNvGraphicFramePr>
@@ -5229,7 +6343,6 @@
     <w:p>
       <w:pPr>
         <w:spacing w:line="336" w:lineRule="auto" w:after="180"/>
-        <w:shd w:fill="F5F1FB"/>
       </w:pPr>
       <w:r>
         <w:rPr>
@@ -5240,39 +6353,29 @@
     </w:p>
     <w:p>
       <w:pPr>
-        <w:pStyle w:val="Heading3"/>
-      </w:pPr>
-      <w:r>
-        <w:t>Discuss while showing the picture</w:t>
+        <w:spacing w:line="336" w:lineRule="auto" w:after="180"/>
+      </w:pPr>
+      <w:r>
+        <w:rPr>
+          <w:b w:val="0"/>
+        </w:rPr>
+        <w:t>Teacher prompt: Explain the case, then point to a limit on the claim. Ask learners to describe one label or arrow in ordinary words. Use the adjacent transcript if the image is difficult to see.</w:t>
       </w:r>
     </w:p>
     <w:p>
       <w:pPr>
         <w:spacing w:line="336" w:lineRule="auto" w:after="180"/>
-        <w:shd w:fill="F1F6F8"/>
       </w:pPr>
       <w:r>
         <w:rPr>
           <w:b w:val="0"/>
         </w:rPr>
-        <w:t>Teacher prompt: Explain the case, then point to a limit on the claim. Ask learners to describe one label or arrow in ordinary words. Use the adjacent transcript if the image is difficult to see.</w:t>
+        <w:t>Keep the stated scope: These fictional studies illustrate comparison practice; no real literature finding is asserted.</w:t>
       </w:r>
     </w:p>
     <w:p>
       <w:pPr>
-        <w:spacing w:line="336" w:lineRule="auto" w:after="180"/>
-        <w:shd w:fill="F1F6F8"/>
-      </w:pPr>
-      <w:r>
-        <w:rPr>
-          <w:b w:val="0"/>
-        </w:rPr>
-        <w:t>Keep the stated scope: These fictional studies illustrate comparison practice; no real literature finding is asserted.</w:t>
-      </w:r>
-    </w:p>
-    <w:p>
-      <w:pPr>
-        <w:pStyle w:val="Heading3"/>
+        <w:pStyle w:val="Heading2"/>
       </w:pPr>
       <w:r>
         <w:t>06. Make the idea visible in your project</w:t>
@@ -5283,7 +6386,7 @@
         <w:drawing>
           <wp:inline xmlns:a="http://schemas.openxmlformats.org/drawingml/2006/main" xmlns:pic="http://schemas.openxmlformats.org/drawingml/2006/picture">
             <wp:extent cx="5486400" cy="3681984"/>
-            <wp:docPr id="8" name="Picture 8" descr="For the Reproducible AI Research Study, retain an annotated worked trace and the changed-case reasoning. Connect the claim to its records, units and assumptions so another investigator can challenge or reproduce it. Draw your input, deciding step, result and limit. Supported question: Explain why 8/10 indoors and 16/20 outdoors share a rate but not a controlled comparison. Which condition column must the literature matrix preserve?"/>
+            <wp:docPr id="9" name="Picture 9" descr="For the Reproducible AI Research Study, retain an annotated worked trace and the changed-case reasoning. Connect the claim to its records, units and assumptions so another investigator can challenge or reproduce it. Draw your input, deciding step, result and limit. Supported question: Explain why 8/10 indoors and 16/20 outdoors share a rate but not a controlled comparison. Which condition column must the literature matrix preserve?"/>
             <wp:cNvGraphicFramePr>
               <a:graphicFrameLocks noChangeAspect="1"/>
             </wp:cNvGraphicFramePr>
@@ -5363,7 +6466,6 @@
     <w:p>
       <w:pPr>
         <w:spacing w:line="336" w:lineRule="auto" w:after="180"/>
-        <w:shd w:fill="F5F1FB"/>
       </w:pPr>
       <w:r>
         <w:rPr>
@@ -5386,70 +6488,138 @@
     </w:p>
     <w:p>
       <w:pPr>
-        <w:pStyle w:val="Heading3"/>
-      </w:pPr>
-      <w:r>
-        <w:t>Discuss while showing the picture</w:t>
+        <w:spacing w:line="336" w:lineRule="auto" w:after="180"/>
+      </w:pPr>
+      <w:r>
+        <w:rPr>
+          <w:b w:val="0"/>
+        </w:rPr>
+        <w:t xml:space="preserve">Teacher prompt: Draw your project trace and justify the deciding step using </w:t>
+      </w:r>
+      <w:r>
+        <w:rPr>
+          <w:b/>
+        </w:rPr>
+        <w:t>evidence</w:t>
+      </w:r>
+      <w:r>
+        <w:rPr>
+          <w:b w:val="0"/>
+        </w:rPr>
+        <w:t>. Ask learners to describe one label or arrow in ordinary words. Use the adjacent transcript if the image is difficult to see.</w:t>
       </w:r>
     </w:p>
     <w:p>
       <w:pPr>
         <w:spacing w:line="336" w:lineRule="auto" w:after="180"/>
-        <w:shd w:fill="F1F6F8"/>
       </w:pPr>
       <w:r>
         <w:rPr>
           <w:b w:val="0"/>
         </w:rPr>
-        <w:t xml:space="preserve">Teacher prompt: Draw your project trace and justify the deciding step using </w:t>
+        <w:t xml:space="preserve">Supported practice key: Keep population, task, model version and scoring in separate columns. Both rates are </w:t>
       </w:r>
       <w:r>
         <w:rPr>
           <w:b/>
         </w:rPr>
-        <w:t>evidence</w:t>
+        <w:t>80%</w:t>
       </w:r>
       <w:r>
         <w:rPr>
           <w:b w:val="0"/>
         </w:rPr>
-        <w:t>. Ask learners to describe one label or arrow in ordinary words. Use the adjacent transcript if the image is difficult to see.</w:t>
+        <w:t>, with different denominators and conditions. Neither study directly compares both tools on the same photos.</w:t>
       </w:r>
     </w:p>
     <w:p>
       <w:pPr>
         <w:spacing w:line="336" w:lineRule="auto" w:after="180"/>
-        <w:shd w:fill="F1F6F8"/>
       </w:pPr>
       <w:r>
         <w:rPr>
           <w:b w:val="0"/>
         </w:rPr>
-        <w:t xml:space="preserve">Supported practice key: Keep population, task, model version and scoring in separate columns. Both rates are </w:t>
-      </w:r>
-      <w:r>
-        <w:rPr>
-          <w:b/>
-        </w:rPr>
-        <w:t>80%</w:t>
-      </w:r>
-      <w:r>
-        <w:rPr>
-          <w:b w:val="0"/>
-        </w:rPr>
-        <w:t>, with different denominators and conditions. Neither study directly compares both tools on the same photos.</w:t>
+        <w:t>Changed case: The matrix conceals an important condition difference. A reader might now mistake unlike studies for a controlled head-to-head comparison.</w:t>
       </w:r>
     </w:p>
     <w:p>
       <w:pPr>
+        <w:pStyle w:val="Heading2"/>
+      </w:pPr>
+      <w:r>
+        <w:t>Earlier wording, alternatives and picture transcripts · reference / check after trying</w:t>
+      </w:r>
+    </w:p>
+    <w:p>
+      <w:pPr>
         <w:spacing w:line="336" w:lineRule="auto" w:after="180"/>
-        <w:shd w:fill="F1F6F8"/>
       </w:pPr>
       <w:r>
         <w:rPr>
           <w:b w:val="0"/>
         </w:rPr>
-        <w:t>Changed case: The matrix conceals an important condition difference. A reader might now mistake unlike studies for a controlled head-to-head comparison.</w:t>
+        <w:t xml:space="preserve">Use one picture at a time. Hide a worked result before asking for a </w:t>
+      </w:r>
+      <w:r>
+        <w:rPr>
+          <w:b/>
+        </w:rPr>
+        <w:t>prediction</w:t>
+      </w:r>
+      <w:r>
+        <w:rPr>
+          <w:b w:val="0"/>
+        </w:rPr>
+        <w:t>, then reveal it for feedback. These are supported teaching cases; retain the separate independent assessment for a fresh first attempt.</w:t>
+      </w:r>
+    </w:p>
+    <w:p>
+      <w:pPr>
+        <w:pStyle w:val="Heading3"/>
+      </w:pPr>
+      <w:r>
+        <w:t>01. A literature comparison matrix: the case</w:t>
+      </w:r>
+    </w:p>
+    <w:p>
+      <w:pPr>
+        <w:pStyle w:val="Heading3"/>
+      </w:pPr>
+      <w:r>
+        <w:t>02. Follow the deciding steps</w:t>
+      </w:r>
+    </w:p>
+    <w:p>
+      <w:pPr>
+        <w:pStyle w:val="Heading3"/>
+      </w:pPr>
+      <w:r>
+        <w:t>03. Same rate, different study conditions</w:t>
+      </w:r>
+    </w:p>
+    <w:p>
+      <w:pPr>
+        <w:pStyle w:val="Heading3"/>
+      </w:pPr>
+      <w:r>
+        <w:t>04. Change one thing. Trace what follows.</w:t>
+      </w:r>
+    </w:p>
+    <w:p>
+      <w:pPr>
+        <w:pStyle w:val="Heading3"/>
+      </w:pPr>
+      <w:r>
+        <w:t>05. Connect the explanation to its limit</w:t>
+      </w:r>
+    </w:p>
+    <w:p>
+      <w:pPr>
+        <w:pStyle w:val="Heading3"/>
+      </w:pPr>
+      <w:r>
+        <w:t>06. Make the idea visible in your project</w:t>
       </w:r>
     </w:p>
     <w:sectPr>
